--- a/HW2/hw2_314706007/report_314706007.docx
+++ b/HW2/hw2_314706007/report_314706007.docx
@@ -2,7 +2,797 @@
 <file path=word/document.xml><?xml version="1.0" encoding="utf-8"?>
 <w:document xmlns:wpc="http://schemas.microsoft.com/office/word/2010/wordprocessingCanvas" xmlns:cx="http://schemas.microsoft.com/office/drawing/2014/chartex" xmlns:cx1="http://schemas.microsoft.com/office/drawing/2015/9/8/chartex" xmlns:cx2="http://schemas.microsoft.com/office/drawing/2015/10/21/chartex" xmlns:cx3="http://schemas.microsoft.com/office/drawing/2016/5/9/chartex" xmlns:cx4="http://schemas.microsoft.com/office/drawing/2016/5/10/chartex" xmlns:cx5="http://schemas.microsoft.com/office/drawing/2016/5/11/chartex" xmlns:cx6="http://schemas.microsoft.com/office/drawing/2016/5/12/chartex" xmlns:cx7="http://schemas.microsoft.com/office/drawing/2016/5/13/chartex" xmlns:cx8="http://schemas.microsoft.com/office/drawing/2016/5/14/chartex" xmlns:mc="http://schemas.openxmlformats.org/markup-compatibility/2006" xmlns:aink="http://schemas.microsoft.com/office/drawing/2016/ink" xmlns:am3d="http://schemas.microsoft.com/office/drawing/2017/model3d" xmlns:o="urn:schemas-microsoft-com:office:office" xmlns:oel="http://schemas.microsoft.com/office/2019/extlst" xmlns:r="http://schemas.openxmlformats.org/officeDocument/2006/relationships" xmlns:m="http://schemas.openxmlformats.org/officeDocument/2006/math" xmlns:v="urn:schemas-microsoft-com:vml" xmlns:wp14="http://schemas.microsoft.com/office/word/2010/wordprocessingDrawing" xmlns:wp="http://schemas.openxmlformats.org/drawingml/2006/wordprocessingDrawing" xmlns:w10="urn:schemas-microsoft-com:office:word" xmlns:w="http://schemas.openxmlformats.org/wordprocessingml/2006/main" xmlns:w14="http://schemas.microsoft.com/office/word/2010/wordml" xmlns:w15="http://schemas.microsoft.com/office/word/2012/wordml" xmlns:w16cex="http://schemas.microsoft.com/office/word/2018/wordml/cex" xmlns:w16cid="http://schemas.microsoft.com/office/word/2016/wordml/cid" xmlns:w16="http://schemas.microsoft.com/office/word/2018/wordml" xmlns:w16du="http://schemas.microsoft.com/office/word/2023/wordml/word16du" xmlns:w16sdtdh="http://schemas.microsoft.com/office/word/2020/wordml/sdtdatahash" xmlns:w16sdtfl="http://schemas.microsoft.com/office/word/2024/wordml/sdtformatlock" xmlns:w16se="http://schemas.microsoft.com/office/word/2015/wordml/symex" xmlns:wpg="http://schemas.microsoft.com/office/word/2010/wordprocessingGroup" xmlns:wpi="http://schemas.microsoft.com/office/word/2010/wordprocessingInk" xmlns:wne="http://schemas.microsoft.com/office/word/2006/wordml" xmlns:wps="http://schemas.microsoft.com/office/word/2010/wordprocessingShape" mc:Ignorable="w14 w15 w16se w16cid w16 w16cex w16sdtdh w16sdtfl w16du wp14">
   <w:body>
-    <w:p/>
+    <w:p>
+      <w:pPr>
+        <w:rPr>
+          <w:b/>
+          <w:bCs/>
+          <w:lang w:val="en-US"/>
+        </w:rPr>
+      </w:pPr>
+      <w:r>
+        <w:rPr>
+          <w:b/>
+          <w:bCs/>
+          <w:lang w:val="en-US"/>
+        </w:rPr>
+        <w:t>Baseline</w:t>
+      </w:r>
+    </w:p>
+    <w:p>
+      <w:pPr>
+        <w:ind w:leftChars="100" w:left="240"/>
+        <w:rPr>
+          <w:lang w:val="en-US"/>
+        </w:rPr>
+      </w:pPr>
+      <w:r>
+        <w:rPr>
+          <w:lang w:val="en-US"/>
+        </w:rPr>
+        <w:t>Log:</w:t>
+      </w:r>
+    </w:p>
+    <w:p>
+      <w:pPr>
+        <w:ind w:leftChars="100" w:left="240" w:firstLine="480"/>
+        <w:rPr>
+          <w:lang w:val="en-US"/>
+        </w:rPr>
+      </w:pPr>
+      <w:r>
+        <w:rPr>
+          <w:lang w:val="en-US"/>
+        </w:rPr>
+        <w:t>Yolo11s:</w:t>
+      </w:r>
+    </w:p>
+    <w:p>
+      <w:pPr>
+        <w:pStyle w:val="ListParagraph"/>
+        <w:numPr>
+          <w:ilvl w:val="0"/>
+          <w:numId w:val="1"/>
+        </w:numPr>
+        <w:ind w:leftChars="400" w:left="1440"/>
+        <w:rPr>
+          <w:lang w:val="en-US"/>
+        </w:rPr>
+      </w:pPr>
+      <w:r>
+        <w:rPr>
+          <w:lang w:val="en-US"/>
+        </w:rPr>
+        <w:t xml:space="preserve">First run: SEED </w:t>
+      </w:r>
+      <w:proofErr w:type="gramStart"/>
+      <w:r>
+        <w:rPr>
+          <w:lang w:val="en-US"/>
+        </w:rPr>
+        <w:t>= ?</w:t>
+      </w:r>
+      <w:bookmarkStart w:id="0" w:name="_Hlk212032054"/>
+      <w:proofErr w:type="gramEnd"/>
+    </w:p>
+    <w:p>
+      <w:pPr>
+        <w:pStyle w:val="ListParagraph"/>
+        <w:numPr>
+          <w:ilvl w:val="0"/>
+          <w:numId w:val="1"/>
+        </w:numPr>
+        <w:ind w:leftChars="400" w:left="1440"/>
+        <w:rPr>
+          <w:lang w:val="en-US"/>
+        </w:rPr>
+      </w:pPr>
+      <w:r>
+        <w:rPr>
+          <w:lang w:val="en-US"/>
+        </w:rPr>
+        <w:t>Second run: SEED = 42</w:t>
+      </w:r>
+      <w:bookmarkEnd w:id="0"/>
+    </w:p>
+    <w:p>
+      <w:pPr>
+        <w:pStyle w:val="ListParagraph"/>
+        <w:numPr>
+          <w:ilvl w:val="0"/>
+          <w:numId w:val="1"/>
+        </w:numPr>
+        <w:ind w:leftChars="400" w:left="1440"/>
+        <w:rPr>
+          <w:lang w:val="en-US"/>
+        </w:rPr>
+      </w:pPr>
+      <w:r>
+        <w:rPr>
+          <w:lang w:val="en-US"/>
+        </w:rPr>
+        <w:t>Third run: SEED = 42</w:t>
+      </w:r>
+    </w:p>
+    <w:p>
+      <w:pPr>
+        <w:pStyle w:val="ListParagraph"/>
+        <w:numPr>
+          <w:ilvl w:val="0"/>
+          <w:numId w:val="1"/>
+        </w:numPr>
+        <w:ind w:leftChars="400" w:left="1440"/>
+        <w:rPr>
+          <w:lang w:val="en-US"/>
+        </w:rPr>
+      </w:pPr>
+      <w:proofErr w:type="spellStart"/>
+      <w:r>
+        <w:rPr>
+          <w:lang w:val="en-US"/>
+        </w:rPr>
+        <w:t>Forth</w:t>
+      </w:r>
+      <w:proofErr w:type="spellEnd"/>
+      <w:r>
+        <w:rPr>
+          <w:lang w:val="en-US"/>
+        </w:rPr>
+        <w:t xml:space="preserve"> run: SEED = 42</w:t>
+      </w:r>
+    </w:p>
+    <w:p>
+      <w:pPr>
+        <w:pStyle w:val="ListParagraph"/>
+        <w:numPr>
+          <w:ilvl w:val="0"/>
+          <w:numId w:val="1"/>
+        </w:numPr>
+        <w:ind w:leftChars="400" w:left="1440"/>
+        <w:rPr>
+          <w:lang w:val="en-US"/>
+        </w:rPr>
+      </w:pPr>
+      <w:r>
+        <w:rPr>
+          <w:lang w:val="en-US"/>
+        </w:rPr>
+        <w:t>Fifth run: SEED = 11</w:t>
+      </w:r>
+    </w:p>
+    <w:p>
+      <w:pPr>
+        <w:pStyle w:val="ListParagraph"/>
+        <w:numPr>
+          <w:ilvl w:val="0"/>
+          <w:numId w:val="1"/>
+        </w:numPr>
+        <w:ind w:leftChars="400" w:left="1440"/>
+        <w:rPr>
+          <w:lang w:val="en-US"/>
+        </w:rPr>
+      </w:pPr>
+      <w:r>
+        <w:rPr>
+          <w:lang w:val="en-US"/>
+        </w:rPr>
+        <w:t xml:space="preserve">Sixth run: fix the annotation problem, which I previously combine all labels in one line, causing only one bounding box for each </w:t>
+      </w:r>
+      <w:proofErr w:type="spellStart"/>
+      <w:r>
+        <w:rPr>
+          <w:lang w:val="en-US"/>
+        </w:rPr>
+        <w:t>img</w:t>
+      </w:r>
+      <w:proofErr w:type="spellEnd"/>
+      <w:r>
+        <w:rPr>
+          <w:lang w:val="en-US"/>
+        </w:rPr>
+        <w:t>. Fix code by adding new line</w:t>
+      </w:r>
+      <w:r>
+        <w:rPr>
+          <w:lang w:val="en-US"/>
+        </w:rPr>
+        <w:t xml:space="preserve"> in annotation</w:t>
+      </w:r>
+      <w:r>
+        <w:rPr>
+          <w:lang w:val="en-US"/>
+        </w:rPr>
+        <w:t>.</w:t>
+      </w:r>
+      <w:r>
+        <w:rPr>
+          <w:lang w:val="en-US"/>
+        </w:rPr>
+        <w:t xml:space="preserve"> </w:t>
+      </w:r>
+    </w:p>
+    <w:p>
+      <w:pPr>
+        <w:jc w:val="right"/>
+        <w:rPr>
+          <w:lang w:val="en-US"/>
+        </w:rPr>
+      </w:pPr>
+    </w:p>
+    <w:p>
+      <w:pPr>
+        <w:rPr>
+          <w:b/>
+          <w:bCs/>
+          <w:lang w:val="en-US"/>
+        </w:rPr>
+      </w:pPr>
+      <w:r>
+        <w:rPr>
+          <w:b/>
+          <w:bCs/>
+          <w:lang w:val="en-US"/>
+        </w:rPr>
+        <w:t>TODO:</w:t>
+      </w:r>
+    </w:p>
+    <w:p>
+      <w:pPr>
+        <w:pStyle w:val="ListParagraph"/>
+        <w:numPr>
+          <w:ilvl w:val="0"/>
+          <w:numId w:val="2"/>
+        </w:numPr>
+        <w:rPr>
+          <w:lang w:val="en-US"/>
+        </w:rPr>
+      </w:pPr>
+      <w:r>
+        <w:rPr>
+          <w:lang w:val="en-US"/>
+        </w:rPr>
+        <w:t>Try different models or hybrid method</w:t>
+      </w:r>
+    </w:p>
+    <w:p>
+      <w:pPr>
+        <w:pStyle w:val="ListParagraph"/>
+        <w:numPr>
+          <w:ilvl w:val="0"/>
+          <w:numId w:val="2"/>
+        </w:numPr>
+        <w:rPr>
+          <w:strike/>
+          <w:lang w:val="en-US"/>
+        </w:rPr>
+      </w:pPr>
+      <w:r>
+        <w:rPr>
+          <w:strike/>
+          <w:lang w:val="en-US"/>
+        </w:rPr>
+        <w:t>Count IR</w:t>
+      </w:r>
+    </w:p>
+    <w:p>
+      <w:pPr>
+        <w:pStyle w:val="ListParagraph"/>
+        <w:numPr>
+          <w:ilvl w:val="0"/>
+          <w:numId w:val="2"/>
+        </w:numPr>
+        <w:rPr>
+          <w:strike/>
+          <w:lang w:val="en-US"/>
+        </w:rPr>
+      </w:pPr>
+      <w:r>
+        <w:rPr>
+          <w:strike/>
+          <w:lang w:val="en-US"/>
+        </w:rPr>
+        <w:t xml:space="preserve">Simple </w:t>
+      </w:r>
+      <w:proofErr w:type="spellStart"/>
+      <w:r>
+        <w:rPr>
+          <w:strike/>
+          <w:lang w:val="en-US"/>
+        </w:rPr>
+        <w:t>undersampling</w:t>
+      </w:r>
+      <w:proofErr w:type="spellEnd"/>
+      <w:r>
+        <w:rPr>
+          <w:strike/>
+          <w:lang w:val="en-US"/>
+        </w:rPr>
+        <w:t xml:space="preserve"> and oversampling</w:t>
+      </w:r>
+    </w:p>
+    <w:p>
+      <w:pPr>
+        <w:pStyle w:val="ListParagraph"/>
+        <w:numPr>
+          <w:ilvl w:val="0"/>
+          <w:numId w:val="2"/>
+        </w:numPr>
+        <w:rPr>
+          <w:strike/>
+          <w:lang w:val="en-US"/>
+        </w:rPr>
+      </w:pPr>
+      <w:r>
+        <w:rPr>
+          <w:strike/>
+          <w:lang w:val="en-US"/>
+        </w:rPr>
+        <w:t>Re-weighting</w:t>
+      </w:r>
+      <w:r>
+        <w:rPr>
+          <w:strike/>
+          <w:lang w:val="en-US"/>
+        </w:rPr>
+        <w:t xml:space="preserve"> both on feature exactor and </w:t>
+      </w:r>
+      <w:r>
+        <w:rPr>
+          <w:strike/>
+          <w:lang w:val="en-US"/>
+        </w:rPr>
+        <w:t>classifier</w:t>
+      </w:r>
+    </w:p>
+    <w:p>
+      <w:pPr>
+        <w:pStyle w:val="ListParagraph"/>
+        <w:numPr>
+          <w:ilvl w:val="0"/>
+          <w:numId w:val="2"/>
+        </w:numPr>
+        <w:rPr>
+          <w:strike/>
+          <w:lang w:val="en-US"/>
+        </w:rPr>
+      </w:pPr>
+      <w:r>
+        <w:rPr>
+          <w:strike/>
+          <w:lang w:val="en-US"/>
+        </w:rPr>
+        <w:t xml:space="preserve">Re-weighting only on </w:t>
+      </w:r>
+      <w:r>
+        <w:rPr>
+          <w:strike/>
+          <w:lang w:val="en-US"/>
+        </w:rPr>
+        <w:t>classifier</w:t>
+      </w:r>
+    </w:p>
+    <w:p>
+      <w:pPr>
+        <w:pStyle w:val="ListParagraph"/>
+        <w:numPr>
+          <w:ilvl w:val="0"/>
+          <w:numId w:val="2"/>
+        </w:numPr>
+        <w:rPr>
+          <w:lang w:val="en-US"/>
+        </w:rPr>
+      </w:pPr>
+      <w:r>
+        <w:rPr>
+          <w:lang w:val="en-US"/>
+        </w:rPr>
+        <w:t>Combine method</w:t>
+      </w:r>
+      <w:r>
+        <w:rPr>
+          <w:lang w:val="en-US"/>
+        </w:rPr>
+        <w:t xml:space="preserve"> </w:t>
+      </w:r>
+    </w:p>
+    <w:p>
+      <w:pPr>
+        <w:pStyle w:val="ListParagraph"/>
+        <w:numPr>
+          <w:ilvl w:val="0"/>
+          <w:numId w:val="2"/>
+        </w:numPr>
+        <w:rPr>
+          <w:lang w:val="en-US"/>
+        </w:rPr>
+      </w:pPr>
+      <w:r>
+        <w:rPr>
+          <w:lang w:val="en-US"/>
+        </w:rPr>
+        <w:t>Add attention mechanism to yolo structure (CBAM)</w:t>
+      </w:r>
+    </w:p>
+    <w:p>
+      <w:pPr>
+        <w:pStyle w:val="ListParagraph"/>
+        <w:numPr>
+          <w:ilvl w:val="0"/>
+          <w:numId w:val="2"/>
+        </w:numPr>
+        <w:rPr>
+          <w:lang w:val="en-US"/>
+        </w:rPr>
+      </w:pPr>
+      <w:r>
+        <w:rPr>
+          <w:lang w:val="en-US"/>
+        </w:rPr>
+        <w:t>Try transformer structure (DETR)</w:t>
+      </w:r>
+    </w:p>
+    <w:p>
+      <w:pPr>
+        <w:rPr>
+          <w:lang w:val="en-US"/>
+        </w:rPr>
+      </w:pPr>
+    </w:p>
+    <w:p>
+      <w:pPr>
+        <w:rPr>
+          <w:b/>
+          <w:bCs/>
+          <w:lang w:val="en-US"/>
+        </w:rPr>
+      </w:pPr>
+      <w:r>
+        <w:rPr>
+          <w:b/>
+          <w:bCs/>
+          <w:lang w:val="en-US"/>
+        </w:rPr>
+        <w:t>Re-balance:</w:t>
+      </w:r>
+    </w:p>
+    <w:p>
+      <w:pPr>
+        <w:rPr>
+          <w:lang w:val="en-US"/>
+        </w:rPr>
+      </w:pPr>
+      <w:r>
+        <w:rPr>
+          <w:b/>
+          <w:bCs/>
+          <w:lang w:val="en-US"/>
+        </w:rPr>
+        <w:tab/>
+      </w:r>
+      <w:r>
+        <w:rPr>
+          <w:lang w:val="en-US"/>
+        </w:rPr>
+        <w:t>Log:</w:t>
+      </w:r>
+    </w:p>
+    <w:p>
+      <w:pPr>
+        <w:pStyle w:val="ListParagraph"/>
+        <w:numPr>
+          <w:ilvl w:val="0"/>
+          <w:numId w:val="3"/>
+        </w:numPr>
+        <w:rPr>
+          <w:lang w:val="en-US"/>
+        </w:rPr>
+      </w:pPr>
+      <w:r>
+        <w:rPr>
+          <w:lang w:val="en-US"/>
+        </w:rPr>
+        <w:t>Second Run: Reweighting barely effects the result. This is due to yolo count loss with</w:t>
+      </w:r>
+      <w:r>
+        <w:rPr>
+          <w:lang w:val="en-US"/>
+        </w:rPr>
+        <w:t xml:space="preserve"> 7.5 for boxes</w:t>
+      </w:r>
+      <w:r>
+        <w:rPr>
+          <w:lang w:val="en-US"/>
+        </w:rPr>
+        <w:t xml:space="preserve"> loss</w:t>
+      </w:r>
+      <w:r>
+        <w:rPr>
+          <w:lang w:val="en-US"/>
+        </w:rPr>
+        <w:t xml:space="preserve">, 0.5 for </w:t>
+      </w:r>
+      <w:proofErr w:type="spellStart"/>
+      <w:r>
+        <w:rPr>
+          <w:lang w:val="en-US"/>
+        </w:rPr>
+        <w:t>cls</w:t>
+      </w:r>
+      <w:proofErr w:type="spellEnd"/>
+      <w:r>
+        <w:rPr>
+          <w:lang w:val="en-US"/>
+        </w:rPr>
+        <w:t xml:space="preserve"> loss</w:t>
+      </w:r>
+      <w:r>
+        <w:rPr>
+          <w:lang w:val="en-US"/>
+        </w:rPr>
+        <w:t xml:space="preserve">, 1.5 for </w:t>
+      </w:r>
+      <w:proofErr w:type="spellStart"/>
+      <w:r>
+        <w:rPr>
+          <w:lang w:val="en-US"/>
+        </w:rPr>
+        <w:t>dfl</w:t>
+      </w:r>
+      <w:proofErr w:type="spellEnd"/>
+      <w:r>
+        <w:rPr>
+          <w:lang w:val="en-US"/>
+        </w:rPr>
+        <w:t xml:space="preserve"> loss.</w:t>
+      </w:r>
+    </w:p>
+    <w:p>
+      <w:pPr>
+        <w:pStyle w:val="ListParagraph"/>
+        <w:numPr>
+          <w:ilvl w:val="0"/>
+          <w:numId w:val="3"/>
+        </w:numPr>
+        <w:rPr>
+          <w:lang w:val="en-US"/>
+        </w:rPr>
+      </w:pPr>
+      <w:r>
+        <w:rPr>
+          <w:lang w:val="en-US"/>
+        </w:rPr>
+        <w:t xml:space="preserve">Third Run: Adjust </w:t>
+      </w:r>
+      <w:proofErr w:type="spellStart"/>
+      <w:r>
+        <w:rPr>
+          <w:lang w:val="en-US"/>
+        </w:rPr>
+        <w:t>cls</w:t>
+      </w:r>
+      <w:proofErr w:type="spellEnd"/>
+      <w:r>
+        <w:rPr>
+          <w:lang w:val="en-US"/>
+        </w:rPr>
+        <w:t xml:space="preserve"> loss to 2.0, for a significant effect on class-weighted loss</w:t>
+      </w:r>
+      <w:r>
+        <w:rPr>
+          <w:lang w:val="en-US"/>
+        </w:rPr>
+        <w:t>. Found resampling only has the best result</w:t>
+      </w:r>
+      <w:r>
+        <w:rPr>
+          <w:noProof/>
+          <w:lang w:val="en-US"/>
+        </w:rPr>
+        <w:drawing>
+          <wp:inline distT="0" distB="0" distL="0" distR="0" wp14:anchorId="1FB734E1" wp14:editId="22A772E4">
+            <wp:extent cx="5943600" cy="1737995"/>
+            <wp:effectExtent l="0" t="0" r="0" b="1905"/>
+            <wp:docPr id="1679022329" name="Picture 1" descr="A screenshot of a black screen&#10;&#10;AI-generated content may be incorrect."/>
+            <wp:cNvGraphicFramePr>
+              <a:graphicFrameLocks xmlns:a="http://schemas.openxmlformats.org/drawingml/2006/main" noChangeAspect="1"/>
+            </wp:cNvGraphicFramePr>
+            <a:graphic xmlns:a="http://schemas.openxmlformats.org/drawingml/2006/main">
+              <a:graphicData uri="http://schemas.openxmlformats.org/drawingml/2006/picture">
+                <pic:pic xmlns:pic="http://schemas.openxmlformats.org/drawingml/2006/picture">
+                  <pic:nvPicPr>
+                    <pic:cNvPr id="1679022329" name="Picture 1" descr="A screenshot of a black screen&#10;&#10;AI-generated content may be incorrect."/>
+                    <pic:cNvPicPr/>
+                  </pic:nvPicPr>
+                  <pic:blipFill>
+                    <a:blip r:embed="rId5" cstate="print">
+                      <a:extLst>
+                        <a:ext uri="{28A0092B-C50C-407E-A947-70E740481C1C}">
+                          <a14:useLocalDpi xmlns:a14="http://schemas.microsoft.com/office/drawing/2010/main" val="0"/>
+                        </a:ext>
+                      </a:extLst>
+                    </a:blip>
+                    <a:stretch>
+                      <a:fillRect/>
+                    </a:stretch>
+                  </pic:blipFill>
+                  <pic:spPr>
+                    <a:xfrm>
+                      <a:off x="0" y="0"/>
+                      <a:ext cx="5943600" cy="1737995"/>
+                    </a:xfrm>
+                    <a:prstGeom prst="rect">
+                      <a:avLst/>
+                    </a:prstGeom>
+                  </pic:spPr>
+                </pic:pic>
+              </a:graphicData>
+            </a:graphic>
+          </wp:inline>
+        </w:drawing>
+      </w:r>
+    </w:p>
+    <w:p>
+      <w:pPr>
+        <w:pStyle w:val="ListParagraph"/>
+        <w:ind w:left="1920"/>
+        <w:rPr>
+          <w:lang w:val="en-US"/>
+        </w:rPr>
+      </w:pPr>
+      <w:r>
+        <w:rPr>
+          <w:highlight w:val="yellow"/>
+          <w:lang w:val="en-US"/>
+        </w:rPr>
+        <w:t xml:space="preserve">Best method: resampling only - oversample long tail data and </w:t>
+      </w:r>
+      <w:proofErr w:type="spellStart"/>
+      <w:r>
+        <w:rPr>
+          <w:highlight w:val="yellow"/>
+          <w:lang w:val="en-US"/>
+        </w:rPr>
+        <w:t>undersample</w:t>
+      </w:r>
+      <w:proofErr w:type="spellEnd"/>
+      <w:r>
+        <w:rPr>
+          <w:highlight w:val="yellow"/>
+          <w:lang w:val="en-US"/>
+        </w:rPr>
+        <w:t xml:space="preserve"> head data</w:t>
+      </w:r>
+    </w:p>
+    <w:p>
+      <w:pPr>
+        <w:pStyle w:val="ListParagraph"/>
+        <w:ind w:left="1920"/>
+        <w:rPr>
+          <w:lang w:val="en-US"/>
+        </w:rPr>
+      </w:pPr>
+    </w:p>
+    <w:p>
+      <w:pPr>
+        <w:pStyle w:val="ListParagraph"/>
+        <w:numPr>
+          <w:ilvl w:val="0"/>
+          <w:numId w:val="3"/>
+        </w:numPr>
+        <w:rPr>
+          <w:lang w:val="en-US"/>
+        </w:rPr>
+      </w:pPr>
+      <w:proofErr w:type="spellStart"/>
+      <w:r>
+        <w:rPr>
+          <w:lang w:val="en-US"/>
+        </w:rPr>
+        <w:t>Forth</w:t>
+      </w:r>
+      <w:proofErr w:type="spellEnd"/>
+      <w:r>
+        <w:rPr>
+          <w:lang w:val="en-US"/>
+        </w:rPr>
+        <w:t xml:space="preserve"> Run: YOLO11m with resampling for 30 epoch, batch 16, </w:t>
+      </w:r>
+      <w:proofErr w:type="spellStart"/>
+      <w:r>
+        <w:rPr>
+          <w:lang w:val="en-US"/>
+        </w:rPr>
+        <w:t>imgsz</w:t>
+      </w:r>
+      <w:proofErr w:type="spellEnd"/>
+      <w:r>
+        <w:rPr>
+          <w:lang w:val="en-US"/>
+        </w:rPr>
+        <w:t xml:space="preserve"> 640</w:t>
+      </w:r>
+      <w:r>
+        <w:rPr>
+          <w:lang w:val="en-US"/>
+        </w:rPr>
+        <w:t xml:space="preserve">; Result: 0.202 </w:t>
+      </w:r>
+    </w:p>
+    <w:p>
+      <w:pPr>
+        <w:ind w:left="1440"/>
+        <w:rPr>
+          <w:lang w:val="en-US"/>
+        </w:rPr>
+      </w:pPr>
+    </w:p>
+    <w:p>
+      <w:pPr>
+        <w:rPr>
+          <w:b/>
+          <w:bCs/>
+          <w:lang w:val="en-US"/>
+        </w:rPr>
+      </w:pPr>
+      <w:r>
+        <w:rPr>
+          <w:b/>
+          <w:bCs/>
+          <w:lang w:val="en-US"/>
+        </w:rPr>
+        <w:lastRenderedPageBreak/>
+        <w:t>Attention (CBAM)</w:t>
+      </w:r>
+    </w:p>
+    <w:p>
+      <w:pPr>
+        <w:rPr>
+          <w:lang w:val="en-US"/>
+        </w:rPr>
+      </w:pPr>
+      <w:r>
+        <w:rPr>
+          <w:b/>
+          <w:bCs/>
+          <w:lang w:val="en-US"/>
+        </w:rPr>
+        <w:tab/>
+      </w:r>
+      <w:r>
+        <w:rPr>
+          <w:lang w:val="en-US"/>
+        </w:rPr>
+        <w:t>Log:</w:t>
+      </w:r>
+    </w:p>
+    <w:p>
+      <w:pPr>
+        <w:rPr>
+          <w:lang w:val="en-US"/>
+        </w:rPr>
+      </w:pPr>
+    </w:p>
+    <w:p>
+      <w:pPr>
+        <w:rPr>
+          <w:lang w:val="en-US"/>
+        </w:rPr>
+      </w:pPr>
+    </w:p>
+    <w:p>
+      <w:pPr>
+        <w:ind w:firstLine="720"/>
+        <w:rPr>
+          <w:lang w:val="en-US"/>
+        </w:rPr>
+      </w:pPr>
+      <w:r>
+        <w:rPr>
+          <w:lang w:val="en-US"/>
+        </w:rPr>
+        <w:t>Try classifier with and without attention</w:t>
+      </w:r>
+    </w:p>
     <w:sectPr>
       <w:pgSz w:w="12240" w:h="15840"/>
       <w:pgMar w:top="1440" w:right="1440" w:bottom="1440" w:left="1440" w:header="708" w:footer="708" w:gutter="0"/>
@@ -11,6 +801,332 @@
     </w:sectPr>
   </w:body>
 </w:document>
+</file>
+
+<file path=word/numbering.xml><?xml version="1.0" encoding="utf-8"?>
+<w:numbering xmlns:wpc="http://schemas.microsoft.com/office/word/2010/wordprocessingCanvas" xmlns:cx="http://schemas.microsoft.com/office/drawing/2014/chartex" xmlns:cx1="http://schemas.microsoft.com/office/drawing/2015/9/8/chartex" xmlns:cx2="http://schemas.microsoft.com/office/drawing/2015/10/21/chartex" xmlns:cx3="http://schemas.microsoft.com/office/drawing/2016/5/9/chartex" xmlns:cx4="http://schemas.microsoft.com/office/drawing/2016/5/10/chartex" xmlns:cx5="http://schemas.microsoft.com/office/drawing/2016/5/11/chartex" xmlns:cx6="http://schemas.microsoft.com/office/drawing/2016/5/12/chartex" xmlns:cx7="http://schemas.microsoft.com/office/drawing/2016/5/13/chartex" xmlns:cx8="http://schemas.microsoft.com/office/drawing/2016/5/14/chartex" xmlns:mc="http://schemas.openxmlformats.org/markup-compatibility/2006" xmlns:aink="http://schemas.microsoft.com/office/drawing/2016/ink" xmlns:am3d="http://schemas.microsoft.com/office/drawing/2017/model3d" xmlns:o="urn:schemas-microsoft-com:office:office" xmlns:oel="http://schemas.microsoft.com/office/2019/extlst" xmlns:r="http://schemas.openxmlformats.org/officeDocument/2006/relationships" xmlns:m="http://schemas.openxmlformats.org/officeDocument/2006/math" xmlns:v="urn:schemas-microsoft-com:vml" xmlns:wp14="http://schemas.microsoft.com/office/word/2010/wordprocessingDrawing" xmlns:wp="http://schemas.openxmlformats.org/drawingml/2006/wordprocessingDrawing" xmlns:w10="urn:schemas-microsoft-com:office:word" xmlns:w="http://schemas.openxmlformats.org/wordprocessingml/2006/main" xmlns:w14="http://schemas.microsoft.com/office/word/2010/wordml" xmlns:w15="http://schemas.microsoft.com/office/word/2012/wordml" xmlns:w16cex="http://schemas.microsoft.com/office/word/2018/wordml/cex" xmlns:w16cid="http://schemas.microsoft.com/office/word/2016/wordml/cid" xmlns:w16="http://schemas.microsoft.com/office/word/2018/wordml" xmlns:w16du="http://schemas.microsoft.com/office/word/2023/wordml/word16du" xmlns:w16sdtdh="http://schemas.microsoft.com/office/word/2020/wordml/sdtdatahash" xmlns:w16sdtfl="http://schemas.microsoft.com/office/word/2024/wordml/sdtformatlock" xmlns:w16se="http://schemas.microsoft.com/office/word/2015/wordml/symex" xmlns:wpg="http://schemas.microsoft.com/office/word/2010/wordprocessingGroup" xmlns:wpi="http://schemas.microsoft.com/office/word/2010/wordprocessingInk" xmlns:wne="http://schemas.microsoft.com/office/word/2006/wordml" xmlns:wps="http://schemas.microsoft.com/office/word/2010/wordprocessingShape" mc:Ignorable="w14 w15 w16se w16cid w16 w16cex w16sdtdh w16sdtfl w16du wp14">
+  <w:abstractNum w:abstractNumId="0" w15:restartNumberingAfterBreak="0">
+    <w:nsid w:val="0E9237AB"/>
+    <w:multiLevelType w:val="hybridMultilevel"/>
+    <w:tmpl w:val="C0669726"/>
+    <w:lvl w:ilvl="0" w:tplc="04090001">
+      <w:start w:val="1"/>
+      <w:numFmt w:val="bullet"/>
+      <w:lvlText w:val=""/>
+      <w:lvlJc w:val="left"/>
+      <w:pPr>
+        <w:ind w:left="1920" w:hanging="480"/>
+      </w:pPr>
+      <w:rPr>
+        <w:rFonts w:ascii="Wingdings" w:hAnsi="Wingdings" w:hint="default"/>
+      </w:rPr>
+    </w:lvl>
+    <w:lvl w:ilvl="1" w:tplc="04090003">
+      <w:start w:val="1"/>
+      <w:numFmt w:val="bullet"/>
+      <w:lvlText w:val=""/>
+      <w:lvlJc w:val="left"/>
+      <w:pPr>
+        <w:ind w:left="2400" w:hanging="480"/>
+      </w:pPr>
+      <w:rPr>
+        <w:rFonts w:ascii="Wingdings" w:hAnsi="Wingdings" w:hint="default"/>
+      </w:rPr>
+    </w:lvl>
+    <w:lvl w:ilvl="2" w:tplc="04090005">
+      <w:start w:val="1"/>
+      <w:numFmt w:val="bullet"/>
+      <w:lvlText w:val=""/>
+      <w:lvlJc w:val="left"/>
+      <w:pPr>
+        <w:ind w:left="2880" w:hanging="480"/>
+      </w:pPr>
+      <w:rPr>
+        <w:rFonts w:ascii="Wingdings" w:hAnsi="Wingdings" w:hint="default"/>
+      </w:rPr>
+    </w:lvl>
+    <w:lvl w:ilvl="3" w:tplc="04090001" w:tentative="1">
+      <w:start w:val="1"/>
+      <w:numFmt w:val="bullet"/>
+      <w:lvlText w:val=""/>
+      <w:lvlJc w:val="left"/>
+      <w:pPr>
+        <w:ind w:left="3360" w:hanging="480"/>
+      </w:pPr>
+      <w:rPr>
+        <w:rFonts w:ascii="Wingdings" w:hAnsi="Wingdings" w:hint="default"/>
+      </w:rPr>
+    </w:lvl>
+    <w:lvl w:ilvl="4" w:tplc="04090003" w:tentative="1">
+      <w:start w:val="1"/>
+      <w:numFmt w:val="bullet"/>
+      <w:lvlText w:val=""/>
+      <w:lvlJc w:val="left"/>
+      <w:pPr>
+        <w:ind w:left="3840" w:hanging="480"/>
+      </w:pPr>
+      <w:rPr>
+        <w:rFonts w:ascii="Wingdings" w:hAnsi="Wingdings" w:hint="default"/>
+      </w:rPr>
+    </w:lvl>
+    <w:lvl w:ilvl="5" w:tplc="04090005" w:tentative="1">
+      <w:start w:val="1"/>
+      <w:numFmt w:val="bullet"/>
+      <w:lvlText w:val=""/>
+      <w:lvlJc w:val="left"/>
+      <w:pPr>
+        <w:ind w:left="4320" w:hanging="480"/>
+      </w:pPr>
+      <w:rPr>
+        <w:rFonts w:ascii="Wingdings" w:hAnsi="Wingdings" w:hint="default"/>
+      </w:rPr>
+    </w:lvl>
+    <w:lvl w:ilvl="6" w:tplc="04090001" w:tentative="1">
+      <w:start w:val="1"/>
+      <w:numFmt w:val="bullet"/>
+      <w:lvlText w:val=""/>
+      <w:lvlJc w:val="left"/>
+      <w:pPr>
+        <w:ind w:left="4800" w:hanging="480"/>
+      </w:pPr>
+      <w:rPr>
+        <w:rFonts w:ascii="Wingdings" w:hAnsi="Wingdings" w:hint="default"/>
+      </w:rPr>
+    </w:lvl>
+    <w:lvl w:ilvl="7" w:tplc="04090003" w:tentative="1">
+      <w:start w:val="1"/>
+      <w:numFmt w:val="bullet"/>
+      <w:lvlText w:val=""/>
+      <w:lvlJc w:val="left"/>
+      <w:pPr>
+        <w:ind w:left="5280" w:hanging="480"/>
+      </w:pPr>
+      <w:rPr>
+        <w:rFonts w:ascii="Wingdings" w:hAnsi="Wingdings" w:hint="default"/>
+      </w:rPr>
+    </w:lvl>
+    <w:lvl w:ilvl="8" w:tplc="04090005" w:tentative="1">
+      <w:start w:val="1"/>
+      <w:numFmt w:val="bullet"/>
+      <w:lvlText w:val=""/>
+      <w:lvlJc w:val="left"/>
+      <w:pPr>
+        <w:ind w:left="5760" w:hanging="480"/>
+      </w:pPr>
+      <w:rPr>
+        <w:rFonts w:ascii="Wingdings" w:hAnsi="Wingdings" w:hint="default"/>
+      </w:rPr>
+    </w:lvl>
+  </w:abstractNum>
+  <w:abstractNum w:abstractNumId="1" w15:restartNumberingAfterBreak="0">
+    <w:nsid w:val="34E72CFC"/>
+    <w:multiLevelType w:val="hybridMultilevel"/>
+    <w:tmpl w:val="08D4F842"/>
+    <w:lvl w:ilvl="0" w:tplc="04090001">
+      <w:start w:val="1"/>
+      <w:numFmt w:val="bullet"/>
+      <w:lvlText w:val=""/>
+      <w:lvlJc w:val="left"/>
+      <w:pPr>
+        <w:ind w:left="1200" w:hanging="480"/>
+      </w:pPr>
+      <w:rPr>
+        <w:rFonts w:ascii="Wingdings" w:hAnsi="Wingdings" w:hint="default"/>
+      </w:rPr>
+    </w:lvl>
+    <w:lvl w:ilvl="1" w:tplc="04090003" w:tentative="1">
+      <w:start w:val="1"/>
+      <w:numFmt w:val="bullet"/>
+      <w:lvlText w:val=""/>
+      <w:lvlJc w:val="left"/>
+      <w:pPr>
+        <w:ind w:left="1680" w:hanging="480"/>
+      </w:pPr>
+      <w:rPr>
+        <w:rFonts w:ascii="Wingdings" w:hAnsi="Wingdings" w:hint="default"/>
+      </w:rPr>
+    </w:lvl>
+    <w:lvl w:ilvl="2" w:tplc="04090005" w:tentative="1">
+      <w:start w:val="1"/>
+      <w:numFmt w:val="bullet"/>
+      <w:lvlText w:val=""/>
+      <w:lvlJc w:val="left"/>
+      <w:pPr>
+        <w:ind w:left="2160" w:hanging="480"/>
+      </w:pPr>
+      <w:rPr>
+        <w:rFonts w:ascii="Wingdings" w:hAnsi="Wingdings" w:hint="default"/>
+      </w:rPr>
+    </w:lvl>
+    <w:lvl w:ilvl="3" w:tplc="04090001" w:tentative="1">
+      <w:start w:val="1"/>
+      <w:numFmt w:val="bullet"/>
+      <w:lvlText w:val=""/>
+      <w:lvlJc w:val="left"/>
+      <w:pPr>
+        <w:ind w:left="2640" w:hanging="480"/>
+      </w:pPr>
+      <w:rPr>
+        <w:rFonts w:ascii="Wingdings" w:hAnsi="Wingdings" w:hint="default"/>
+      </w:rPr>
+    </w:lvl>
+    <w:lvl w:ilvl="4" w:tplc="04090003" w:tentative="1">
+      <w:start w:val="1"/>
+      <w:numFmt w:val="bullet"/>
+      <w:lvlText w:val=""/>
+      <w:lvlJc w:val="left"/>
+      <w:pPr>
+        <w:ind w:left="3120" w:hanging="480"/>
+      </w:pPr>
+      <w:rPr>
+        <w:rFonts w:ascii="Wingdings" w:hAnsi="Wingdings" w:hint="default"/>
+      </w:rPr>
+    </w:lvl>
+    <w:lvl w:ilvl="5" w:tplc="04090005" w:tentative="1">
+      <w:start w:val="1"/>
+      <w:numFmt w:val="bullet"/>
+      <w:lvlText w:val=""/>
+      <w:lvlJc w:val="left"/>
+      <w:pPr>
+        <w:ind w:left="3600" w:hanging="480"/>
+      </w:pPr>
+      <w:rPr>
+        <w:rFonts w:ascii="Wingdings" w:hAnsi="Wingdings" w:hint="default"/>
+      </w:rPr>
+    </w:lvl>
+    <w:lvl w:ilvl="6" w:tplc="04090001" w:tentative="1">
+      <w:start w:val="1"/>
+      <w:numFmt w:val="bullet"/>
+      <w:lvlText w:val=""/>
+      <w:lvlJc w:val="left"/>
+      <w:pPr>
+        <w:ind w:left="4080" w:hanging="480"/>
+      </w:pPr>
+      <w:rPr>
+        <w:rFonts w:ascii="Wingdings" w:hAnsi="Wingdings" w:hint="default"/>
+      </w:rPr>
+    </w:lvl>
+    <w:lvl w:ilvl="7" w:tplc="04090003" w:tentative="1">
+      <w:start w:val="1"/>
+      <w:numFmt w:val="bullet"/>
+      <w:lvlText w:val=""/>
+      <w:lvlJc w:val="left"/>
+      <w:pPr>
+        <w:ind w:left="4560" w:hanging="480"/>
+      </w:pPr>
+      <w:rPr>
+        <w:rFonts w:ascii="Wingdings" w:hAnsi="Wingdings" w:hint="default"/>
+      </w:rPr>
+    </w:lvl>
+    <w:lvl w:ilvl="8" w:tplc="04090005" w:tentative="1">
+      <w:start w:val="1"/>
+      <w:numFmt w:val="bullet"/>
+      <w:lvlText w:val=""/>
+      <w:lvlJc w:val="left"/>
+      <w:pPr>
+        <w:ind w:left="5040" w:hanging="480"/>
+      </w:pPr>
+      <w:rPr>
+        <w:rFonts w:ascii="Wingdings" w:hAnsi="Wingdings" w:hint="default"/>
+      </w:rPr>
+    </w:lvl>
+  </w:abstractNum>
+  <w:abstractNum w:abstractNumId="2" w15:restartNumberingAfterBreak="0">
+    <w:nsid w:val="7F07158D"/>
+    <w:multiLevelType w:val="hybridMultilevel"/>
+    <w:tmpl w:val="FDB23D2E"/>
+    <w:lvl w:ilvl="0" w:tplc="0409000F">
+      <w:start w:val="1"/>
+      <w:numFmt w:val="decimal"/>
+      <w:lvlText w:val="%1."/>
+      <w:lvlJc w:val="left"/>
+      <w:pPr>
+        <w:ind w:left="1200" w:hanging="480"/>
+      </w:pPr>
+    </w:lvl>
+    <w:lvl w:ilvl="1" w:tplc="04090019" w:tentative="1">
+      <w:start w:val="1"/>
+      <w:numFmt w:val="ideographTraditional"/>
+      <w:lvlText w:val="%2、"/>
+      <w:lvlJc w:val="left"/>
+      <w:pPr>
+        <w:ind w:left="1680" w:hanging="480"/>
+      </w:pPr>
+    </w:lvl>
+    <w:lvl w:ilvl="2" w:tplc="0409001B" w:tentative="1">
+      <w:start w:val="1"/>
+      <w:numFmt w:val="lowerRoman"/>
+      <w:lvlText w:val="%3."/>
+      <w:lvlJc w:val="right"/>
+      <w:pPr>
+        <w:ind w:left="2160" w:hanging="480"/>
+      </w:pPr>
+    </w:lvl>
+    <w:lvl w:ilvl="3" w:tplc="0409000F" w:tentative="1">
+      <w:start w:val="1"/>
+      <w:numFmt w:val="decimal"/>
+      <w:lvlText w:val="%4."/>
+      <w:lvlJc w:val="left"/>
+      <w:pPr>
+        <w:ind w:left="2640" w:hanging="480"/>
+      </w:pPr>
+    </w:lvl>
+    <w:lvl w:ilvl="4" w:tplc="04090019" w:tentative="1">
+      <w:start w:val="1"/>
+      <w:numFmt w:val="ideographTraditional"/>
+      <w:lvlText w:val="%5、"/>
+      <w:lvlJc w:val="left"/>
+      <w:pPr>
+        <w:ind w:left="3120" w:hanging="480"/>
+      </w:pPr>
+    </w:lvl>
+    <w:lvl w:ilvl="5" w:tplc="0409001B" w:tentative="1">
+      <w:start w:val="1"/>
+      <w:numFmt w:val="lowerRoman"/>
+      <w:lvlText w:val="%6."/>
+      <w:lvlJc w:val="right"/>
+      <w:pPr>
+        <w:ind w:left="3600" w:hanging="480"/>
+      </w:pPr>
+    </w:lvl>
+    <w:lvl w:ilvl="6" w:tplc="0409000F" w:tentative="1">
+      <w:start w:val="1"/>
+      <w:numFmt w:val="decimal"/>
+      <w:lvlText w:val="%7."/>
+      <w:lvlJc w:val="left"/>
+      <w:pPr>
+        <w:ind w:left="4080" w:hanging="480"/>
+      </w:pPr>
+    </w:lvl>
+    <w:lvl w:ilvl="7" w:tplc="04090019" w:tentative="1">
+      <w:start w:val="1"/>
+      <w:numFmt w:val="ideographTraditional"/>
+      <w:lvlText w:val="%8、"/>
+      <w:lvlJc w:val="left"/>
+      <w:pPr>
+        <w:ind w:left="4560" w:hanging="480"/>
+      </w:pPr>
+    </w:lvl>
+    <w:lvl w:ilvl="8" w:tplc="0409001B" w:tentative="1">
+      <w:start w:val="1"/>
+      <w:numFmt w:val="lowerRoman"/>
+      <w:lvlText w:val="%9."/>
+      <w:lvlJc w:val="right"/>
+      <w:pPr>
+        <w:ind w:left="5040" w:hanging="480"/>
+      </w:pPr>
+    </w:lvl>
+  </w:abstractNum>
+  <w:num w:numId="1" w16cid:durableId="1453476449">
+    <w:abstractNumId w:val="1"/>
+  </w:num>
+  <w:num w:numId="2" w16cid:durableId="1230771601">
+    <w:abstractNumId w:val="2"/>
+  </w:num>
+  <w:num w:numId="3" w16cid:durableId="522521366">
+    <w:abstractNumId w:val="0"/>
+  </w:num>
+</w:numbering>
 </file>
 
 <file path=word/styles.xml><?xml version="1.0" encoding="utf-8"?>

--- a/HW2/hw2_314706007/report_314706007.docx
+++ b/HW2/hw2_314706007/report_314706007.docx
@@ -2,6 +2,2900 @@
 <file path=word/document.xml><?xml version="1.0" encoding="utf-8"?>
 <w:document xmlns:wpc="http://schemas.microsoft.com/office/word/2010/wordprocessingCanvas" xmlns:cx="http://schemas.microsoft.com/office/drawing/2014/chartex" xmlns:cx1="http://schemas.microsoft.com/office/drawing/2015/9/8/chartex" xmlns:cx2="http://schemas.microsoft.com/office/drawing/2015/10/21/chartex" xmlns:cx3="http://schemas.microsoft.com/office/drawing/2016/5/9/chartex" xmlns:cx4="http://schemas.microsoft.com/office/drawing/2016/5/10/chartex" xmlns:cx5="http://schemas.microsoft.com/office/drawing/2016/5/11/chartex" xmlns:cx6="http://schemas.microsoft.com/office/drawing/2016/5/12/chartex" xmlns:cx7="http://schemas.microsoft.com/office/drawing/2016/5/13/chartex" xmlns:cx8="http://schemas.microsoft.com/office/drawing/2016/5/14/chartex" xmlns:mc="http://schemas.openxmlformats.org/markup-compatibility/2006" xmlns:aink="http://schemas.microsoft.com/office/drawing/2016/ink" xmlns:am3d="http://schemas.microsoft.com/office/drawing/2017/model3d" xmlns:o="urn:schemas-microsoft-com:office:office" xmlns:oel="http://schemas.microsoft.com/office/2019/extlst" xmlns:r="http://schemas.openxmlformats.org/officeDocument/2006/relationships" xmlns:m="http://schemas.openxmlformats.org/officeDocument/2006/math" xmlns:v="urn:schemas-microsoft-com:vml" xmlns:wp14="http://schemas.microsoft.com/office/word/2010/wordprocessingDrawing" xmlns:wp="http://schemas.openxmlformats.org/drawingml/2006/wordprocessingDrawing" xmlns:w10="urn:schemas-microsoft-com:office:word" xmlns:w="http://schemas.openxmlformats.org/wordprocessingml/2006/main" xmlns:w14="http://schemas.microsoft.com/office/word/2010/wordml" xmlns:w15="http://schemas.microsoft.com/office/word/2012/wordml" xmlns:w16cex="http://schemas.microsoft.com/office/word/2018/wordml/cex" xmlns:w16cid="http://schemas.microsoft.com/office/word/2016/wordml/cid" xmlns:w16="http://schemas.microsoft.com/office/word/2018/wordml" xmlns:w16du="http://schemas.microsoft.com/office/word/2023/wordml/word16du" xmlns:w16sdtdh="http://schemas.microsoft.com/office/word/2020/wordml/sdtdatahash" xmlns:w16sdtfl="http://schemas.microsoft.com/office/word/2024/wordml/sdtformatlock" xmlns:w16se="http://schemas.microsoft.com/office/word/2015/wordml/symex" xmlns:wpg="http://schemas.microsoft.com/office/word/2010/wordprocessingGroup" xmlns:wpi="http://schemas.microsoft.com/office/word/2010/wordprocessingInk" xmlns:wne="http://schemas.microsoft.com/office/word/2006/wordml" xmlns:wps="http://schemas.microsoft.com/office/word/2010/wordprocessingShape" mc:Ignorable="w14 w15 w16se w16cid w16 w16cex w16sdtdh w16sdtfl w16du wp14">
   <w:body>
+    <w:p>
+      <w:pPr>
+        <w:rPr>
+          <w:b/>
+          <w:bCs/>
+          <w:sz w:val="40"/>
+          <w:szCs w:val="40"/>
+        </w:rPr>
+      </w:pPr>
+      <w:r>
+        <w:rPr>
+          <w:b/>
+          <w:bCs/>
+          <w:sz w:val="40"/>
+          <w:szCs w:val="40"/>
+        </w:rPr>
+        <w:t>1. Model Description</w:t>
+      </w:r>
+    </w:p>
+    <w:p>
+      <w:pPr>
+        <w:rPr>
+          <w:b/>
+          <w:bCs/>
+        </w:rPr>
+      </w:pPr>
+    </w:p>
+    <w:p>
+      <w:pPr>
+        <w:ind w:firstLine="720"/>
+      </w:pPr>
+      <w:r>
+        <w:t>Our proposed model is based on YOLOv11, with modifications aimed at addressing long-tailed data imbalance in object detection. Specifically, we incorporated attention mechanisms and data rebalancing strategies to improve minority class recognition.</w:t>
+      </w:r>
+    </w:p>
+    <w:p>
+      <w:pPr>
+        <w:rPr>
+          <w:b/>
+          <w:bCs/>
+        </w:rPr>
+      </w:pPr>
+    </w:p>
+    <w:p>
+      <w:pPr>
+        <w:pStyle w:val="ListParagraph"/>
+        <w:numPr>
+          <w:ilvl w:val="0"/>
+          <w:numId w:val="5"/>
+        </w:numPr>
+        <w:rPr>
+          <w:b/>
+          <w:bCs/>
+          <w:lang w:val="en-US"/>
+        </w:rPr>
+      </w:pPr>
+      <w:r>
+        <w:rPr>
+          <w:b/>
+          <w:bCs/>
+        </w:rPr>
+        <w:t>Architecture Overview</w:t>
+      </w:r>
+    </w:p>
+    <w:p>
+      <w:pPr>
+        <w:ind w:firstLine="720"/>
+      </w:pPr>
+      <w:r>
+        <w:t xml:space="preserve">The base architecture follows </w:t>
+      </w:r>
+      <w:r>
+        <w:rPr>
+          <w:b/>
+          <w:bCs/>
+        </w:rPr>
+        <w:t>YOLOv11’s CSPDarkNet backbone and PAN-FPN neck</w:t>
+      </w:r>
+      <w:r>
+        <w:t>, connected to a detection head optimized for speed and accuracy.</w:t>
+      </w:r>
+    </w:p>
+    <w:p>
+      <w:r>
+        <w:t xml:space="preserve">To enhance feature learning in underrepresented categories, we integrated a </w:t>
+      </w:r>
+      <w:r>
+        <w:rPr>
+          <w:b/>
+          <w:bCs/>
+        </w:rPr>
+        <w:t xml:space="preserve">Convolutional Block Attention Module (CBAM) </w:t>
+      </w:r>
+      <w:r>
+        <w:t>after each major stage in the neck to refine both spatial and channel-wise representations.</w:t>
+      </w:r>
+    </w:p>
+    <w:p>
+      <w:pPr>
+        <w:rPr>
+          <w:lang w:val="en-US"/>
+        </w:rPr>
+      </w:pPr>
+    </w:p>
+    <w:p>
+      <w:pPr>
+        <w:rPr>
+          <w:lang w:val="en-US"/>
+        </w:rPr>
+      </w:pPr>
+      <w:r>
+        <w:drawing>
+          <wp:anchor distT="0" distB="0" distL="114300" distR="114300" simplePos="0" relativeHeight="251658240" behindDoc="0" locked="0" layoutInCell="1" allowOverlap="1" wp14:anchorId="338B3B1E" wp14:editId="3CC51E48">
+            <wp:simplePos x="0" y="0"/>
+            <wp:positionH relativeFrom="column">
+              <wp:posOffset>982345</wp:posOffset>
+            </wp:positionH>
+            <wp:positionV relativeFrom="paragraph">
+              <wp:posOffset>147320</wp:posOffset>
+            </wp:positionV>
+            <wp:extent cx="4043045" cy="4387215"/>
+            <wp:effectExtent l="0" t="0" r="0" b="0"/>
+            <wp:wrapNone/>
+            <wp:docPr id="1369336090" name="Picture 1" descr="A screenshot of a computer program&#10;&#10;AI-generated content may be incorrect."/>
+            <wp:cNvGraphicFramePr>
+              <a:graphicFrameLocks xmlns:a="http://schemas.openxmlformats.org/drawingml/2006/main" noChangeAspect="1"/>
+            </wp:cNvGraphicFramePr>
+            <a:graphic xmlns:a="http://schemas.openxmlformats.org/drawingml/2006/main">
+              <a:graphicData uri="http://schemas.openxmlformats.org/drawingml/2006/picture">
+                <pic:pic xmlns:pic="http://schemas.openxmlformats.org/drawingml/2006/picture">
+                  <pic:nvPicPr>
+                    <pic:cNvPr id="1369336090" name="Picture 1" descr="A screenshot of a computer program&#10;&#10;AI-generated content may be incorrect."/>
+                    <pic:cNvPicPr/>
+                  </pic:nvPicPr>
+                  <pic:blipFill>
+                    <a:blip r:embed="rId5" cstate="print">
+                      <a:extLst>
+                        <a:ext uri="{28A0092B-C50C-407E-A947-70E740481C1C}">
+                          <a14:useLocalDpi xmlns:a14="http://schemas.microsoft.com/office/drawing/2010/main" val="0"/>
+                        </a:ext>
+                      </a:extLst>
+                    </a:blip>
+                    <a:stretch>
+                      <a:fillRect/>
+                    </a:stretch>
+                  </pic:blipFill>
+                  <pic:spPr>
+                    <a:xfrm>
+                      <a:off x="0" y="0"/>
+                      <a:ext cx="4043045" cy="4387215"/>
+                    </a:xfrm>
+                    <a:prstGeom prst="rect">
+                      <a:avLst/>
+                    </a:prstGeom>
+                  </pic:spPr>
+                </pic:pic>
+              </a:graphicData>
+            </a:graphic>
+            <wp14:sizeRelH relativeFrom="page">
+              <wp14:pctWidth>0</wp14:pctWidth>
+            </wp14:sizeRelH>
+            <wp14:sizeRelV relativeFrom="page">
+              <wp14:pctHeight>0</wp14:pctHeight>
+            </wp14:sizeRelV>
+          </wp:anchor>
+        </w:drawing>
+      </w:r>
+    </w:p>
+    <w:p>
+      <w:pPr>
+        <w:rPr>
+          <w:b/>
+          <w:bCs/>
+          <w:lang w:val="en-US"/>
+        </w:rPr>
+      </w:pPr>
+    </w:p>
+    <w:p>
+      <w:pPr>
+        <w:rPr>
+          <w:b/>
+          <w:bCs/>
+          <w:lang w:val="en-US"/>
+        </w:rPr>
+      </w:pPr>
+    </w:p>
+    <w:p>
+      <w:pPr>
+        <w:rPr>
+          <w:b/>
+          <w:bCs/>
+          <w:lang w:val="en-US"/>
+        </w:rPr>
+      </w:pPr>
+    </w:p>
+    <w:p>
+      <w:pPr>
+        <w:rPr>
+          <w:b/>
+          <w:bCs/>
+          <w:lang w:val="en-US"/>
+        </w:rPr>
+      </w:pPr>
+    </w:p>
+    <w:p>
+      <w:pPr>
+        <w:rPr>
+          <w:b/>
+          <w:bCs/>
+          <w:lang w:val="en-US"/>
+        </w:rPr>
+      </w:pPr>
+    </w:p>
+    <w:p>
+      <w:pPr>
+        <w:rPr>
+          <w:b/>
+          <w:bCs/>
+          <w:lang w:val="en-US"/>
+        </w:rPr>
+      </w:pPr>
+    </w:p>
+    <w:p>
+      <w:pPr>
+        <w:rPr>
+          <w:b/>
+          <w:bCs/>
+          <w:lang w:val="en-US"/>
+        </w:rPr>
+      </w:pPr>
+    </w:p>
+    <w:p>
+      <w:pPr>
+        <w:rPr>
+          <w:b/>
+          <w:bCs/>
+          <w:lang w:val="en-US"/>
+        </w:rPr>
+      </w:pPr>
+    </w:p>
+    <w:p>
+      <w:pPr>
+        <w:rPr>
+          <w:b/>
+          <w:bCs/>
+          <w:lang w:val="en-US"/>
+        </w:rPr>
+      </w:pPr>
+    </w:p>
+    <w:p>
+      <w:pPr>
+        <w:rPr>
+          <w:b/>
+          <w:bCs/>
+          <w:lang w:val="en-US"/>
+        </w:rPr>
+      </w:pPr>
+    </w:p>
+    <w:p>
+      <w:pPr>
+        <w:rPr>
+          <w:b/>
+          <w:bCs/>
+          <w:lang w:val="en-US"/>
+        </w:rPr>
+      </w:pPr>
+    </w:p>
+    <w:p>
+      <w:pPr>
+        <w:rPr>
+          <w:b/>
+          <w:bCs/>
+          <w:lang w:val="en-US"/>
+        </w:rPr>
+      </w:pPr>
+    </w:p>
+    <w:p>
+      <w:pPr>
+        <w:rPr>
+          <w:b/>
+          <w:bCs/>
+          <w:lang w:val="en-US"/>
+        </w:rPr>
+      </w:pPr>
+    </w:p>
+    <w:p>
+      <w:pPr>
+        <w:rPr>
+          <w:b/>
+          <w:bCs/>
+          <w:lang w:val="en-US"/>
+        </w:rPr>
+      </w:pPr>
+    </w:p>
+    <w:p>
+      <w:pPr>
+        <w:rPr>
+          <w:b/>
+          <w:bCs/>
+          <w:lang w:val="en-US"/>
+        </w:rPr>
+      </w:pPr>
+    </w:p>
+    <w:p>
+      <w:pPr>
+        <w:rPr>
+          <w:b/>
+          <w:bCs/>
+          <w:lang w:val="en-US"/>
+        </w:rPr>
+      </w:pPr>
+    </w:p>
+    <w:p>
+      <w:pPr>
+        <w:rPr>
+          <w:b/>
+          <w:bCs/>
+          <w:lang w:val="en-US"/>
+        </w:rPr>
+      </w:pPr>
+    </w:p>
+    <w:p>
+      <w:pPr>
+        <w:rPr>
+          <w:b/>
+          <w:bCs/>
+          <w:lang w:val="en-US"/>
+        </w:rPr>
+      </w:pPr>
+    </w:p>
+    <w:p>
+      <w:pPr>
+        <w:rPr>
+          <w:b/>
+          <w:bCs/>
+          <w:lang w:val="en-US"/>
+        </w:rPr>
+      </w:pPr>
+    </w:p>
+    <w:p>
+      <w:pPr>
+        <w:rPr>
+          <w:b/>
+          <w:bCs/>
+          <w:lang w:val="en-US"/>
+        </w:rPr>
+      </w:pPr>
+    </w:p>
+    <w:p>
+      <w:pPr>
+        <w:rPr>
+          <w:b/>
+          <w:bCs/>
+          <w:lang w:val="en-US"/>
+        </w:rPr>
+      </w:pPr>
+    </w:p>
+    <w:p>
+      <w:pPr>
+        <w:rPr>
+          <w:b/>
+          <w:bCs/>
+          <w:lang w:val="en-US"/>
+        </w:rPr>
+      </w:pPr>
+    </w:p>
+    <w:p>
+      <w:pPr>
+        <w:rPr>
+          <w:b/>
+          <w:bCs/>
+          <w:lang w:val="en-US"/>
+        </w:rPr>
+      </w:pPr>
+    </w:p>
+    <w:p>
+      <w:pPr>
+        <w:rPr>
+          <w:b/>
+          <w:bCs/>
+          <w:lang w:val="en-US"/>
+        </w:rPr>
+      </w:pPr>
+    </w:p>
+    <w:p>
+      <w:pPr>
+        <w:jc w:val="center"/>
+        <w:rPr>
+          <w:lang w:val="en-US"/>
+        </w:rPr>
+      </w:pPr>
+      <w:r>
+        <w:rPr>
+          <w:lang w:val="en-US"/>
+        </w:rPr>
+        <w:t>F</w:t>
+      </w:r>
+      <w:r>
+        <w:rPr>
+          <w:lang w:val="en-US"/>
+        </w:rPr>
+        <w:t>ig</w:t>
+      </w:r>
+      <w:r>
+        <w:rPr>
+          <w:lang w:val="en-US"/>
+        </w:rPr>
+        <w:t>ure</w:t>
+      </w:r>
+      <w:r>
+        <w:rPr>
+          <w:lang w:val="en-US"/>
+        </w:rPr>
+        <w:t>1</w:t>
+      </w:r>
+      <w:r>
+        <w:rPr>
+          <w:b/>
+          <w:bCs/>
+          <w:lang w:val="en-US"/>
+        </w:rPr>
+        <w:t xml:space="preserve">: </w:t>
+      </w:r>
+      <w:r>
+        <w:rPr>
+          <w:lang w:val="en-US"/>
+        </w:rPr>
+        <w:t>Custom model architecture</w:t>
+      </w:r>
+    </w:p>
+    <w:p>
+      <w:pPr>
+        <w:rPr>
+          <w:b/>
+          <w:bCs/>
+        </w:rPr>
+      </w:pPr>
+    </w:p>
+    <w:p>
+      <w:pPr>
+        <w:rPr>
+          <w:b/>
+          <w:bCs/>
+          <w:lang w:val="en-US"/>
+        </w:rPr>
+      </w:pPr>
+    </w:p>
+    <w:p>
+      <w:pPr>
+        <w:rPr>
+          <w:b/>
+          <w:bCs/>
+          <w:lang w:val="en-US"/>
+        </w:rPr>
+      </w:pPr>
+    </w:p>
+    <w:p>
+      <w:pPr>
+        <w:rPr>
+          <w:b/>
+          <w:bCs/>
+          <w:sz w:val="40"/>
+          <w:szCs w:val="40"/>
+        </w:rPr>
+      </w:pPr>
+      <w:r>
+        <w:rPr>
+          <w:b/>
+          <w:bCs/>
+          <w:sz w:val="40"/>
+          <w:szCs w:val="40"/>
+        </w:rPr>
+        <w:lastRenderedPageBreak/>
+        <w:t>2. Implementation Details</w:t>
+      </w:r>
+    </w:p>
+    <w:p>
+      <w:pPr>
+        <w:rPr>
+          <w:b/>
+          <w:bCs/>
+        </w:rPr>
+      </w:pPr>
+    </w:p>
+    <w:p>
+      <w:pPr>
+        <w:pStyle w:val="ListParagraph"/>
+        <w:numPr>
+          <w:ilvl w:val="0"/>
+          <w:numId w:val="10"/>
+        </w:numPr>
+        <w:rPr>
+          <w:b/>
+          <w:bCs/>
+        </w:rPr>
+      </w:pPr>
+      <w:r>
+        <w:rPr>
+          <w:b/>
+          <w:bCs/>
+        </w:rPr>
+        <w:t>Preprocessing &amp; Augmentation</w:t>
+      </w:r>
+    </w:p>
+    <w:p>
+      <w:r>
+        <w:rPr>
+          <w:b/>
+          <w:bCs/>
+        </w:rPr>
+        <w:tab/>
+      </w:r>
+      <w:r>
+        <w:t>Dataset followed the long-tailed object detection setting, with heavy imbalance between head and tail categories.</w:t>
+      </w:r>
+    </w:p>
+    <w:p>
+      <w:r>
+        <w:tab/>
+        <w:t>Applied domain-specific augmentations:</w:t>
+      </w:r>
+    </w:p>
+    <w:p>
+      <w:pPr>
+        <w:pStyle w:val="ListParagraph"/>
+        <w:numPr>
+          <w:ilvl w:val="2"/>
+          <w:numId w:val="7"/>
+        </w:numPr>
+      </w:pPr>
+      <w:r>
+        <w:t>Mosaic &amp; MixUp augmentation</w:t>
+      </w:r>
+    </w:p>
+    <w:p>
+      <w:pPr>
+        <w:pStyle w:val="ListParagraph"/>
+        <w:numPr>
+          <w:ilvl w:val="2"/>
+          <w:numId w:val="7"/>
+        </w:numPr>
+      </w:pPr>
+      <w:r>
+        <w:t>Random HSV jittering</w:t>
+      </w:r>
+    </w:p>
+    <w:p>
+      <w:pPr>
+        <w:pStyle w:val="ListParagraph"/>
+        <w:numPr>
+          <w:ilvl w:val="2"/>
+          <w:numId w:val="7"/>
+        </w:numPr>
+        <w:rPr>
+          <w:lang w:val="en-US"/>
+        </w:rPr>
+      </w:pPr>
+      <w:r>
+        <w:t>Random affine transformations (scale, rotation, translation)</w:t>
+      </w:r>
+    </w:p>
+    <w:p>
+      <w:pPr>
+        <w:rPr>
+          <w:b/>
+          <w:bCs/>
+        </w:rPr>
+      </w:pPr>
+    </w:p>
+    <w:p>
+      <w:pPr>
+        <w:pStyle w:val="ListParagraph"/>
+        <w:numPr>
+          <w:ilvl w:val="0"/>
+          <w:numId w:val="11"/>
+        </w:numPr>
+        <w:rPr>
+          <w:b/>
+          <w:bCs/>
+        </w:rPr>
+      </w:pPr>
+      <w:r>
+        <w:rPr>
+          <w:b/>
+          <w:bCs/>
+        </w:rPr>
+        <w:t>Data Rebalancing Strategies</w:t>
+      </w:r>
+    </w:p>
+    <w:p>
+      <w:pPr>
+        <w:pStyle w:val="ListParagraph"/>
+        <w:numPr>
+          <w:ilvl w:val="2"/>
+          <w:numId w:val="6"/>
+        </w:numPr>
+      </w:pPr>
+      <w:r>
+        <w:t xml:space="preserve">Resampling: </w:t>
+      </w:r>
+    </w:p>
+    <w:p>
+      <w:pPr>
+        <w:pStyle w:val="ListParagraph"/>
+        <w:ind w:left="1440" w:firstLine="720"/>
+      </w:pPr>
+      <w:r>
+        <w:t>Oversampled tail classes and undersampled head classes — the most effective method.</w:t>
+      </w:r>
+    </w:p>
+    <w:p>
+      <w:pPr>
+        <w:pStyle w:val="ListParagraph"/>
+        <w:numPr>
+          <w:ilvl w:val="2"/>
+          <w:numId w:val="6"/>
+        </w:numPr>
+      </w:pPr>
+      <w:r>
+        <w:t>Reweighting:</w:t>
+      </w:r>
+    </w:p>
+    <w:p>
+      <w:pPr>
+        <w:ind w:left="1440" w:firstLine="720"/>
+      </w:pPr>
+      <w:r>
+        <w:t xml:space="preserve">Used two stage experiment for rebalancing method trial. Then, we implement it using one stage, which we control </w:t>
+      </w:r>
+      <w:r>
+        <w:rPr>
+          <w:i/>
+          <w:iCs/>
+        </w:rPr>
+        <w:t>alpha</w:t>
+      </w:r>
+      <w:r>
+        <w:rPr>
+          <w:i/>
+          <w:iCs/>
+        </w:rPr>
+        <w:t xml:space="preserve"> </w:t>
+      </w:r>
+      <w:r>
+        <w:t>to focus on feacture extraction at first and apply reweighting for classifier later on.</w:t>
+      </w:r>
+    </w:p>
+    <w:p/>
+    <w:p>
+      <w:pPr>
+        <w:pStyle w:val="ListParagraph"/>
+        <w:numPr>
+          <w:ilvl w:val="0"/>
+          <w:numId w:val="12"/>
+        </w:numPr>
+        <w:rPr>
+          <w:b/>
+          <w:bCs/>
+        </w:rPr>
+      </w:pPr>
+      <w:r>
+        <w:rPr>
+          <w:b/>
+          <w:bCs/>
+        </w:rPr>
+        <w:t>Training Setup</w:t>
+      </w:r>
+    </w:p>
+    <w:p>
+      <w:pPr>
+        <w:pStyle w:val="ListParagraph"/>
+        <w:numPr>
+          <w:ilvl w:val="2"/>
+          <w:numId w:val="9"/>
+        </w:numPr>
+      </w:pPr>
+      <w:r>
+        <w:t>Optimizer: SGD</w:t>
+      </w:r>
+      <w:r>
+        <w:t>/</w:t>
+      </w:r>
+      <w:r>
+        <w:t>Adam</w:t>
+      </w:r>
+    </w:p>
+    <w:p>
+      <w:pPr>
+        <w:pStyle w:val="ListParagraph"/>
+        <w:numPr>
+          <w:ilvl w:val="2"/>
+          <w:numId w:val="9"/>
+        </w:numPr>
+      </w:pPr>
+      <w:r>
+        <w:t>Learning Rate: 0.001</w:t>
+      </w:r>
+    </w:p>
+    <w:p>
+      <w:pPr>
+        <w:pStyle w:val="ListParagraph"/>
+        <w:numPr>
+          <w:ilvl w:val="2"/>
+          <w:numId w:val="9"/>
+        </w:numPr>
+      </w:pPr>
+      <w:r>
+        <w:t>Batch Size: 4–8 (depending on model size and image resolution)</w:t>
+      </w:r>
+    </w:p>
+    <w:p>
+      <w:pPr>
+        <w:pStyle w:val="ListParagraph"/>
+        <w:numPr>
+          <w:ilvl w:val="2"/>
+          <w:numId w:val="9"/>
+        </w:numPr>
+      </w:pPr>
+      <w:r>
+        <w:t>Image Size: 640 for YOLO11m, 1280 for YOLO11s/CBAM trials</w:t>
+      </w:r>
+    </w:p>
+    <w:p>
+      <w:pPr>
+        <w:pStyle w:val="ListParagraph"/>
+        <w:numPr>
+          <w:ilvl w:val="2"/>
+          <w:numId w:val="9"/>
+        </w:numPr>
+      </w:pPr>
+      <w:r>
+        <w:t>Epochs: 25–30</w:t>
+      </w:r>
+    </w:p>
+    <w:p>
+      <w:pPr>
+        <w:pStyle w:val="ListParagraph"/>
+        <w:numPr>
+          <w:ilvl w:val="2"/>
+          <w:numId w:val="9"/>
+        </w:numPr>
+        <w:rPr>
+          <w:lang w:val="en-US"/>
+        </w:rPr>
+      </w:pPr>
+      <w:r>
+        <w:t>Loss Functions:</w:t>
+      </w:r>
+      <w:r>
+        <w:t xml:space="preserve"> Reweighted loss</w:t>
+      </w:r>
+    </w:p>
+    <w:p>
+      <w:pPr>
+        <w:pStyle w:val="ListParagraph"/>
+        <w:numPr>
+          <w:ilvl w:val="2"/>
+          <w:numId w:val="9"/>
+        </w:numPr>
+      </w:pPr>
+      <w:r>
+        <w:t>Regularization: Dropout added in later runs to reduce overfitting.</w:t>
+      </w:r>
+    </w:p>
+    <w:p>
+      <w:pPr>
+        <w:rPr>
+          <w:b/>
+          <w:bCs/>
+          <w:lang w:val="en-US"/>
+        </w:rPr>
+      </w:pPr>
+    </w:p>
+    <w:p>
+      <w:pPr>
+        <w:rPr>
+          <w:b/>
+          <w:bCs/>
+          <w:lang w:val="en-US"/>
+        </w:rPr>
+      </w:pPr>
+    </w:p>
+    <w:p>
+      <w:pPr>
+        <w:rPr>
+          <w:b/>
+          <w:bCs/>
+          <w:sz w:val="40"/>
+          <w:szCs w:val="40"/>
+          <w:lang w:val="en-US"/>
+        </w:rPr>
+      </w:pPr>
+      <w:r>
+        <w:rPr>
+          <w:b/>
+          <w:bCs/>
+          <w:sz w:val="40"/>
+          <w:szCs w:val="40"/>
+          <w:lang w:val="en-US"/>
+        </w:rPr>
+        <w:t>3. Result Analysis</w:t>
+      </w:r>
+    </w:p>
+    <w:p>
+      <w:pPr>
+        <w:rPr>
+          <w:b/>
+          <w:bCs/>
+          <w:lang w:val="en-US"/>
+        </w:rPr>
+      </w:pPr>
+    </w:p>
+    <w:p>
+      <w:pPr>
+        <w:pStyle w:val="ListParagraph"/>
+        <w:numPr>
+          <w:ilvl w:val="0"/>
+          <w:numId w:val="13"/>
+        </w:numPr>
+        <w:rPr>
+          <w:b/>
+          <w:bCs/>
+          <w:lang w:val="en-US"/>
+        </w:rPr>
+      </w:pPr>
+      <w:r>
+        <w:rPr>
+          <w:b/>
+          <w:bCs/>
+          <w:lang w:val="en-US"/>
+        </w:rPr>
+        <w:t>Quantitative Results</w:t>
+      </w:r>
+      <w:r>
+        <w:rPr>
+          <w:b/>
+          <w:bCs/>
+          <w:lang w:val="en-US"/>
+        </w:rPr>
+        <w:t xml:space="preserve"> (Best Result from different test)</w:t>
+      </w:r>
+    </w:p>
+    <w:p>
+      <w:pPr>
+        <w:pStyle w:val="ListParagraph"/>
+        <w:ind w:left="480"/>
+        <w:rPr>
+          <w:b/>
+          <w:bCs/>
+          <w:lang w:val="en-US"/>
+        </w:rPr>
+      </w:pPr>
+    </w:p>
+    <w:tbl>
+      <w:tblPr>
+        <w:tblW w:w="0" w:type="auto"/>
+        <w:tblCellSpacing w:w="15" w:type="dxa"/>
+        <w:tblCellMar>
+          <w:top w:w="15" w:type="dxa"/>
+          <w:left w:w="15" w:type="dxa"/>
+          <w:bottom w:w="15" w:type="dxa"/>
+          <w:right w:w="15" w:type="dxa"/>
+        </w:tblCellMar>
+        <w:tblLook w:val="04A0" w:firstRow="1" w:lastRow="0" w:firstColumn="1" w:lastColumn="0" w:noHBand="0" w:noVBand="1"/>
+      </w:tblPr>
+      <w:tblGrid>
+        <w:gridCol w:w="2410"/>
+        <w:gridCol w:w="2693"/>
+        <w:gridCol w:w="1985"/>
+        <w:gridCol w:w="2196"/>
+      </w:tblGrid>
+      <w:tr>
+        <w:trPr>
+          <w:tblHeader/>
+          <w:tblCellSpacing w:w="15" w:type="dxa"/>
+        </w:trPr>
+        <w:tc>
+          <w:tcPr>
+            <w:tcW w:w="2365" w:type="dxa"/>
+            <w:vAlign w:val="center"/>
+            <w:hideMark/>
+          </w:tcPr>
+          <w:p>
+            <w:pPr>
+              <w:spacing w:before="100" w:beforeAutospacing="1" w:after="100" w:afterAutospacing="1"/>
+              <w:rPr>
+                <w:rFonts w:ascii="Times New Roman" w:eastAsia="Times New Roman" w:hAnsi="Times New Roman" w:cs="Times New Roman"/>
+                <w:b/>
+                <w:bCs/>
+                <w:kern w:val="0"/>
+                <w14:ligatures w14:val="none"/>
+              </w:rPr>
+            </w:pPr>
+            <w:r>
+              <w:rPr>
+                <w:rFonts w:ascii="Times New Roman" w:eastAsia="Times New Roman" w:hAnsi="Times New Roman" w:cs="Times New Roman"/>
+                <w:b/>
+                <w:bCs/>
+                <w:kern w:val="0"/>
+                <w14:ligatures w14:val="none"/>
+              </w:rPr>
+              <w:t>Model</w:t>
+            </w:r>
+          </w:p>
+        </w:tc>
+        <w:tc>
+          <w:tcPr>
+            <w:tcW w:w="2663" w:type="dxa"/>
+            <w:vAlign w:val="center"/>
+            <w:hideMark/>
+          </w:tcPr>
+          <w:p>
+            <w:pPr>
+              <w:spacing w:before="100" w:beforeAutospacing="1" w:after="100" w:afterAutospacing="1"/>
+              <w:rPr>
+                <w:rFonts w:ascii="Times New Roman" w:eastAsia="Times New Roman" w:hAnsi="Times New Roman" w:cs="Times New Roman"/>
+                <w:b/>
+                <w:bCs/>
+                <w:kern w:val="0"/>
+                <w14:ligatures w14:val="none"/>
+              </w:rPr>
+            </w:pPr>
+            <w:r>
+              <w:rPr>
+                <w:rFonts w:ascii="Times New Roman" w:eastAsia="Times New Roman" w:hAnsi="Times New Roman" w:cs="Times New Roman"/>
+                <w:b/>
+                <w:bCs/>
+                <w:kern w:val="0"/>
+                <w14:ligatures w14:val="none"/>
+              </w:rPr>
+              <w:t>Strategy</w:t>
+            </w:r>
+          </w:p>
+        </w:tc>
+        <w:tc>
+          <w:tcPr>
+            <w:tcW w:w="1955" w:type="dxa"/>
+            <w:vAlign w:val="center"/>
+            <w:hideMark/>
+          </w:tcPr>
+          <w:p>
+            <w:pPr>
+              <w:spacing w:before="100" w:beforeAutospacing="1" w:after="100" w:afterAutospacing="1"/>
+              <w:rPr>
+                <w:rFonts w:ascii="Times New Roman" w:eastAsia="Times New Roman" w:hAnsi="Times New Roman" w:cs="Times New Roman"/>
+                <w:b/>
+                <w:bCs/>
+                <w:kern w:val="0"/>
+                <w14:ligatures w14:val="none"/>
+              </w:rPr>
+            </w:pPr>
+            <w:r>
+              <w:rPr>
+                <w:rFonts w:ascii="Times New Roman" w:eastAsia="Times New Roman" w:hAnsi="Times New Roman" w:cs="Times New Roman"/>
+                <w:b/>
+                <w:bCs/>
+                <w:kern w:val="0"/>
+                <w14:ligatures w14:val="none"/>
+              </w:rPr>
+              <w:t>mAP@50–95</w:t>
+            </w:r>
+          </w:p>
+        </w:tc>
+        <w:tc>
+          <w:tcPr>
+            <w:tcW w:w="2151" w:type="dxa"/>
+            <w:vAlign w:val="center"/>
+            <w:hideMark/>
+          </w:tcPr>
+          <w:p>
+            <w:pPr>
+              <w:spacing w:before="100" w:beforeAutospacing="1" w:after="100" w:afterAutospacing="1"/>
+              <w:rPr>
+                <w:rFonts w:ascii="Times New Roman" w:eastAsia="Times New Roman" w:hAnsi="Times New Roman" w:cs="Times New Roman"/>
+                <w:b/>
+                <w:bCs/>
+                <w:kern w:val="0"/>
+                <w14:ligatures w14:val="none"/>
+              </w:rPr>
+            </w:pPr>
+            <w:r>
+              <w:rPr>
+                <w:rFonts w:ascii="Times New Roman" w:eastAsia="Times New Roman" w:hAnsi="Times New Roman" w:cs="Times New Roman"/>
+                <w:b/>
+                <w:bCs/>
+                <w:kern w:val="0"/>
+                <w14:ligatures w14:val="none"/>
+              </w:rPr>
+              <w:t>Notes</w:t>
+            </w:r>
+          </w:p>
+        </w:tc>
+      </w:tr>
+      <w:tr>
+        <w:trPr>
+          <w:trHeight w:val="678"/>
+          <w:tblCellSpacing w:w="15" w:type="dxa"/>
+        </w:trPr>
+        <w:tc>
+          <w:tcPr>
+            <w:tcW w:w="2365" w:type="dxa"/>
+            <w:vAlign w:val="center"/>
+            <w:hideMark/>
+          </w:tcPr>
+          <w:p>
+            <w:pPr>
+              <w:spacing w:before="100" w:beforeAutospacing="1" w:after="100" w:afterAutospacing="1"/>
+              <w:rPr>
+                <w:rFonts w:ascii="Times New Roman" w:eastAsia="Times New Roman" w:hAnsi="Times New Roman" w:cs="Times New Roman"/>
+                <w:kern w:val="0"/>
+                <w14:ligatures w14:val="none"/>
+              </w:rPr>
+            </w:pPr>
+            <w:bookmarkStart w:id="0" w:name="_Hlk212844026"/>
+            <w:r>
+              <w:rPr>
+                <w:rFonts w:ascii="Times New Roman" w:eastAsia="Times New Roman" w:hAnsi="Times New Roman" w:cs="Times New Roman"/>
+                <w:kern w:val="0"/>
+                <w14:ligatures w14:val="none"/>
+              </w:rPr>
+              <w:t xml:space="preserve">YOLOv11m </w:t>
+            </w:r>
+          </w:p>
+        </w:tc>
+        <w:tc>
+          <w:tcPr>
+            <w:tcW w:w="2663" w:type="dxa"/>
+            <w:vAlign w:val="center"/>
+            <w:hideMark/>
+          </w:tcPr>
+          <w:p>
+            <w:pPr>
+              <w:spacing w:before="100" w:beforeAutospacing="1" w:after="100" w:afterAutospacing="1"/>
+              <w:rPr>
+                <w:rFonts w:ascii="Times New Roman" w:eastAsia="Times New Roman" w:hAnsi="Times New Roman" w:cs="Times New Roman"/>
+                <w:kern w:val="0"/>
+                <w14:ligatures w14:val="none"/>
+              </w:rPr>
+            </w:pPr>
+            <w:r>
+              <w:rPr>
+                <w:rFonts w:ascii="Times New Roman" w:eastAsia="Times New Roman" w:hAnsi="Times New Roman" w:cs="Times New Roman"/>
+                <w:kern w:val="0"/>
+                <w14:ligatures w14:val="none"/>
+              </w:rPr>
+              <w:t>Resampling</w:t>
+            </w:r>
+          </w:p>
+        </w:tc>
+        <w:tc>
+          <w:tcPr>
+            <w:tcW w:w="1955" w:type="dxa"/>
+            <w:vAlign w:val="center"/>
+            <w:hideMark/>
+          </w:tcPr>
+          <w:p>
+            <w:pPr>
+              <w:spacing w:before="100" w:beforeAutospacing="1" w:after="100" w:afterAutospacing="1"/>
+              <w:rPr>
+                <w:rFonts w:ascii="Times New Roman" w:eastAsia="Times New Roman" w:hAnsi="Times New Roman" w:cs="Times New Roman"/>
+                <w:kern w:val="0"/>
+                <w14:ligatures w14:val="none"/>
+              </w:rPr>
+            </w:pPr>
+            <w:r>
+              <w:rPr>
+                <w:rFonts w:ascii="Times New Roman" w:eastAsia="Times New Roman" w:hAnsi="Times New Roman" w:cs="Times New Roman"/>
+                <w:b/>
+                <w:bCs/>
+                <w:kern w:val="0"/>
+                <w14:ligatures w14:val="none"/>
+              </w:rPr>
+              <w:t>0.202</w:t>
+            </w:r>
+          </w:p>
+        </w:tc>
+        <w:tc>
+          <w:tcPr>
+            <w:tcW w:w="2151" w:type="dxa"/>
+            <w:vAlign w:val="center"/>
+            <w:hideMark/>
+          </w:tcPr>
+          <w:p>
+            <w:pPr>
+              <w:spacing w:before="100" w:beforeAutospacing="1" w:after="100" w:afterAutospacing="1"/>
+              <w:rPr>
+                <w:rFonts w:ascii="Times New Roman" w:eastAsia="Times New Roman" w:hAnsi="Times New Roman" w:cs="Times New Roman"/>
+                <w:kern w:val="0"/>
+                <w14:ligatures w14:val="none"/>
+              </w:rPr>
+            </w:pPr>
+            <w:r>
+              <w:rPr>
+                <w:rFonts w:ascii="Times New Roman" w:eastAsia="Times New Roman" w:hAnsi="Times New Roman" w:cs="Times New Roman"/>
+                <w:kern w:val="0"/>
+                <w14:ligatures w14:val="none"/>
+              </w:rPr>
+              <w:t>Best among re</w:t>
+            </w:r>
+            <w:r>
+              <w:rPr>
+                <w:rFonts w:ascii="Times New Roman" w:eastAsia="Times New Roman" w:hAnsi="Times New Roman" w:cs="Times New Roman"/>
+                <w:kern w:val="0"/>
+                <w14:ligatures w14:val="none"/>
+              </w:rPr>
+              <w:t xml:space="preserve">balancing </w:t>
+            </w:r>
+            <w:r>
+              <w:rPr>
+                <w:rFonts w:ascii="Times New Roman" w:eastAsia="Times New Roman" w:hAnsi="Times New Roman" w:cs="Times New Roman"/>
+                <w:kern w:val="0"/>
+                <w14:ligatures w14:val="none"/>
+              </w:rPr>
+              <w:t>methods</w:t>
+            </w:r>
+          </w:p>
+        </w:tc>
+      </w:tr>
+      <w:tr>
+        <w:trPr>
+          <w:tblCellSpacing w:w="15" w:type="dxa"/>
+        </w:trPr>
+        <w:tc>
+          <w:tcPr>
+            <w:tcW w:w="2365" w:type="dxa"/>
+            <w:vAlign w:val="center"/>
+            <w:hideMark/>
+          </w:tcPr>
+          <w:p>
+            <w:pPr>
+              <w:spacing w:before="100" w:beforeAutospacing="1" w:after="100" w:afterAutospacing="1"/>
+              <w:rPr>
+                <w:rFonts w:ascii="Times New Roman" w:eastAsia="Times New Roman" w:hAnsi="Times New Roman" w:cs="Times New Roman"/>
+                <w:kern w:val="0"/>
+                <w14:ligatures w14:val="none"/>
+              </w:rPr>
+            </w:pPr>
+            <w:bookmarkStart w:id="1" w:name="_Hlk212844809"/>
+            <w:r>
+              <w:rPr>
+                <w:rFonts w:ascii="Times New Roman" w:eastAsia="Times New Roman" w:hAnsi="Times New Roman" w:cs="Times New Roman"/>
+                <w:kern w:val="0"/>
+                <w14:ligatures w14:val="none"/>
+              </w:rPr>
+              <w:t>YOLOv11</w:t>
+            </w:r>
+            <w:r>
+              <w:rPr>
+                <w:rFonts w:ascii="Times New Roman" w:eastAsia="Times New Roman" w:hAnsi="Times New Roman" w:cs="Times New Roman"/>
+                <w:kern w:val="0"/>
+                <w14:ligatures w14:val="none"/>
+              </w:rPr>
+              <w:t>m</w:t>
+            </w:r>
+            <w:r>
+              <w:rPr>
+                <w:rFonts w:ascii="Times New Roman" w:eastAsia="Times New Roman" w:hAnsi="Times New Roman" w:cs="Times New Roman"/>
+                <w:kern w:val="0"/>
+                <w14:ligatures w14:val="none"/>
+              </w:rPr>
+              <w:t xml:space="preserve"> + CBAM</w:t>
+            </w:r>
+          </w:p>
+        </w:tc>
+        <w:tc>
+          <w:tcPr>
+            <w:tcW w:w="2663" w:type="dxa"/>
+            <w:vAlign w:val="center"/>
+            <w:hideMark/>
+          </w:tcPr>
+          <w:p>
+            <w:pPr>
+              <w:spacing w:before="100" w:beforeAutospacing="1" w:after="100" w:afterAutospacing="1"/>
+              <w:rPr>
+                <w:rFonts w:ascii="Times New Roman" w:eastAsia="Times New Roman" w:hAnsi="Times New Roman" w:cs="Times New Roman"/>
+                <w:kern w:val="0"/>
+                <w14:ligatures w14:val="none"/>
+              </w:rPr>
+            </w:pPr>
+            <w:r>
+              <w:rPr>
+                <w:rFonts w:ascii="Times New Roman" w:eastAsia="Times New Roman" w:hAnsi="Times New Roman" w:cs="Times New Roman"/>
+                <w:kern w:val="0"/>
+                <w14:ligatures w14:val="none"/>
+              </w:rPr>
+              <w:t>Attention + Re</w:t>
+            </w:r>
+            <w:r>
+              <w:rPr>
+                <w:rFonts w:ascii="Times New Roman" w:eastAsia="Times New Roman" w:hAnsi="Times New Roman" w:cs="Times New Roman"/>
+                <w:kern w:val="0"/>
+                <w14:ligatures w14:val="none"/>
+              </w:rPr>
+              <w:t>balancing</w:t>
+            </w:r>
+          </w:p>
+        </w:tc>
+        <w:tc>
+          <w:tcPr>
+            <w:tcW w:w="1955" w:type="dxa"/>
+            <w:vAlign w:val="center"/>
+            <w:hideMark/>
+          </w:tcPr>
+          <w:p>
+            <w:pPr>
+              <w:spacing w:before="100" w:beforeAutospacing="1" w:after="100" w:afterAutospacing="1"/>
+              <w:rPr>
+                <w:rFonts w:ascii="Times New Roman" w:eastAsia="Times New Roman" w:hAnsi="Times New Roman" w:cs="Times New Roman"/>
+                <w:kern w:val="0"/>
+                <w14:ligatures w14:val="none"/>
+              </w:rPr>
+            </w:pPr>
+            <w:r>
+              <w:rPr>
+                <w:rFonts w:ascii="Times New Roman" w:eastAsia="Times New Roman" w:hAnsi="Times New Roman" w:cs="Times New Roman"/>
+                <w:b/>
+                <w:bCs/>
+                <w:kern w:val="0"/>
+                <w14:ligatures w14:val="none"/>
+              </w:rPr>
+              <w:t>0.244</w:t>
+            </w:r>
+          </w:p>
+        </w:tc>
+        <w:tc>
+          <w:tcPr>
+            <w:tcW w:w="2151" w:type="dxa"/>
+            <w:vAlign w:val="center"/>
+            <w:hideMark/>
+          </w:tcPr>
+          <w:p>
+            <w:pPr>
+              <w:spacing w:before="100" w:beforeAutospacing="1" w:after="100" w:afterAutospacing="1"/>
+              <w:rPr>
+                <w:rFonts w:ascii="Times New Roman" w:eastAsia="Times New Roman" w:hAnsi="Times New Roman" w:cs="Times New Roman"/>
+                <w:kern w:val="0"/>
+                <w14:ligatures w14:val="none"/>
+              </w:rPr>
+            </w:pPr>
+            <w:r>
+              <w:rPr>
+                <w:rFonts w:ascii="Times New Roman" w:eastAsia="Times New Roman" w:hAnsi="Times New Roman" w:cs="Times New Roman"/>
+                <w:kern w:val="0"/>
+                <w14:ligatures w14:val="none"/>
+              </w:rPr>
+              <w:t>Seems o</w:t>
+            </w:r>
+            <w:r>
+              <w:rPr>
+                <w:rFonts w:ascii="Times New Roman" w:eastAsia="Times New Roman" w:hAnsi="Times New Roman" w:cs="Times New Roman"/>
+                <w:kern w:val="0"/>
+                <w14:ligatures w14:val="none"/>
+              </w:rPr>
+              <w:t>verfit after 16 epochs</w:t>
+            </w:r>
+          </w:p>
+        </w:tc>
+      </w:tr>
+      <w:bookmarkEnd w:id="1"/>
+      <w:tr>
+        <w:trPr>
+          <w:tblCellSpacing w:w="15" w:type="dxa"/>
+        </w:trPr>
+        <w:tc>
+          <w:tcPr>
+            <w:tcW w:w="2365" w:type="dxa"/>
+            <w:vAlign w:val="center"/>
+            <w:hideMark/>
+          </w:tcPr>
+          <w:p>
+            <w:pPr>
+              <w:spacing w:before="100" w:beforeAutospacing="1" w:after="100" w:afterAutospacing="1"/>
+              <w:rPr>
+                <w:rFonts w:ascii="Times New Roman" w:eastAsia="Times New Roman" w:hAnsi="Times New Roman" w:cs="Times New Roman"/>
+                <w:kern w:val="0"/>
+                <w14:ligatures w14:val="none"/>
+              </w:rPr>
+            </w:pPr>
+            <w:r>
+              <w:rPr>
+                <w:rFonts w:ascii="Times New Roman" w:eastAsia="Times New Roman" w:hAnsi="Times New Roman" w:cs="Times New Roman"/>
+                <w:kern w:val="0"/>
+                <w14:ligatures w14:val="none"/>
+              </w:rPr>
+              <w:t>YOLOv1</w:t>
+            </w:r>
+            <w:r>
+              <w:rPr>
+                <w:rFonts w:ascii="Times New Roman" w:eastAsia="Times New Roman" w:hAnsi="Times New Roman" w:cs="Times New Roman"/>
+                <w:kern w:val="0"/>
+                <w14:ligatures w14:val="none"/>
+              </w:rPr>
+              <w:t>1s + CBAM</w:t>
+            </w:r>
+          </w:p>
+        </w:tc>
+        <w:tc>
+          <w:tcPr>
+            <w:tcW w:w="2663" w:type="dxa"/>
+            <w:vAlign w:val="center"/>
+            <w:hideMark/>
+          </w:tcPr>
+          <w:p>
+            <w:pPr>
+              <w:spacing w:before="100" w:beforeAutospacing="1" w:after="100" w:afterAutospacing="1"/>
+              <w:rPr>
+                <w:rFonts w:ascii="Times New Roman" w:eastAsia="Times New Roman" w:hAnsi="Times New Roman" w:cs="Times New Roman"/>
+                <w:kern w:val="0"/>
+                <w14:ligatures w14:val="none"/>
+              </w:rPr>
+            </w:pPr>
+            <w:r>
+              <w:rPr>
+                <w:rFonts w:ascii="Times New Roman" w:eastAsia="Times New Roman" w:hAnsi="Times New Roman" w:cs="Times New Roman"/>
+                <w:kern w:val="0"/>
+                <w14:ligatures w14:val="none"/>
+              </w:rPr>
+              <w:t>Attention +</w:t>
+            </w:r>
+            <w:r>
+              <w:rPr>
+                <w:rFonts w:ascii="Times New Roman" w:eastAsia="Times New Roman" w:hAnsi="Times New Roman" w:cs="Times New Roman"/>
+                <w:kern w:val="0"/>
+                <w14:ligatures w14:val="none"/>
+              </w:rPr>
+              <w:t xml:space="preserve"> Rebalancing + Dropout</w:t>
+            </w:r>
+          </w:p>
+        </w:tc>
+        <w:tc>
+          <w:tcPr>
+            <w:tcW w:w="1955" w:type="dxa"/>
+            <w:vAlign w:val="center"/>
+            <w:hideMark/>
+          </w:tcPr>
+          <w:p>
+            <w:pPr>
+              <w:spacing w:before="100" w:beforeAutospacing="1" w:after="100" w:afterAutospacing="1"/>
+              <w:rPr>
+                <w:rFonts w:ascii="Times New Roman" w:eastAsia="Times New Roman" w:hAnsi="Times New Roman" w:cs="Times New Roman"/>
+                <w:kern w:val="0"/>
+                <w14:ligatures w14:val="none"/>
+              </w:rPr>
+            </w:pPr>
+            <w:r>
+              <w:rPr>
+                <w:rFonts w:ascii="Times New Roman" w:eastAsia="Times New Roman" w:hAnsi="Times New Roman" w:cs="Times New Roman"/>
+                <w:b/>
+                <w:bCs/>
+                <w:kern w:val="0"/>
+                <w14:ligatures w14:val="none"/>
+              </w:rPr>
+              <w:t>0.239</w:t>
+            </w:r>
+          </w:p>
+        </w:tc>
+        <w:tc>
+          <w:tcPr>
+            <w:tcW w:w="2151" w:type="dxa"/>
+            <w:vAlign w:val="center"/>
+            <w:hideMark/>
+          </w:tcPr>
+          <w:p>
+            <w:pPr>
+              <w:spacing w:before="100" w:beforeAutospacing="1" w:after="100" w:afterAutospacing="1"/>
+              <w:rPr>
+                <w:rFonts w:ascii="Times New Roman" w:eastAsia="Times New Roman" w:hAnsi="Times New Roman" w:cs="Times New Roman"/>
+                <w:kern w:val="0"/>
+                <w14:ligatures w14:val="none"/>
+              </w:rPr>
+            </w:pPr>
+            <w:r>
+              <w:rPr>
+                <w:rFonts w:ascii="Times New Roman" w:eastAsia="Times New Roman" w:hAnsi="Times New Roman" w:cs="Times New Roman"/>
+                <w:kern w:val="0"/>
+                <w14:ligatures w14:val="none"/>
+              </w:rPr>
+              <w:t>Improved stability</w:t>
+            </w:r>
+          </w:p>
+        </w:tc>
+      </w:tr>
+      <w:bookmarkEnd w:id="0"/>
+    </w:tbl>
+    <w:p>
+      <w:pPr>
+        <w:rPr>
+          <w:b/>
+          <w:bCs/>
+          <w:lang w:val="en-US"/>
+        </w:rPr>
+      </w:pPr>
+    </w:p>
+    <w:p>
+      <w:pPr>
+        <w:rPr>
+          <w:b/>
+          <w:bCs/>
+          <w:lang w:val="en-US"/>
+        </w:rPr>
+      </w:pPr>
+      <w:r>
+        <w:rPr>
+          <w:b/>
+          <w:bCs/>
+        </w:rPr>
+        <w:lastRenderedPageBreak/>
+        <w:drawing>
+          <wp:anchor distT="0" distB="0" distL="114300" distR="114300" simplePos="0" relativeHeight="251659264" behindDoc="0" locked="0" layoutInCell="1" allowOverlap="1" wp14:anchorId="3626F315" wp14:editId="6CA0431D">
+            <wp:simplePos x="0" y="0"/>
+            <wp:positionH relativeFrom="column">
+              <wp:posOffset>1111885</wp:posOffset>
+            </wp:positionH>
+            <wp:positionV relativeFrom="paragraph">
+              <wp:posOffset>-95397</wp:posOffset>
+            </wp:positionV>
+            <wp:extent cx="3856008" cy="1928004"/>
+            <wp:effectExtent l="0" t="0" r="5080" b="2540"/>
+            <wp:wrapNone/>
+            <wp:docPr id="55798575" name="Picture 1" descr="A group of graphs showing different results&#10;&#10;AI-generated content may be incorrect."/>
+            <wp:cNvGraphicFramePr>
+              <a:graphicFrameLocks xmlns:a="http://schemas.openxmlformats.org/drawingml/2006/main" noChangeAspect="1"/>
+            </wp:cNvGraphicFramePr>
+            <a:graphic xmlns:a="http://schemas.openxmlformats.org/drawingml/2006/main">
+              <a:graphicData uri="http://schemas.openxmlformats.org/drawingml/2006/picture">
+                <pic:pic xmlns:pic="http://schemas.openxmlformats.org/drawingml/2006/picture">
+                  <pic:nvPicPr>
+                    <pic:cNvPr id="55798575" name="Picture 1" descr="A group of graphs showing different results&#10;&#10;AI-generated content may be incorrect."/>
+                    <pic:cNvPicPr/>
+                  </pic:nvPicPr>
+                  <pic:blipFill>
+                    <a:blip r:embed="rId6" cstate="print">
+                      <a:extLst>
+                        <a:ext uri="{28A0092B-C50C-407E-A947-70E740481C1C}">
+                          <a14:useLocalDpi xmlns:a14="http://schemas.microsoft.com/office/drawing/2010/main" val="0"/>
+                        </a:ext>
+                      </a:extLst>
+                    </a:blip>
+                    <a:stretch>
+                      <a:fillRect/>
+                    </a:stretch>
+                  </pic:blipFill>
+                  <pic:spPr>
+                    <a:xfrm>
+                      <a:off x="0" y="0"/>
+                      <a:ext cx="3856008" cy="1928004"/>
+                    </a:xfrm>
+                    <a:prstGeom prst="rect">
+                      <a:avLst/>
+                    </a:prstGeom>
+                  </pic:spPr>
+                </pic:pic>
+              </a:graphicData>
+            </a:graphic>
+            <wp14:sizeRelH relativeFrom="page">
+              <wp14:pctWidth>0</wp14:pctWidth>
+            </wp14:sizeRelH>
+            <wp14:sizeRelV relativeFrom="page">
+              <wp14:pctHeight>0</wp14:pctHeight>
+            </wp14:sizeRelV>
+          </wp:anchor>
+        </w:drawing>
+      </w:r>
+    </w:p>
+    <w:p>
+      <w:pPr>
+        <w:rPr>
+          <w:b/>
+          <w:bCs/>
+          <w:lang w:val="en-US"/>
+        </w:rPr>
+      </w:pPr>
+    </w:p>
+    <w:p>
+      <w:pPr>
+        <w:rPr>
+          <w:b/>
+          <w:bCs/>
+        </w:rPr>
+      </w:pPr>
+    </w:p>
+    <w:p>
+      <w:pPr>
+        <w:rPr>
+          <w:b/>
+          <w:bCs/>
+        </w:rPr>
+      </w:pPr>
+    </w:p>
+    <w:p>
+      <w:pPr>
+        <w:rPr>
+          <w:b/>
+          <w:bCs/>
+        </w:rPr>
+      </w:pPr>
+    </w:p>
+    <w:p>
+      <w:pPr>
+        <w:rPr>
+          <w:b/>
+          <w:bCs/>
+        </w:rPr>
+      </w:pPr>
+    </w:p>
+    <w:p>
+      <w:pPr>
+        <w:rPr>
+          <w:b/>
+          <w:bCs/>
+        </w:rPr>
+      </w:pPr>
+    </w:p>
+    <w:p>
+      <w:pPr>
+        <w:rPr>
+          <w:b/>
+          <w:bCs/>
+        </w:rPr>
+      </w:pPr>
+    </w:p>
+    <w:p>
+      <w:pPr>
+        <w:rPr>
+          <w:b/>
+          <w:bCs/>
+          <w:lang w:val="en-US"/>
+        </w:rPr>
+      </w:pPr>
+    </w:p>
+    <w:p>
+      <w:pPr>
+        <w:spacing w:before="100" w:beforeAutospacing="1" w:after="100" w:afterAutospacing="1"/>
+        <w:jc w:val="center"/>
+        <w:rPr>
+          <w:rFonts w:ascii="Times New Roman" w:eastAsia="Times New Roman" w:hAnsi="Times New Roman" w:cs="Times New Roman"/>
+          <w:kern w:val="0"/>
+          <w:sz w:val="20"/>
+          <w:szCs w:val="20"/>
+          <w:lang w:val="en-US"/>
+          <w14:ligatures w14:val="none"/>
+        </w:rPr>
+      </w:pPr>
+      <w:r>
+        <w:rPr>
+          <w:b/>
+          <w:bCs/>
+        </w:rPr>
+        <w:drawing>
+          <wp:anchor distT="0" distB="0" distL="114300" distR="114300" simplePos="0" relativeHeight="251660288" behindDoc="0" locked="0" layoutInCell="1" allowOverlap="1" wp14:anchorId="31CFF121" wp14:editId="73D1E127">
+            <wp:simplePos x="0" y="0"/>
+            <wp:positionH relativeFrom="column">
+              <wp:posOffset>1258570</wp:posOffset>
+            </wp:positionH>
+            <wp:positionV relativeFrom="paragraph">
+              <wp:posOffset>462769</wp:posOffset>
+            </wp:positionV>
+            <wp:extent cx="3502325" cy="2957519"/>
+            <wp:effectExtent l="0" t="0" r="3175" b="1905"/>
+            <wp:wrapNone/>
+            <wp:docPr id="1805689858" name="Picture 1"/>
+            <wp:cNvGraphicFramePr>
+              <a:graphicFrameLocks xmlns:a="http://schemas.openxmlformats.org/drawingml/2006/main" noChangeAspect="1"/>
+            </wp:cNvGraphicFramePr>
+            <a:graphic xmlns:a="http://schemas.openxmlformats.org/drawingml/2006/main">
+              <a:graphicData uri="http://schemas.openxmlformats.org/drawingml/2006/picture">
+                <pic:pic xmlns:pic="http://schemas.openxmlformats.org/drawingml/2006/picture">
+                  <pic:nvPicPr>
+                    <pic:cNvPr id="1805689858" name=""/>
+                    <pic:cNvPicPr/>
+                  </pic:nvPicPr>
+                  <pic:blipFill>
+                    <a:blip r:embed="rId7" cstate="print">
+                      <a:extLst>
+                        <a:ext uri="{28A0092B-C50C-407E-A947-70E740481C1C}">
+                          <a14:useLocalDpi xmlns:a14="http://schemas.microsoft.com/office/drawing/2010/main" val="0"/>
+                        </a:ext>
+                      </a:extLst>
+                    </a:blip>
+                    <a:stretch>
+                      <a:fillRect/>
+                    </a:stretch>
+                  </pic:blipFill>
+                  <pic:spPr>
+                    <a:xfrm>
+                      <a:off x="0" y="0"/>
+                      <a:ext cx="3502325" cy="2957519"/>
+                    </a:xfrm>
+                    <a:prstGeom prst="rect">
+                      <a:avLst/>
+                    </a:prstGeom>
+                  </pic:spPr>
+                </pic:pic>
+              </a:graphicData>
+            </a:graphic>
+            <wp14:sizeRelH relativeFrom="page">
+              <wp14:pctWidth>0</wp14:pctWidth>
+            </wp14:sizeRelH>
+            <wp14:sizeRelV relativeFrom="page">
+              <wp14:pctHeight>0</wp14:pctHeight>
+            </wp14:sizeRelV>
+          </wp:anchor>
+        </w:drawing>
+      </w:r>
+      <w:r>
+        <w:rPr>
+          <w:sz w:val="20"/>
+          <w:szCs w:val="20"/>
+          <w:lang w:val="en-US"/>
+        </w:rPr>
+        <w:t>Figure</w:t>
+      </w:r>
+      <w:r>
+        <w:rPr>
+          <w:sz w:val="20"/>
+          <w:szCs w:val="20"/>
+          <w:lang w:val="en-US"/>
+        </w:rPr>
+        <w:t xml:space="preserve"> </w:t>
+      </w:r>
+      <w:r>
+        <w:rPr>
+          <w:sz w:val="20"/>
+          <w:szCs w:val="20"/>
+          <w:lang w:val="en-US"/>
+        </w:rPr>
+        <w:t>2: training result (</w:t>
+      </w:r>
+      <w:r>
+        <w:rPr>
+          <w:rFonts w:ascii="Times New Roman" w:eastAsia="Times New Roman" w:hAnsi="Times New Roman" w:cs="Times New Roman"/>
+          <w:kern w:val="0"/>
+          <w:sz w:val="20"/>
+          <w:szCs w:val="20"/>
+          <w14:ligatures w14:val="none"/>
+        </w:rPr>
+        <w:t>YOLOv11</w:t>
+      </w:r>
+      <w:r>
+        <w:rPr>
+          <w:rFonts w:ascii="Times New Roman" w:eastAsia="Times New Roman" w:hAnsi="Times New Roman" w:cs="Times New Roman"/>
+          <w:kern w:val="0"/>
+          <w:sz w:val="20"/>
+          <w:szCs w:val="20"/>
+          <w14:ligatures w14:val="none"/>
+        </w:rPr>
+        <w:t>m</w:t>
+      </w:r>
+      <w:r>
+        <w:rPr>
+          <w:rFonts w:ascii="Times New Roman" w:eastAsia="Times New Roman" w:hAnsi="Times New Roman" w:cs="Times New Roman"/>
+          <w:kern w:val="0"/>
+          <w:sz w:val="20"/>
+          <w:szCs w:val="20"/>
+          <w14:ligatures w14:val="none"/>
+        </w:rPr>
+        <w:t xml:space="preserve"> + CBAM</w:t>
+      </w:r>
+      <w:r>
+        <w:rPr>
+          <w:rFonts w:ascii="Times New Roman" w:eastAsia="Times New Roman" w:hAnsi="Times New Roman" w:cs="Times New Roman"/>
+          <w:kern w:val="0"/>
+          <w:sz w:val="20"/>
+          <w:szCs w:val="20"/>
+          <w:lang w:val="en-US"/>
+          <w14:ligatures w14:val="none"/>
+        </w:rPr>
+        <w:t>)</w:t>
+      </w:r>
+    </w:p>
+    <w:p>
+      <w:pPr>
+        <w:rPr>
+          <w:lang w:val="en-US"/>
+        </w:rPr>
+      </w:pPr>
+    </w:p>
+    <w:p>
+      <w:pPr>
+        <w:rPr>
+          <w:lang w:val="en-US"/>
+        </w:rPr>
+      </w:pPr>
+    </w:p>
+    <w:p>
+      <w:pPr>
+        <w:rPr>
+          <w:lang w:val="en-US"/>
+        </w:rPr>
+      </w:pPr>
+    </w:p>
+    <w:p>
+      <w:pPr>
+        <w:rPr>
+          <w:b/>
+          <w:bCs/>
+        </w:rPr>
+      </w:pPr>
+    </w:p>
+    <w:p>
+      <w:pPr>
+        <w:rPr>
+          <w:b/>
+          <w:bCs/>
+        </w:rPr>
+      </w:pPr>
+    </w:p>
+    <w:p>
+      <w:pPr>
+        <w:rPr>
+          <w:b/>
+          <w:bCs/>
+        </w:rPr>
+      </w:pPr>
+    </w:p>
+    <w:p>
+      <w:pPr>
+        <w:rPr>
+          <w:b/>
+          <w:bCs/>
+        </w:rPr>
+      </w:pPr>
+    </w:p>
+    <w:p>
+      <w:pPr>
+        <w:rPr>
+          <w:b/>
+          <w:bCs/>
+        </w:rPr>
+      </w:pPr>
+    </w:p>
+    <w:p>
+      <w:pPr>
+        <w:rPr>
+          <w:b/>
+          <w:bCs/>
+          <w:lang w:val="en-US"/>
+        </w:rPr>
+      </w:pPr>
+    </w:p>
+    <w:p>
+      <w:pPr>
+        <w:rPr>
+          <w:b/>
+          <w:bCs/>
+          <w:lang w:val="en-US"/>
+        </w:rPr>
+      </w:pPr>
+    </w:p>
+    <w:p>
+      <w:pPr>
+        <w:rPr>
+          <w:b/>
+          <w:bCs/>
+          <w:lang w:val="en-US"/>
+        </w:rPr>
+      </w:pPr>
+    </w:p>
+    <w:p>
+      <w:pPr>
+        <w:rPr>
+          <w:b/>
+          <w:bCs/>
+          <w:lang w:val="en-US"/>
+        </w:rPr>
+      </w:pPr>
+    </w:p>
+    <w:p>
+      <w:pPr>
+        <w:rPr>
+          <w:b/>
+          <w:bCs/>
+          <w:lang w:val="en-US"/>
+        </w:rPr>
+      </w:pPr>
+    </w:p>
+    <w:p>
+      <w:pPr>
+        <w:rPr>
+          <w:b/>
+          <w:bCs/>
+          <w:lang w:val="en-US"/>
+        </w:rPr>
+      </w:pPr>
+    </w:p>
+    <w:p>
+      <w:pPr>
+        <w:rPr>
+          <w:b/>
+          <w:bCs/>
+          <w:lang w:val="en-US"/>
+        </w:rPr>
+      </w:pPr>
+    </w:p>
+    <w:p>
+      <w:pPr>
+        <w:spacing w:before="100" w:beforeAutospacing="1" w:after="100" w:afterAutospacing="1"/>
+        <w:jc w:val="center"/>
+        <w:rPr>
+          <w:rFonts w:ascii="Times New Roman" w:eastAsia="Times New Roman" w:hAnsi="Times New Roman" w:cs="Times New Roman"/>
+          <w:kern w:val="0"/>
+          <w:sz w:val="20"/>
+          <w:szCs w:val="20"/>
+          <w:lang w:val="en-US"/>
+          <w14:ligatures w14:val="none"/>
+        </w:rPr>
+      </w:pPr>
+      <w:r>
+        <w:rPr>
+          <w:sz w:val="20"/>
+          <w:szCs w:val="20"/>
+          <w:lang w:val="en-US"/>
+        </w:rPr>
+        <w:t>Figure</w:t>
+      </w:r>
+      <w:r>
+        <w:rPr>
+          <w:sz w:val="20"/>
+          <w:szCs w:val="20"/>
+          <w:lang w:val="en-US"/>
+        </w:rPr>
+        <w:t xml:space="preserve"> </w:t>
+      </w:r>
+      <w:r>
+        <w:rPr>
+          <w:sz w:val="20"/>
+          <w:szCs w:val="20"/>
+          <w:lang w:val="en-US"/>
+        </w:rPr>
+        <w:t>3: Confusion Matrix (</w:t>
+      </w:r>
+      <w:r>
+        <w:rPr>
+          <w:rFonts w:ascii="Times New Roman" w:eastAsia="Times New Roman" w:hAnsi="Times New Roman" w:cs="Times New Roman"/>
+          <w:kern w:val="0"/>
+          <w:sz w:val="20"/>
+          <w:szCs w:val="20"/>
+          <w14:ligatures w14:val="none"/>
+        </w:rPr>
+        <w:t>YOLOv11</w:t>
+      </w:r>
+      <w:r>
+        <w:rPr>
+          <w:rFonts w:ascii="Times New Roman" w:eastAsia="Times New Roman" w:hAnsi="Times New Roman" w:cs="Times New Roman"/>
+          <w:kern w:val="0"/>
+          <w:sz w:val="20"/>
+          <w:szCs w:val="20"/>
+          <w14:ligatures w14:val="none"/>
+        </w:rPr>
+        <w:t>m</w:t>
+      </w:r>
+      <w:r>
+        <w:rPr>
+          <w:rFonts w:ascii="Times New Roman" w:eastAsia="Times New Roman" w:hAnsi="Times New Roman" w:cs="Times New Roman"/>
+          <w:kern w:val="0"/>
+          <w:sz w:val="20"/>
+          <w:szCs w:val="20"/>
+          <w14:ligatures w14:val="none"/>
+        </w:rPr>
+        <w:t xml:space="preserve"> + CBAM</w:t>
+      </w:r>
+      <w:r>
+        <w:rPr>
+          <w:rFonts w:ascii="Times New Roman" w:eastAsia="Times New Roman" w:hAnsi="Times New Roman" w:cs="Times New Roman"/>
+          <w:kern w:val="0"/>
+          <w:sz w:val="20"/>
+          <w:szCs w:val="20"/>
+          <w:lang w:val="en-US"/>
+          <w14:ligatures w14:val="none"/>
+        </w:rPr>
+        <w:t>)</w:t>
+      </w:r>
+    </w:p>
+    <w:p>
+      <w:pPr>
+        <w:rPr>
+          <w:b/>
+          <w:bCs/>
+          <w:lang w:val="en-US"/>
+        </w:rPr>
+      </w:pPr>
+    </w:p>
+    <w:p>
+      <w:pPr>
+        <w:pStyle w:val="ListParagraph"/>
+        <w:numPr>
+          <w:ilvl w:val="0"/>
+          <w:numId w:val="19"/>
+        </w:numPr>
+        <w:rPr>
+          <w:b/>
+          <w:bCs/>
+        </w:rPr>
+      </w:pPr>
+      <w:r>
+        <w:rPr>
+          <w:b/>
+          <w:bCs/>
+        </w:rPr>
+        <w:t>Visual and Error Analysis</w:t>
+      </w:r>
+    </w:p>
+    <w:p>
+      <w:pPr>
+        <w:pStyle w:val="ListParagraph"/>
+        <w:numPr>
+          <w:ilvl w:val="2"/>
+          <w:numId w:val="23"/>
+        </w:numPr>
+      </w:pPr>
+      <w:r>
+        <w:t>CBAM-enhanced model shows clearer focus on minority-class features (e.g., small or partially occluded instances)</w:t>
+      </w:r>
+      <w:r>
+        <w:rPr>
+          <w:rFonts w:hint="eastAsia"/>
+        </w:rPr>
+        <w:t>.</w:t>
+      </w:r>
+      <w:r>
+        <w:t xml:space="preserve"> </w:t>
+      </w:r>
+    </w:p>
+    <w:p>
+      <w:pPr>
+        <w:pStyle w:val="ListParagraph"/>
+        <w:numPr>
+          <w:ilvl w:val="2"/>
+          <w:numId w:val="23"/>
+        </w:numPr>
+      </w:pPr>
+      <w:r>
+        <w:rPr>
+          <w:lang w:val="en-US"/>
+        </w:rPr>
+        <w:t>CBAM also shows a much faster convergence.</w:t>
+      </w:r>
+    </w:p>
+    <w:p>
+      <w:pPr>
+        <w:pStyle w:val="ListParagraph"/>
+        <w:numPr>
+          <w:ilvl w:val="2"/>
+          <w:numId w:val="23"/>
+        </w:numPr>
+      </w:pPr>
+      <w:r>
+        <w:rPr>
+          <w:lang w:val="en-US"/>
+        </w:rPr>
+        <w:t>Bigger image size helps improving mAP@50-95</w:t>
+      </w:r>
+    </w:p>
+    <w:p>
+      <w:pPr>
+        <w:pStyle w:val="ListParagraph"/>
+        <w:numPr>
+          <w:ilvl w:val="2"/>
+          <w:numId w:val="23"/>
+        </w:numPr>
+      </w:pPr>
+      <w:r>
+        <w:t>Potential o</w:t>
+      </w:r>
+      <w:r>
+        <w:t>verfitting was observed beyond epoch 16 in high-resolution settings (1280 px), with rising validation losses in box_loss and dfl_loss</w:t>
+      </w:r>
+      <w:r>
+        <w:t xml:space="preserve"> and decreasing m</w:t>
+      </w:r>
+      <w:r>
+        <w:t>AP</w:t>
+      </w:r>
+      <w:r>
+        <w:t>@50-95, suggesting model couldn’t locate object correctly.</w:t>
+      </w:r>
+    </w:p>
+    <w:p>
+      <w:pPr>
+        <w:pStyle w:val="ListParagraph"/>
+        <w:numPr>
+          <w:ilvl w:val="2"/>
+          <w:numId w:val="23"/>
+        </w:numPr>
+      </w:pPr>
+      <w:r>
+        <w:t xml:space="preserve">Error cases are mostly in bounding box precision for </w:t>
+      </w:r>
+      <w:r>
+        <w:t>small object</w:t>
+      </w:r>
+      <w:r>
+        <w:t xml:space="preserve"> categories</w:t>
+      </w:r>
+      <w:r>
+        <w:t xml:space="preserve"> (person)</w:t>
+      </w:r>
+      <w:r>
+        <w:t>, suggesting that further tuning of attention density and loss balance could help.</w:t>
+      </w:r>
+    </w:p>
+    <w:p>
+      <w:pPr>
+        <w:rPr>
+          <w:b/>
+          <w:bCs/>
+          <w:lang w:val="en-US"/>
+        </w:rPr>
+      </w:pPr>
+    </w:p>
+    <w:p>
+      <w:pPr>
+        <w:rPr>
+          <w:b/>
+          <w:bCs/>
+          <w:lang w:val="en-US"/>
+        </w:rPr>
+      </w:pPr>
+    </w:p>
+    <w:p>
+      <w:pPr>
+        <w:pStyle w:val="ListParagraph"/>
+        <w:numPr>
+          <w:ilvl w:val="0"/>
+          <w:numId w:val="19"/>
+        </w:numPr>
+        <w:rPr>
+          <w:b/>
+          <w:bCs/>
+        </w:rPr>
+      </w:pPr>
+      <w:r>
+        <w:rPr>
+          <w:b/>
+          <w:bCs/>
+        </w:rPr>
+        <w:lastRenderedPageBreak/>
+        <w:t>Long-Tailed Problem Discussion</w:t>
+      </w:r>
+    </w:p>
+    <w:p>
+      <w:pPr>
+        <w:rPr>
+          <w:b/>
+          <w:bCs/>
+          <w:lang w:val="en-US"/>
+        </w:rPr>
+      </w:pPr>
+      <w:r>
+        <w:rPr>
+          <w:noProof/>
+          <w:lang w:val="en-US"/>
+        </w:rPr>
+        <w:drawing>
+          <wp:anchor distT="0" distB="0" distL="114300" distR="114300" simplePos="0" relativeHeight="251661312" behindDoc="0" locked="0" layoutInCell="1" allowOverlap="1" wp14:anchorId="77377299" wp14:editId="43D51BB7">
+            <wp:simplePos x="0" y="0"/>
+            <wp:positionH relativeFrom="column">
+              <wp:posOffset>801517</wp:posOffset>
+            </wp:positionH>
+            <wp:positionV relativeFrom="paragraph">
+              <wp:posOffset>80889</wp:posOffset>
+            </wp:positionV>
+            <wp:extent cx="4691575" cy="1371885"/>
+            <wp:effectExtent l="0" t="0" r="0" b="0"/>
+            <wp:wrapNone/>
+            <wp:docPr id="1345529655" name="Picture 1" descr="A screenshot of a black screen&#10;&#10;AI-generated content may be incorrect."/>
+            <wp:cNvGraphicFramePr>
+              <a:graphicFrameLocks xmlns:a="http://schemas.openxmlformats.org/drawingml/2006/main" noChangeAspect="1"/>
+            </wp:cNvGraphicFramePr>
+            <a:graphic xmlns:a="http://schemas.openxmlformats.org/drawingml/2006/main">
+              <a:graphicData uri="http://schemas.openxmlformats.org/drawingml/2006/picture">
+                <pic:pic xmlns:pic="http://schemas.openxmlformats.org/drawingml/2006/picture">
+                  <pic:nvPicPr>
+                    <pic:cNvPr id="1679022329" name="Picture 1" descr="A screenshot of a black screen&#10;&#10;AI-generated content may be incorrect."/>
+                    <pic:cNvPicPr/>
+                  </pic:nvPicPr>
+                  <pic:blipFill>
+                    <a:blip r:embed="rId8" cstate="print">
+                      <a:extLst>
+                        <a:ext uri="{28A0092B-C50C-407E-A947-70E740481C1C}">
+                          <a14:useLocalDpi xmlns:a14="http://schemas.microsoft.com/office/drawing/2010/main" val="0"/>
+                        </a:ext>
+                      </a:extLst>
+                    </a:blip>
+                    <a:stretch>
+                      <a:fillRect/>
+                    </a:stretch>
+                  </pic:blipFill>
+                  <pic:spPr>
+                    <a:xfrm>
+                      <a:off x="0" y="0"/>
+                      <a:ext cx="4691575" cy="1371885"/>
+                    </a:xfrm>
+                    <a:prstGeom prst="rect">
+                      <a:avLst/>
+                    </a:prstGeom>
+                  </pic:spPr>
+                </pic:pic>
+              </a:graphicData>
+            </a:graphic>
+            <wp14:sizeRelH relativeFrom="page">
+              <wp14:pctWidth>0</wp14:pctWidth>
+            </wp14:sizeRelH>
+            <wp14:sizeRelV relativeFrom="page">
+              <wp14:pctHeight>0</wp14:pctHeight>
+            </wp14:sizeRelV>
+          </wp:anchor>
+        </w:drawing>
+      </w:r>
+    </w:p>
+    <w:p>
+      <w:pPr>
+        <w:rPr>
+          <w:b/>
+          <w:bCs/>
+          <w:lang w:val="en-US"/>
+        </w:rPr>
+      </w:pPr>
+    </w:p>
+    <w:p>
+      <w:pPr>
+        <w:rPr>
+          <w:b/>
+          <w:bCs/>
+          <w:lang w:val="en-US"/>
+        </w:rPr>
+      </w:pPr>
+    </w:p>
+    <w:p>
+      <w:pPr>
+        <w:rPr>
+          <w:b/>
+          <w:bCs/>
+          <w:lang w:val="en-US"/>
+        </w:rPr>
+      </w:pPr>
+    </w:p>
+    <w:p>
+      <w:pPr>
+        <w:rPr>
+          <w:b/>
+          <w:bCs/>
+          <w:lang w:val="en-US"/>
+        </w:rPr>
+      </w:pPr>
+    </w:p>
+    <w:p>
+      <w:pPr>
+        <w:rPr>
+          <w:b/>
+          <w:bCs/>
+          <w:lang w:val="en-US"/>
+        </w:rPr>
+      </w:pPr>
+    </w:p>
+    <w:p>
+      <w:pPr>
+        <w:rPr>
+          <w:b/>
+          <w:bCs/>
+          <w:lang w:val="en-US"/>
+        </w:rPr>
+      </w:pPr>
+    </w:p>
+    <w:p>
+      <w:pPr>
+        <w:rPr>
+          <w:b/>
+          <w:bCs/>
+          <w:lang w:val="en-US"/>
+        </w:rPr>
+      </w:pPr>
+    </w:p>
+    <w:p>
+      <w:pPr>
+        <w:jc w:val="center"/>
+        <w:rPr>
+          <w:sz w:val="20"/>
+          <w:szCs w:val="20"/>
+          <w:lang w:val="en-US"/>
+        </w:rPr>
+      </w:pPr>
+      <w:r>
+        <w:rPr>
+          <w:sz w:val="20"/>
+          <w:szCs w:val="20"/>
+          <w:lang w:val="en-US"/>
+        </w:rPr>
+        <w:t>Figure 4:</w:t>
+      </w:r>
+      <w:r>
+        <w:rPr>
+          <w:sz w:val="20"/>
+          <w:szCs w:val="20"/>
+          <w:lang w:val="en-US"/>
+        </w:rPr>
+        <w:t xml:space="preserve"> Rebalancing methods trial result (10 epoch)</w:t>
+      </w:r>
+    </w:p>
+    <w:p>
+      <w:pPr>
+        <w:rPr>
+          <w:b/>
+          <w:bCs/>
+          <w:lang w:val="en-US"/>
+        </w:rPr>
+      </w:pPr>
+    </w:p>
+    <w:p>
+      <w:r>
+        <w:t>Our experiments demonstrate that:</w:t>
+      </w:r>
+    </w:p>
+    <w:p>
+      <w:pPr>
+        <w:pStyle w:val="ListParagraph"/>
+        <w:numPr>
+          <w:ilvl w:val="1"/>
+          <w:numId w:val="24"/>
+        </w:numPr>
+      </w:pPr>
+      <w:r>
+        <w:t>Resampling alone provided the largest performance gain compared to reweighting-based approaches.</w:t>
+      </w:r>
+    </w:p>
+    <w:p>
+      <w:pPr>
+        <w:pStyle w:val="ListParagraph"/>
+        <w:numPr>
+          <w:ilvl w:val="1"/>
+          <w:numId w:val="24"/>
+        </w:numPr>
+        <w:rPr>
+          <w:lang w:val="en-US"/>
+        </w:rPr>
+      </w:pPr>
+      <w:r>
+        <w:t xml:space="preserve">Reweighting </w:t>
+      </w:r>
+      <w:r>
+        <w:t>might be</w:t>
+      </w:r>
+      <w:r>
+        <w:t xml:space="preserve"> limited by YOLO’s fixed internal loss composition</w:t>
+      </w:r>
+      <w:r>
+        <w:t xml:space="preserve"> (7.5 for boxex loss; </w:t>
+      </w:r>
+      <w:r>
+        <w:rPr>
+          <w:lang w:val="en-US"/>
+        </w:rPr>
+        <w:t>0.5 for cls loss</w:t>
+      </w:r>
+      <w:r>
+        <w:rPr>
+          <w:lang w:val="en-US"/>
+        </w:rPr>
+        <w:t>;</w:t>
+      </w:r>
+      <w:r>
+        <w:rPr>
+          <w:lang w:val="en-US"/>
+        </w:rPr>
+        <w:t xml:space="preserve"> 1.5 for </w:t>
+      </w:r>
+      <w:proofErr w:type="spellStart"/>
+      <w:r>
+        <w:rPr>
+          <w:lang w:val="en-US"/>
+        </w:rPr>
+        <w:t>dfl</w:t>
+      </w:r>
+      <w:proofErr w:type="spellEnd"/>
+      <w:r>
+        <w:rPr>
+          <w:lang w:val="en-US"/>
+        </w:rPr>
+        <w:t xml:space="preserve"> loss</w:t>
+      </w:r>
+      <w:r>
+        <w:rPr>
+          <w:lang w:val="en-US"/>
+        </w:rPr>
+        <w:t>)</w:t>
+      </w:r>
+      <w:r>
+        <w:t>.</w:t>
+      </w:r>
+    </w:p>
+    <w:p>
+      <w:pPr>
+        <w:pStyle w:val="ListParagraph"/>
+        <w:numPr>
+          <w:ilvl w:val="1"/>
+          <w:numId w:val="24"/>
+        </w:numPr>
+      </w:pPr>
+      <w:r>
+        <w:t>Combining resampling + attention yielded the most balanced results, achieving +0.04 improvement in mAP over baseline.</w:t>
+      </w:r>
+    </w:p>
+    <w:p>
+      <w:pPr>
+        <w:rPr>
+          <w:b/>
+          <w:bCs/>
+          <w:lang w:val="en-US"/>
+        </w:rPr>
+      </w:pPr>
+    </w:p>
+    <w:p>
+      <w:pPr>
+        <w:rPr>
+          <w:b/>
+          <w:bCs/>
+          <w:lang w:val="en-US"/>
+        </w:rPr>
+      </w:pPr>
+    </w:p>
+    <w:p>
+      <w:pPr>
+        <w:rPr>
+          <w:b/>
+          <w:bCs/>
+          <w:sz w:val="40"/>
+          <w:szCs w:val="40"/>
+        </w:rPr>
+      </w:pPr>
+      <w:r>
+        <w:rPr>
+          <w:b/>
+          <w:bCs/>
+          <w:sz w:val="40"/>
+          <w:szCs w:val="40"/>
+        </w:rPr>
+        <w:t>4. Conclusion</w:t>
+      </w:r>
+    </w:p>
+    <w:p>
+      <w:pPr>
+        <w:rPr>
+          <w:b/>
+          <w:bCs/>
+        </w:rPr>
+      </w:pPr>
+    </w:p>
+    <w:p>
+      <w:pPr>
+        <w:ind w:firstLine="720"/>
+      </w:pPr>
+      <w:r>
+        <w:t>This work explored long-tailed object detection improvements based on YOLOv11</w:t>
+      </w:r>
+      <w:r>
+        <w:t xml:space="preserve"> </w:t>
+      </w:r>
+      <w:r>
+        <w:t>architecture</w:t>
+      </w:r>
+      <w:r>
+        <w:t xml:space="preserve"> and attention mechanism</w:t>
+      </w:r>
+      <w:r>
+        <w:t>.</w:t>
+      </w:r>
+    </w:p>
+    <w:p/>
+    <w:p>
+      <w:r>
+        <w:t>Key findings include:</w:t>
+      </w:r>
+    </w:p>
+    <w:p>
+      <w:pPr>
+        <w:pStyle w:val="ListParagraph"/>
+        <w:numPr>
+          <w:ilvl w:val="0"/>
+          <w:numId w:val="27"/>
+        </w:numPr>
+      </w:pPr>
+      <w:r>
+        <w:t>Resampling is the most effective and stable solution for long-tail correction.</w:t>
+      </w:r>
+    </w:p>
+    <w:p>
+      <w:pPr>
+        <w:pStyle w:val="ListParagraph"/>
+        <w:numPr>
+          <w:ilvl w:val="0"/>
+          <w:numId w:val="27"/>
+        </w:numPr>
+      </w:pPr>
+      <w:r>
+        <w:t>CBAM attention helps refine spatial and channel-level focus</w:t>
+      </w:r>
+      <w:r>
+        <w:t xml:space="preserve"> and model has faster convergence</w:t>
+      </w:r>
+    </w:p>
+    <w:p>
+      <w:pPr>
+        <w:pStyle w:val="ListParagraph"/>
+        <w:numPr>
+          <w:ilvl w:val="0"/>
+          <w:numId w:val="27"/>
+        </w:numPr>
+      </w:pPr>
+      <w:r>
+        <w:t>The hybrid approach combining resampling and CBAM achieved the best overall balance between precision and recall.</w:t>
+      </w:r>
+    </w:p>
+    <w:p>
+      <w:pPr>
+        <w:rPr>
+          <w:lang w:val="en-US"/>
+        </w:rPr>
+      </w:pPr>
+    </w:p>
+    <w:p>
+      <w:pPr>
+        <w:rPr>
+          <w:lang w:val="en-US"/>
+        </w:rPr>
+      </w:pPr>
+      <w:r>
+        <w:rPr>
+          <w:lang w:val="en-US"/>
+        </w:rPr>
+        <w:t xml:space="preserve">However, we do find some </w:t>
+      </w:r>
+      <w:r>
+        <w:rPr>
+          <w:lang w:val="en-US"/>
+        </w:rPr>
+        <w:t>drawbacks:</w:t>
+      </w:r>
+    </w:p>
+    <w:p>
+      <w:pPr>
+        <w:pStyle w:val="ListParagraph"/>
+        <w:numPr>
+          <w:ilvl w:val="0"/>
+          <w:numId w:val="28"/>
+        </w:numPr>
+        <w:rPr>
+          <w:lang w:val="en-US"/>
+        </w:rPr>
+      </w:pPr>
+      <w:r>
+        <w:rPr>
+          <w:lang w:val="en-US"/>
+        </w:rPr>
+        <w:t>Resampling method although provides improvement in result, it takes too much time and memory for training.</w:t>
+      </w:r>
+    </w:p>
+    <w:p>
+      <w:pPr>
+        <w:pStyle w:val="ListParagraph"/>
+        <w:numPr>
+          <w:ilvl w:val="0"/>
+          <w:numId w:val="28"/>
+        </w:numPr>
+        <w:rPr>
+          <w:lang w:val="en-US"/>
+        </w:rPr>
+      </w:pPr>
+      <w:r>
+        <w:rPr>
+          <w:lang w:val="en-US"/>
+        </w:rPr>
+        <w:t>YOLOv11 isn’t the best model, research shows that it tends to overfit in some cases.</w:t>
+      </w:r>
+    </w:p>
+    <w:p/>
+    <w:p>
+      <w:pPr>
+        <w:rPr>
+          <w:lang w:val="en-US"/>
+        </w:rPr>
+      </w:pPr>
+      <w:r>
+        <w:rPr>
+          <w:lang w:val="en-US"/>
+        </w:rPr>
+        <w:t xml:space="preserve">To address these problems, here’s some </w:t>
+      </w:r>
+      <w:r>
+        <w:rPr>
+          <w:lang w:val="en-US"/>
+        </w:rPr>
+        <w:t>future works</w:t>
+      </w:r>
+      <w:r>
+        <w:rPr>
+          <w:lang w:val="en-US"/>
+        </w:rPr>
+        <w:t>:</w:t>
+      </w:r>
+    </w:p>
+    <w:p>
+      <w:pPr>
+        <w:pStyle w:val="ListParagraph"/>
+        <w:numPr>
+          <w:ilvl w:val="0"/>
+          <w:numId w:val="30"/>
+        </w:numPr>
+        <w:rPr>
+          <w:b/>
+          <w:bCs/>
+          <w:lang w:val="en-US"/>
+        </w:rPr>
+      </w:pPr>
+      <w:r>
+        <w:rPr>
+          <w:lang w:val="en-US"/>
+        </w:rPr>
+        <w:t xml:space="preserve">Use transfer learning. Train with resampling method to get </w:t>
+      </w:r>
+      <w:proofErr w:type="spellStart"/>
+      <w:proofErr w:type="gramStart"/>
+      <w:r>
+        <w:rPr>
+          <w:lang w:val="en-US"/>
+        </w:rPr>
+        <w:t>a</w:t>
+      </w:r>
+      <w:proofErr w:type="spellEnd"/>
+      <w:proofErr w:type="gramEnd"/>
+      <w:r>
+        <w:rPr>
+          <w:lang w:val="en-US"/>
+        </w:rPr>
+        <w:t xml:space="preserve"> initial weight, then apply other method or model for efficiency.</w:t>
+      </w:r>
+    </w:p>
+    <w:p>
+      <w:pPr>
+        <w:pStyle w:val="ListParagraph"/>
+        <w:numPr>
+          <w:ilvl w:val="0"/>
+          <w:numId w:val="30"/>
+        </w:numPr>
+        <w:rPr>
+          <w:lang w:val="en-US"/>
+        </w:rPr>
+      </w:pPr>
+      <w:r>
+        <w:rPr>
+          <w:lang w:val="en-US"/>
+        </w:rPr>
+        <w:t>Try</w:t>
+      </w:r>
+      <w:r>
+        <w:rPr>
+          <w:lang w:val="en-US"/>
+        </w:rPr>
+        <w:t xml:space="preserve"> several </w:t>
+      </w:r>
+      <w:r>
+        <w:rPr>
+          <w:lang w:val="en-US"/>
+        </w:rPr>
+        <w:t xml:space="preserve">models like YOLOv10, </w:t>
+      </w:r>
+      <w:proofErr w:type="spellStart"/>
+      <w:proofErr w:type="gramStart"/>
+      <w:r>
+        <w:rPr>
+          <w:lang w:val="en-US"/>
+        </w:rPr>
+        <w:t>Faster</w:t>
+      </w:r>
+      <w:proofErr w:type="gramEnd"/>
+      <w:r>
+        <w:rPr>
+          <w:lang w:val="en-US"/>
+        </w:rPr>
+        <w:t>_RCNN</w:t>
+      </w:r>
+      <w:proofErr w:type="spellEnd"/>
+      <w:r>
+        <w:rPr>
+          <w:lang w:val="en-US"/>
+        </w:rPr>
+        <w:t>, DETR and see which results in better performance, or even try to hybrid the architecture.</w:t>
+      </w:r>
+    </w:p>
+    <w:p>
+      <w:pPr>
+        <w:rPr>
+          <w:b/>
+          <w:bCs/>
+          <w:lang w:val="en-US"/>
+        </w:rPr>
+      </w:pPr>
+    </w:p>
+    <w:p>
+      <w:pPr>
+        <w:rPr>
+          <w:b/>
+          <w:bCs/>
+          <w:lang w:val="en-US"/>
+        </w:rPr>
+      </w:pPr>
+    </w:p>
+    <w:p>
+      <w:pPr>
+        <w:rPr>
+          <w:b/>
+          <w:bCs/>
+          <w:lang w:val="en-US"/>
+        </w:rPr>
+      </w:pPr>
+    </w:p>
+    <w:p>
+      <w:pPr>
+        <w:rPr>
+          <w:b/>
+          <w:bCs/>
+          <w:lang w:val="en-US"/>
+        </w:rPr>
+      </w:pPr>
+    </w:p>
+    <w:p>
+      <w:pPr>
+        <w:rPr>
+          <w:b/>
+          <w:bCs/>
+          <w:lang w:val="en-US"/>
+        </w:rPr>
+      </w:pPr>
+    </w:p>
+    <w:p>
+      <w:pPr>
+        <w:rPr>
+          <w:b/>
+          <w:bCs/>
+          <w:lang w:val="en-US"/>
+        </w:rPr>
+      </w:pPr>
+    </w:p>
+    <w:p>
+      <w:pPr>
+        <w:rPr>
+          <w:b/>
+          <w:bCs/>
+          <w:lang w:val="en-US"/>
+        </w:rPr>
+      </w:pPr>
+    </w:p>
+    <w:p>
+      <w:pPr>
+        <w:rPr>
+          <w:b/>
+          <w:bCs/>
+          <w:lang w:val="en-US"/>
+        </w:rPr>
+      </w:pPr>
+    </w:p>
+    <w:p>
+      <w:pPr>
+        <w:rPr>
+          <w:b/>
+          <w:bCs/>
+          <w:lang w:val="en-US"/>
+        </w:rPr>
+      </w:pPr>
+    </w:p>
+    <w:p>
+      <w:pPr>
+        <w:rPr>
+          <w:b/>
+          <w:bCs/>
+          <w:lang w:val="en-US"/>
+        </w:rPr>
+      </w:pPr>
+    </w:p>
+    <w:p>
+      <w:pPr>
+        <w:rPr>
+          <w:b/>
+          <w:bCs/>
+          <w:lang w:val="en-US"/>
+        </w:rPr>
+      </w:pPr>
+      <w:r>
+        <w:rPr>
+          <w:b/>
+          <w:bCs/>
+          <w:lang w:val="en-US"/>
+        </w:rPr>
+        <w:t>TODO:</w:t>
+      </w:r>
+    </w:p>
+    <w:p>
+      <w:pPr>
+        <w:pStyle w:val="ListParagraph"/>
+        <w:numPr>
+          <w:ilvl w:val="0"/>
+          <w:numId w:val="2"/>
+        </w:numPr>
+        <w:rPr>
+          <w:lang w:val="en-US"/>
+        </w:rPr>
+      </w:pPr>
+      <w:r>
+        <w:rPr>
+          <w:lang w:val="en-US"/>
+        </w:rPr>
+        <w:t>Try different models or hybrid method</w:t>
+      </w:r>
+    </w:p>
+    <w:p>
+      <w:pPr>
+        <w:pStyle w:val="ListParagraph"/>
+        <w:numPr>
+          <w:ilvl w:val="0"/>
+          <w:numId w:val="2"/>
+        </w:numPr>
+        <w:rPr>
+          <w:strike/>
+          <w:lang w:val="en-US"/>
+        </w:rPr>
+      </w:pPr>
+      <w:r>
+        <w:rPr>
+          <w:strike/>
+          <w:lang w:val="en-US"/>
+        </w:rPr>
+        <w:t>Count IR</w:t>
+      </w:r>
+    </w:p>
+    <w:p>
+      <w:pPr>
+        <w:pStyle w:val="ListParagraph"/>
+        <w:numPr>
+          <w:ilvl w:val="0"/>
+          <w:numId w:val="2"/>
+        </w:numPr>
+        <w:rPr>
+          <w:strike/>
+          <w:lang w:val="en-US"/>
+        </w:rPr>
+      </w:pPr>
+      <w:r>
+        <w:rPr>
+          <w:strike/>
+          <w:lang w:val="en-US"/>
+        </w:rPr>
+        <w:t xml:space="preserve">Simple </w:t>
+      </w:r>
+      <w:proofErr w:type="spellStart"/>
+      <w:r>
+        <w:rPr>
+          <w:strike/>
+          <w:lang w:val="en-US"/>
+        </w:rPr>
+        <w:t>undersampling</w:t>
+      </w:r>
+      <w:proofErr w:type="spellEnd"/>
+      <w:r>
+        <w:rPr>
+          <w:strike/>
+          <w:lang w:val="en-US"/>
+        </w:rPr>
+        <w:t xml:space="preserve"> and oversampling</w:t>
+      </w:r>
+    </w:p>
+    <w:p>
+      <w:pPr>
+        <w:pStyle w:val="ListParagraph"/>
+        <w:numPr>
+          <w:ilvl w:val="0"/>
+          <w:numId w:val="2"/>
+        </w:numPr>
+        <w:rPr>
+          <w:strike/>
+          <w:lang w:val="en-US"/>
+        </w:rPr>
+      </w:pPr>
+      <w:r>
+        <w:rPr>
+          <w:strike/>
+          <w:lang w:val="en-US"/>
+        </w:rPr>
+        <w:t>Re-weighting both on feature exactor and classifier</w:t>
+      </w:r>
+    </w:p>
+    <w:p>
+      <w:pPr>
+        <w:pStyle w:val="ListParagraph"/>
+        <w:numPr>
+          <w:ilvl w:val="0"/>
+          <w:numId w:val="2"/>
+        </w:numPr>
+        <w:rPr>
+          <w:strike/>
+          <w:lang w:val="en-US"/>
+        </w:rPr>
+      </w:pPr>
+      <w:r>
+        <w:rPr>
+          <w:strike/>
+          <w:lang w:val="en-US"/>
+        </w:rPr>
+        <w:t>Re-weighting only on classifier</w:t>
+      </w:r>
+    </w:p>
+    <w:p>
+      <w:pPr>
+        <w:pStyle w:val="ListParagraph"/>
+        <w:numPr>
+          <w:ilvl w:val="0"/>
+          <w:numId w:val="2"/>
+        </w:numPr>
+        <w:rPr>
+          <w:strike/>
+          <w:lang w:val="en-US"/>
+        </w:rPr>
+      </w:pPr>
+      <w:r>
+        <w:rPr>
+          <w:strike/>
+          <w:lang w:val="en-US"/>
+        </w:rPr>
+        <w:t xml:space="preserve">Combine method </w:t>
+      </w:r>
+    </w:p>
+    <w:p>
+      <w:pPr>
+        <w:pStyle w:val="ListParagraph"/>
+        <w:numPr>
+          <w:ilvl w:val="0"/>
+          <w:numId w:val="2"/>
+        </w:numPr>
+        <w:rPr>
+          <w:strike/>
+          <w:lang w:val="en-US"/>
+        </w:rPr>
+      </w:pPr>
+      <w:r>
+        <w:rPr>
+          <w:strike/>
+          <w:lang w:val="en-US"/>
+        </w:rPr>
+        <w:t>Add attention mechanism to yolo structure (CBAM)</w:t>
+      </w:r>
+    </w:p>
+    <w:p>
+      <w:pPr>
+        <w:pStyle w:val="ListParagraph"/>
+        <w:numPr>
+          <w:ilvl w:val="0"/>
+          <w:numId w:val="2"/>
+        </w:numPr>
+        <w:rPr>
+          <w:lang w:val="en-US"/>
+        </w:rPr>
+      </w:pPr>
+      <w:r>
+        <w:rPr>
+          <w:lang w:val="en-US"/>
+        </w:rPr>
+        <w:t>Try yolo12</w:t>
+      </w:r>
+    </w:p>
+    <w:p>
+      <w:pPr>
+        <w:pStyle w:val="ListParagraph"/>
+        <w:numPr>
+          <w:ilvl w:val="0"/>
+          <w:numId w:val="2"/>
+        </w:numPr>
+        <w:rPr>
+          <w:lang w:val="en-US"/>
+        </w:rPr>
+      </w:pPr>
+      <w:r>
+        <w:rPr>
+          <w:lang w:val="en-US"/>
+        </w:rPr>
+        <w:t>Try transformer structure (DETR)</w:t>
+      </w:r>
+    </w:p>
+    <w:p>
+      <w:pPr>
+        <w:rPr>
+          <w:b/>
+          <w:bCs/>
+          <w:lang w:val="en-US"/>
+        </w:rPr>
+      </w:pPr>
+    </w:p>
     <w:p>
       <w:pPr>
         <w:rPr>
@@ -72,7 +2966,7 @@
         </w:rPr>
         <w:t>= ?</w:t>
       </w:r>
-      <w:bookmarkStart w:id="0" w:name="_Hlk212032054"/>
+      <w:bookmarkStart w:id="2" w:name="_Hlk212032054"/>
       <w:proofErr w:type="gramEnd"/>
     </w:p>
     <w:p>
@@ -93,7 +2987,7 @@
         </w:rPr>
         <w:t>Second run: SEED = 42</w:t>
       </w:r>
-      <w:bookmarkEnd w:id="0"/>
+      <w:bookmarkEnd w:id="2"/>
     </w:p>
     <w:p>
       <w:pPr>
@@ -222,218 +3116,6 @@
     <w:p>
       <w:pPr>
         <w:rPr>
-          <w:b/>
-          <w:bCs/>
-          <w:lang w:val="en-US"/>
-        </w:rPr>
-      </w:pPr>
-      <w:r>
-        <w:rPr>
-          <w:b/>
-          <w:bCs/>
-          <w:lang w:val="en-US"/>
-        </w:rPr>
-        <w:t>TODO:</w:t>
-      </w:r>
-    </w:p>
-    <w:p>
-      <w:pPr>
-        <w:pStyle w:val="ListParagraph"/>
-        <w:numPr>
-          <w:ilvl w:val="0"/>
-          <w:numId w:val="2"/>
-        </w:numPr>
-        <w:rPr>
-          <w:lang w:val="en-US"/>
-        </w:rPr>
-      </w:pPr>
-      <w:r>
-        <w:rPr>
-          <w:lang w:val="en-US"/>
-        </w:rPr>
-        <w:t>Try different models or hybrid method</w:t>
-      </w:r>
-    </w:p>
-    <w:p>
-      <w:pPr>
-        <w:pStyle w:val="ListParagraph"/>
-        <w:numPr>
-          <w:ilvl w:val="0"/>
-          <w:numId w:val="2"/>
-        </w:numPr>
-        <w:rPr>
-          <w:strike/>
-          <w:lang w:val="en-US"/>
-        </w:rPr>
-      </w:pPr>
-      <w:r>
-        <w:rPr>
-          <w:strike/>
-          <w:lang w:val="en-US"/>
-        </w:rPr>
-        <w:t>Count IR</w:t>
-      </w:r>
-    </w:p>
-    <w:p>
-      <w:pPr>
-        <w:pStyle w:val="ListParagraph"/>
-        <w:numPr>
-          <w:ilvl w:val="0"/>
-          <w:numId w:val="2"/>
-        </w:numPr>
-        <w:rPr>
-          <w:strike/>
-          <w:lang w:val="en-US"/>
-        </w:rPr>
-      </w:pPr>
-      <w:r>
-        <w:rPr>
-          <w:strike/>
-          <w:lang w:val="en-US"/>
-        </w:rPr>
-        <w:t xml:space="preserve">Simple </w:t>
-      </w:r>
-      <w:proofErr w:type="spellStart"/>
-      <w:r>
-        <w:rPr>
-          <w:strike/>
-          <w:lang w:val="en-US"/>
-        </w:rPr>
-        <w:t>undersampling</w:t>
-      </w:r>
-      <w:proofErr w:type="spellEnd"/>
-      <w:r>
-        <w:rPr>
-          <w:strike/>
-          <w:lang w:val="en-US"/>
-        </w:rPr>
-        <w:t xml:space="preserve"> and oversampling</w:t>
-      </w:r>
-    </w:p>
-    <w:p>
-      <w:pPr>
-        <w:pStyle w:val="ListParagraph"/>
-        <w:numPr>
-          <w:ilvl w:val="0"/>
-          <w:numId w:val="2"/>
-        </w:numPr>
-        <w:rPr>
-          <w:strike/>
-          <w:lang w:val="en-US"/>
-        </w:rPr>
-      </w:pPr>
-      <w:r>
-        <w:rPr>
-          <w:strike/>
-          <w:lang w:val="en-US"/>
-        </w:rPr>
-        <w:t>Re-weighting</w:t>
-      </w:r>
-      <w:r>
-        <w:rPr>
-          <w:strike/>
-          <w:lang w:val="en-US"/>
-        </w:rPr>
-        <w:t xml:space="preserve"> both on feature exactor and </w:t>
-      </w:r>
-      <w:r>
-        <w:rPr>
-          <w:strike/>
-          <w:lang w:val="en-US"/>
-        </w:rPr>
-        <w:t>classifier</w:t>
-      </w:r>
-    </w:p>
-    <w:p>
-      <w:pPr>
-        <w:pStyle w:val="ListParagraph"/>
-        <w:numPr>
-          <w:ilvl w:val="0"/>
-          <w:numId w:val="2"/>
-        </w:numPr>
-        <w:rPr>
-          <w:strike/>
-          <w:lang w:val="en-US"/>
-        </w:rPr>
-      </w:pPr>
-      <w:r>
-        <w:rPr>
-          <w:strike/>
-          <w:lang w:val="en-US"/>
-        </w:rPr>
-        <w:t xml:space="preserve">Re-weighting only on </w:t>
-      </w:r>
-      <w:r>
-        <w:rPr>
-          <w:strike/>
-          <w:lang w:val="en-US"/>
-        </w:rPr>
-        <w:t>classifier</w:t>
-      </w:r>
-    </w:p>
-    <w:p>
-      <w:pPr>
-        <w:pStyle w:val="ListParagraph"/>
-        <w:numPr>
-          <w:ilvl w:val="0"/>
-          <w:numId w:val="2"/>
-        </w:numPr>
-        <w:rPr>
-          <w:lang w:val="en-US"/>
-        </w:rPr>
-      </w:pPr>
-      <w:r>
-        <w:rPr>
-          <w:lang w:val="en-US"/>
-        </w:rPr>
-        <w:t>Combine method</w:t>
-      </w:r>
-      <w:r>
-        <w:rPr>
-          <w:lang w:val="en-US"/>
-        </w:rPr>
-        <w:t xml:space="preserve"> </w:t>
-      </w:r>
-    </w:p>
-    <w:p>
-      <w:pPr>
-        <w:pStyle w:val="ListParagraph"/>
-        <w:numPr>
-          <w:ilvl w:val="0"/>
-          <w:numId w:val="2"/>
-        </w:numPr>
-        <w:rPr>
-          <w:lang w:val="en-US"/>
-        </w:rPr>
-      </w:pPr>
-      <w:r>
-        <w:rPr>
-          <w:lang w:val="en-US"/>
-        </w:rPr>
-        <w:t>Add attention mechanism to yolo structure (CBAM)</w:t>
-      </w:r>
-    </w:p>
-    <w:p>
-      <w:pPr>
-        <w:pStyle w:val="ListParagraph"/>
-        <w:numPr>
-          <w:ilvl w:val="0"/>
-          <w:numId w:val="2"/>
-        </w:numPr>
-        <w:rPr>
-          <w:lang w:val="en-US"/>
-        </w:rPr>
-      </w:pPr>
-      <w:r>
-        <w:rPr>
-          <w:lang w:val="en-US"/>
-        </w:rPr>
-        <w:t>Try transformer structure (DETR)</w:t>
-      </w:r>
-    </w:p>
-    <w:p>
-      <w:pPr>
-        <w:rPr>
           <w:lang w:val="en-US"/>
         </w:rPr>
       </w:pPr>
@@ -509,7 +3191,21 @@
         <w:rPr>
           <w:lang w:val="en-US"/>
         </w:rPr>
-        <w:t xml:space="preserve">, 0.5 for </w:t>
+        <w:t>,</w:t>
+      </w:r>
+      <w:bookmarkStart w:id="3" w:name="_Hlk212845299"/>
+      <w:r>
+        <w:rPr>
+          <w:lang w:val="en-US"/>
+        </w:rPr>
+        <w:t xml:space="preserve"> </w:t>
+      </w:r>
+      <w:bookmarkStart w:id="4" w:name="_Hlk212845303"/>
+      <w:r>
+        <w:rPr>
+          <w:lang w:val="en-US"/>
+        </w:rPr>
+        <w:t xml:space="preserve">0.5 for </w:t>
       </w:r>
       <w:proofErr w:type="spellStart"/>
       <w:r>
@@ -543,7 +3239,15 @@
         <w:rPr>
           <w:lang w:val="en-US"/>
         </w:rPr>
-        <w:t xml:space="preserve"> loss.</w:t>
+        <w:t xml:space="preserve"> loss</w:t>
+      </w:r>
+      <w:bookmarkEnd w:id="3"/>
+      <w:bookmarkEnd w:id="4"/>
+      <w:r>
+        <w:rPr>
+          <w:lang w:val="en-US"/>
+        </w:rPr>
+        <w:t>.</w:t>
       </w:r>
     </w:p>
     <w:p>
@@ -561,6 +3265,7 @@
         <w:rPr>
           <w:lang w:val="en-US"/>
         </w:rPr>
+        <w:lastRenderedPageBreak/>
         <w:t xml:space="preserve">Third Run: Adjust </w:t>
       </w:r>
       <w:proofErr w:type="spellStart"/>
@@ -589,7 +3294,7 @@
           <w:lang w:val="en-US"/>
         </w:rPr>
         <w:drawing>
-          <wp:inline distT="0" distB="0" distL="0" distR="0" wp14:anchorId="1FB734E1" wp14:editId="22A772E4">
+          <wp:inline distT="0" distB="0" distL="0" distR="0" wp14:anchorId="1FB734E1" wp14:editId="595F02BB">
             <wp:extent cx="5943600" cy="1737995"/>
             <wp:effectExtent l="0" t="0" r="0" b="1905"/>
             <wp:docPr id="1679022329" name="Picture 1" descr="A screenshot of a black screen&#10;&#10;AI-generated content may be incorrect."/>
@@ -604,7 +3309,7 @@
                     <pic:cNvPicPr/>
                   </pic:nvPicPr>
                   <pic:blipFill>
-                    <a:blip r:embed="rId5" cstate="print">
+                    <a:blip r:embed="rId9" cstate="print">
                       <a:extLst>
                         <a:ext uri="{28A0092B-C50C-407E-A947-70E740481C1C}">
                           <a14:useLocalDpi xmlns:a14="http://schemas.microsoft.com/office/drawing/2010/main" val="0"/>
@@ -715,7 +3420,14 @@
         <w:rPr>
           <w:lang w:val="en-US"/>
         </w:rPr>
-        <w:t xml:space="preserve">; Result: 0.202 </w:t>
+        <w:t xml:space="preserve">; </w:t>
+      </w:r>
+      <w:r>
+        <w:rPr>
+          <w:color w:val="BF4E14" w:themeColor="accent2" w:themeShade="BF"/>
+          <w:lang w:val="en-US"/>
+        </w:rPr>
+        <w:t xml:space="preserve">Result: 0.202 </w:t>
       </w:r>
     </w:p>
     <w:p>
@@ -740,7 +3452,6 @@
           <w:bCs/>
           <w:lang w:val="en-US"/>
         </w:rPr>
-        <w:lastRenderedPageBreak/>
         <w:t>Attention (CBAM)</w:t>
       </w:r>
     </w:p>
@@ -767,31 +3478,649 @@
     </w:p>
     <w:p>
       <w:pPr>
-        <w:rPr>
-          <w:lang w:val="en-US"/>
-        </w:rPr>
-      </w:pPr>
-    </w:p>
-    <w:p>
-      <w:pPr>
-        <w:rPr>
-          <w:lang w:val="en-US"/>
-        </w:rPr>
-      </w:pPr>
-    </w:p>
-    <w:p>
-      <w:pPr>
-        <w:ind w:firstLine="720"/>
-        <w:rPr>
-          <w:lang w:val="en-US"/>
-        </w:rPr>
-      </w:pPr>
-      <w:r>
-        <w:rPr>
-          <w:lang w:val="en-US"/>
-        </w:rPr>
-        <w:t>Try classifier with and without attention</w:t>
-      </w:r>
+        <w:pStyle w:val="ListParagraph"/>
+        <w:numPr>
+          <w:ilvl w:val="0"/>
+          <w:numId w:val="3"/>
+        </w:numPr>
+        <w:rPr>
+          <w:lang w:val="en-US"/>
+        </w:rPr>
+      </w:pPr>
+      <w:r>
+        <w:rPr>
+          <w:lang w:val="en-US"/>
+        </w:rPr>
+        <w:t xml:space="preserve">First Run: 30 epoch, batch 4, </w:t>
+      </w:r>
+      <w:proofErr w:type="spellStart"/>
+      <w:r>
+        <w:rPr>
+          <w:lang w:val="en-US"/>
+        </w:rPr>
+        <w:t>imgsz</w:t>
+      </w:r>
+      <w:proofErr w:type="spellEnd"/>
+      <w:r>
+        <w:rPr>
+          <w:lang w:val="en-US"/>
+        </w:rPr>
+        <w:t xml:space="preserve"> 1280</w:t>
+      </w:r>
+    </w:p>
+    <w:p>
+      <w:pPr>
+        <w:pStyle w:val="ListParagraph"/>
+        <w:ind w:left="1920"/>
+        <w:rPr>
+          <w:lang w:val="en-US"/>
+        </w:rPr>
+      </w:pPr>
+      <w:r>
+        <w:rPr>
+          <w:color w:val="BF4E14" w:themeColor="accent2" w:themeShade="BF"/>
+          <w:lang w:val="en-US"/>
+        </w:rPr>
+        <w:t>Result:</w:t>
+      </w:r>
+      <w:r>
+        <w:rPr>
+          <w:color w:val="BF4E14" w:themeColor="accent2" w:themeShade="BF"/>
+          <w:lang w:val="en-US"/>
+        </w:rPr>
+        <w:t xml:space="preserve"> </w:t>
+      </w:r>
+      <w:proofErr w:type="gramStart"/>
+      <w:r>
+        <w:rPr>
+          <w:color w:val="BF4E14" w:themeColor="accent2" w:themeShade="BF"/>
+          <w:lang w:val="en-US"/>
+        </w:rPr>
+        <w:t>0.244</w:t>
+      </w:r>
+      <w:r>
+        <w:rPr>
+          <w:color w:val="BF4E14" w:themeColor="accent2" w:themeShade="BF"/>
+          <w:lang w:val="en-US"/>
+        </w:rPr>
+        <w:t xml:space="preserve"> </w:t>
+      </w:r>
+      <w:r>
+        <w:rPr>
+          <w:lang w:val="en-US"/>
+        </w:rPr>
+        <w:t>,</w:t>
+      </w:r>
+      <w:proofErr w:type="gramEnd"/>
+      <w:r>
+        <w:rPr>
+          <w:lang w:val="en-US"/>
+        </w:rPr>
+        <w:t xml:space="preserve"> starting to overfit around 16epoch, can try different hyperparameter, try less attention block</w:t>
+      </w:r>
+    </w:p>
+    <w:p>
+      <w:pPr>
+        <w:pStyle w:val="ListParagraph"/>
+        <w:numPr>
+          <w:ilvl w:val="0"/>
+          <w:numId w:val="3"/>
+        </w:numPr>
+        <w:rPr>
+          <w:lang w:val="en-US"/>
+        </w:rPr>
+      </w:pPr>
+      <w:r>
+        <w:rPr>
+          <w:lang w:val="en-US"/>
+        </w:rPr>
+        <w:t xml:space="preserve">Second Run: </w:t>
+      </w:r>
+      <w:r>
+        <w:rPr>
+          <w:lang w:val="en-US"/>
+        </w:rPr>
+        <w:t xml:space="preserve">30epoch, batch 8, </w:t>
+      </w:r>
+      <w:proofErr w:type="spellStart"/>
+      <w:r>
+        <w:rPr>
+          <w:lang w:val="en-US"/>
+        </w:rPr>
+        <w:t>Imgsz</w:t>
+      </w:r>
+      <w:proofErr w:type="spellEnd"/>
+      <w:r>
+        <w:rPr>
+          <w:lang w:val="en-US"/>
+        </w:rPr>
+        <w:t xml:space="preserve"> 1280.</w:t>
+      </w:r>
+      <w:r>
+        <w:rPr>
+          <w:lang w:val="en-US"/>
+        </w:rPr>
+        <w:t xml:space="preserve"> no reweighting, no </w:t>
+      </w:r>
+      <w:proofErr w:type="spellStart"/>
+      <w:r>
+        <w:rPr>
+          <w:lang w:val="en-US"/>
+        </w:rPr>
+        <w:t>undersample</w:t>
+      </w:r>
+      <w:proofErr w:type="spellEnd"/>
+      <w:r>
+        <w:rPr>
+          <w:lang w:val="en-US"/>
+        </w:rPr>
+        <w:t xml:space="preserve">, </w:t>
+      </w:r>
+      <w:r>
+        <w:rPr>
+          <w:lang w:val="en-US"/>
+        </w:rPr>
+        <w:t xml:space="preserve">no attention in </w:t>
+      </w:r>
+      <w:r>
+        <w:rPr>
+          <w:lang w:val="en-US"/>
+        </w:rPr>
+        <w:t>classifier</w:t>
+      </w:r>
+      <w:r>
+        <w:rPr>
+          <w:lang w:val="en-US"/>
+        </w:rPr>
+        <w:t xml:space="preserve">, switch optimizer to </w:t>
+      </w:r>
+      <w:proofErr w:type="spellStart"/>
+      <w:r>
+        <w:rPr>
+          <w:lang w:val="en-US"/>
+        </w:rPr>
+        <w:t>adam</w:t>
+      </w:r>
+      <w:proofErr w:type="spellEnd"/>
+      <w:r>
+        <w:rPr>
+          <w:lang w:val="en-US"/>
+        </w:rPr>
+        <w:t>, learning rate 0.001</w:t>
+      </w:r>
+      <w:r>
+        <w:rPr>
+          <w:lang w:val="en-US"/>
+        </w:rPr>
+        <w:br/>
+      </w:r>
+      <w:r>
+        <w:rPr>
+          <w:color w:val="BF4E14" w:themeColor="accent2" w:themeShade="BF"/>
+          <w:lang w:val="en-US"/>
+        </w:rPr>
+        <w:t>Resul</w:t>
+      </w:r>
+      <w:r>
+        <w:rPr>
+          <w:color w:val="BF4E14" w:themeColor="accent2" w:themeShade="BF"/>
+          <w:lang w:val="en-US"/>
+        </w:rPr>
+        <w:t xml:space="preserve">t: </w:t>
+      </w:r>
+      <w:proofErr w:type="gramStart"/>
+      <w:r>
+        <w:rPr>
+          <w:color w:val="BF4E14" w:themeColor="accent2" w:themeShade="BF"/>
+          <w:lang w:val="en-US"/>
+        </w:rPr>
+        <w:t>0.232</w:t>
+      </w:r>
+      <w:r>
+        <w:rPr>
+          <w:color w:val="BF4E14" w:themeColor="accent2" w:themeShade="BF"/>
+          <w:lang w:val="en-US"/>
+        </w:rPr>
+        <w:t xml:space="preserve"> </w:t>
+      </w:r>
+      <w:r>
+        <w:rPr>
+          <w:color w:val="000000" w:themeColor="text1"/>
+          <w:lang w:val="en-US"/>
+        </w:rPr>
+        <w:t>,</w:t>
+      </w:r>
+      <w:proofErr w:type="gramEnd"/>
+      <w:r>
+        <w:rPr>
+          <w:color w:val="000000" w:themeColor="text1"/>
+          <w:lang w:val="en-US"/>
+        </w:rPr>
+        <w:t xml:space="preserve"> </w:t>
+      </w:r>
+      <w:proofErr w:type="spellStart"/>
+      <w:r>
+        <w:rPr>
+          <w:color w:val="000000" w:themeColor="text1"/>
+          <w:lang w:val="en-US"/>
+        </w:rPr>
+        <w:t>box_</w:t>
+      </w:r>
+      <w:r>
+        <w:rPr>
+          <w:color w:val="000000" w:themeColor="text1"/>
+          <w:lang w:val="en-US"/>
+        </w:rPr>
+        <w:t>loss</w:t>
+      </w:r>
+      <w:proofErr w:type="spellEnd"/>
+      <w:r>
+        <w:rPr>
+          <w:color w:val="000000" w:themeColor="text1"/>
+          <w:lang w:val="en-US"/>
+        </w:rPr>
+        <w:t xml:space="preserve"> and </w:t>
+      </w:r>
+      <w:proofErr w:type="spellStart"/>
+      <w:r>
+        <w:rPr>
+          <w:color w:val="000000" w:themeColor="text1"/>
+          <w:lang w:val="en-US"/>
+        </w:rPr>
+        <w:t>dfl_loss</w:t>
+      </w:r>
+      <w:proofErr w:type="spellEnd"/>
+      <w:r>
+        <w:rPr>
+          <w:color w:val="000000" w:themeColor="text1"/>
+          <w:lang w:val="en-US"/>
+        </w:rPr>
+        <w:t xml:space="preserve"> gets up in validation, suggesting bounding box </w:t>
+      </w:r>
+      <w:r>
+        <w:rPr>
+          <w:color w:val="000000" w:themeColor="text1"/>
+          <w:lang w:val="en-US"/>
+        </w:rPr>
+        <w:t>might overfit</w:t>
+      </w:r>
+      <w:r>
+        <w:rPr>
+          <w:color w:val="000000" w:themeColor="text1"/>
+          <w:lang w:val="en-US"/>
+        </w:rPr>
+        <w:t>, and poor performance on people</w:t>
+      </w:r>
+      <w:r>
+        <w:rPr>
+          <w:color w:val="000000" w:themeColor="text1"/>
+          <w:lang w:val="en-US"/>
+        </w:rPr>
+        <w:t>.</w:t>
+      </w:r>
+    </w:p>
+    <w:p>
+      <w:pPr>
+        <w:pStyle w:val="ListParagraph"/>
+        <w:numPr>
+          <w:ilvl w:val="0"/>
+          <w:numId w:val="3"/>
+        </w:numPr>
+        <w:rPr>
+          <w:lang w:val="en-US"/>
+        </w:rPr>
+      </w:pPr>
+      <w:r>
+        <w:rPr>
+          <w:lang w:val="en-US"/>
+        </w:rPr>
+        <w:t xml:space="preserve">Third: </w:t>
+      </w:r>
+      <w:r>
+        <w:rPr>
+          <w:lang w:val="en-US"/>
+        </w:rPr>
+        <w:t xml:space="preserve"> 30epoch, batch 8, </w:t>
+      </w:r>
+      <w:proofErr w:type="spellStart"/>
+      <w:r>
+        <w:rPr>
+          <w:lang w:val="en-US"/>
+        </w:rPr>
+        <w:t>imgsz</w:t>
+      </w:r>
+      <w:proofErr w:type="spellEnd"/>
+      <w:r>
+        <w:rPr>
+          <w:lang w:val="en-US"/>
+        </w:rPr>
+        <w:t xml:space="preserve"> 1280 </w:t>
+      </w:r>
+      <w:r>
+        <w:rPr>
+          <w:lang w:val="en-US"/>
+        </w:rPr>
+        <w:t>add dropout layer, try smaller model (yolo11s)</w:t>
+      </w:r>
+      <w:r>
+        <w:rPr>
+          <w:lang w:val="en-US"/>
+        </w:rPr>
+        <w:t xml:space="preserve">, add back </w:t>
+      </w:r>
+      <w:proofErr w:type="spellStart"/>
+      <w:r>
+        <w:rPr>
+          <w:lang w:val="en-US"/>
+        </w:rPr>
+        <w:t>undersample</w:t>
+      </w:r>
+      <w:proofErr w:type="spellEnd"/>
+      <w:r>
+        <w:rPr>
+          <w:lang w:val="en-US"/>
+        </w:rPr>
+        <w:t xml:space="preserve"> and reweighting</w:t>
+      </w:r>
+    </w:p>
+    <w:p>
+      <w:pPr>
+        <w:ind w:left="1920"/>
+        <w:rPr>
+          <w:color w:val="000000" w:themeColor="text1"/>
+          <w:lang w:val="en-US"/>
+        </w:rPr>
+      </w:pPr>
+      <w:r>
+        <w:rPr>
+          <w:color w:val="BF4E14" w:themeColor="accent2" w:themeShade="BF"/>
+          <w:lang w:val="en-US"/>
+        </w:rPr>
+        <w:t xml:space="preserve">Result: </w:t>
+      </w:r>
+      <w:r>
+        <w:rPr>
+          <w:color w:val="BF4E14" w:themeColor="accent2" w:themeShade="BF"/>
+          <w:lang w:val="en-US"/>
+        </w:rPr>
+        <w:t xml:space="preserve">0.239, </w:t>
+      </w:r>
+      <w:r>
+        <w:rPr>
+          <w:color w:val="000000" w:themeColor="text1"/>
+          <w:lang w:val="en-US"/>
+        </w:rPr>
+        <w:t>still has loss</w:t>
+      </w:r>
+      <w:r>
+        <w:rPr>
+          <w:color w:val="000000" w:themeColor="text1"/>
+          <w:lang w:val="en-US"/>
+        </w:rPr>
+        <w:t xml:space="preserve"> increasing problem</w:t>
+      </w:r>
+    </w:p>
+    <w:p>
+      <w:pPr>
+        <w:rPr>
+          <w:color w:val="BF4E14" w:themeColor="accent2" w:themeShade="BF"/>
+          <w:lang w:val="en-US"/>
+        </w:rPr>
+      </w:pPr>
+    </w:p>
+    <w:p>
+      <w:pPr>
+        <w:rPr>
+          <w:b/>
+          <w:bCs/>
+          <w:color w:val="000000" w:themeColor="text1"/>
+          <w:lang w:val="en-US"/>
+        </w:rPr>
+      </w:pPr>
+      <w:r>
+        <w:rPr>
+          <w:b/>
+          <w:bCs/>
+          <w:color w:val="000000" w:themeColor="text1"/>
+          <w:lang w:val="en-US"/>
+        </w:rPr>
+        <w:t>Try yolo12s</w:t>
+      </w:r>
+    </w:p>
+    <w:p>
+      <w:pPr>
+        <w:rPr>
+          <w:color w:val="000000" w:themeColor="text1"/>
+          <w:lang w:val="en-US"/>
+        </w:rPr>
+      </w:pPr>
+      <w:r>
+        <w:rPr>
+          <w:b/>
+          <w:bCs/>
+          <w:color w:val="000000" w:themeColor="text1"/>
+          <w:lang w:val="en-US"/>
+        </w:rPr>
+        <w:tab/>
+      </w:r>
+      <w:r>
+        <w:rPr>
+          <w:color w:val="000000" w:themeColor="text1"/>
+          <w:lang w:val="en-US"/>
+        </w:rPr>
+        <w:t xml:space="preserve">Log: </w:t>
+      </w:r>
+    </w:p>
+    <w:p>
+      <w:pPr>
+        <w:pStyle w:val="ListParagraph"/>
+        <w:numPr>
+          <w:ilvl w:val="0"/>
+          <w:numId w:val="4"/>
+        </w:numPr>
+        <w:rPr>
+          <w:color w:val="000000" w:themeColor="text1"/>
+          <w:lang w:val="en-US"/>
+        </w:rPr>
+      </w:pPr>
+      <w:r>
+        <w:rPr>
+          <w:color w:val="000000" w:themeColor="text1"/>
+          <w:lang w:val="en-US"/>
+        </w:rPr>
+        <w:t xml:space="preserve">First Run: 25 epoch, batch 4, </w:t>
+      </w:r>
+      <w:proofErr w:type="spellStart"/>
+      <w:r>
+        <w:rPr>
+          <w:color w:val="000000" w:themeColor="text1"/>
+          <w:lang w:val="en-US"/>
+        </w:rPr>
+        <w:t>imgsz</w:t>
+      </w:r>
+      <w:proofErr w:type="spellEnd"/>
+      <w:r>
+        <w:rPr>
+          <w:color w:val="000000" w:themeColor="text1"/>
+          <w:lang w:val="en-US"/>
+        </w:rPr>
+        <w:t xml:space="preserve"> 1280, with rew</w:t>
+      </w:r>
+      <w:r>
+        <w:rPr>
+          <w:color w:val="000000" w:themeColor="text1"/>
+          <w:lang w:val="en-US"/>
+        </w:rPr>
+        <w:t>e</w:t>
+      </w:r>
+      <w:r>
+        <w:rPr>
+          <w:color w:val="000000" w:themeColor="text1"/>
+          <w:lang w:val="en-US"/>
+        </w:rPr>
+        <w:t xml:space="preserve">ighting and resampling but no </w:t>
+      </w:r>
+      <w:proofErr w:type="spellStart"/>
+      <w:r>
+        <w:rPr>
+          <w:color w:val="000000" w:themeColor="text1"/>
+          <w:lang w:val="en-US"/>
+        </w:rPr>
+        <w:t>undersample</w:t>
+      </w:r>
+      <w:proofErr w:type="spellEnd"/>
+    </w:p>
+    <w:p>
+      <w:pPr>
+        <w:pStyle w:val="ListParagraph"/>
+        <w:ind w:left="1920"/>
+        <w:rPr>
+          <w:color w:val="BF4E14" w:themeColor="accent2" w:themeShade="BF"/>
+          <w:lang w:val="en-US"/>
+        </w:rPr>
+      </w:pPr>
+      <w:r>
+        <w:rPr>
+          <w:color w:val="BF4E14" w:themeColor="accent2" w:themeShade="BF"/>
+          <w:lang w:val="en-US"/>
+        </w:rPr>
+        <w:t xml:space="preserve">Result: </w:t>
+      </w:r>
+      <w:r>
+        <w:rPr>
+          <w:color w:val="BF4E14" w:themeColor="accent2" w:themeShade="BF"/>
+          <w:lang w:val="en-US"/>
+        </w:rPr>
+        <w:t>NOT finish, around0.16</w:t>
+      </w:r>
+    </w:p>
+    <w:p>
+      <w:pPr>
+        <w:pStyle w:val="ListParagraph"/>
+        <w:numPr>
+          <w:ilvl w:val="0"/>
+          <w:numId w:val="4"/>
+        </w:numPr>
+        <w:rPr>
+          <w:color w:val="000000" w:themeColor="text1"/>
+          <w:lang w:val="en-US"/>
+        </w:rPr>
+      </w:pPr>
+      <w:r>
+        <w:rPr>
+          <w:color w:val="000000" w:themeColor="text1"/>
+          <w:lang w:val="en-US"/>
+        </w:rPr>
+        <w:t>Second Run:</w:t>
+      </w:r>
+      <w:r>
+        <w:rPr>
+          <w:color w:val="000000" w:themeColor="text1"/>
+          <w:lang w:val="en-US"/>
+        </w:rPr>
+        <w:t xml:space="preserve"> 25 epoch, batch 2, </w:t>
+      </w:r>
+      <w:proofErr w:type="spellStart"/>
+      <w:r>
+        <w:rPr>
+          <w:color w:val="000000" w:themeColor="text1"/>
+          <w:lang w:val="en-US"/>
+        </w:rPr>
+        <w:t>imgsz</w:t>
+      </w:r>
+      <w:proofErr w:type="spellEnd"/>
+      <w:r>
+        <w:rPr>
+          <w:color w:val="000000" w:themeColor="text1"/>
+          <w:lang w:val="en-US"/>
+        </w:rPr>
+        <w:t xml:space="preserve"> 1920</w:t>
+      </w:r>
+      <w:r>
+        <w:rPr>
+          <w:color w:val="000000" w:themeColor="text1"/>
+          <w:lang w:val="en-US"/>
+        </w:rPr>
+        <w:t xml:space="preserve"> </w:t>
+      </w:r>
+      <w:r>
+        <w:rPr>
+          <w:color w:val="000000" w:themeColor="text1"/>
+          <w:lang w:val="en-US"/>
+        </w:rPr>
+        <w:tab/>
+        <w:t xml:space="preserve">, try adding </w:t>
+      </w:r>
+      <w:proofErr w:type="gramStart"/>
+      <w:r>
+        <w:rPr>
+          <w:color w:val="000000" w:themeColor="text1"/>
+          <w:lang w:val="en-US"/>
+        </w:rPr>
+        <w:t>attention</w:t>
+      </w:r>
+      <w:r>
+        <w:rPr>
+          <w:color w:val="000000" w:themeColor="text1"/>
+          <w:lang w:val="en-US"/>
+        </w:rPr>
+        <w:t>(</w:t>
+      </w:r>
+      <w:proofErr w:type="gramEnd"/>
+      <w:r>
+        <w:rPr>
+          <w:color w:val="000000" w:themeColor="text1"/>
+          <w:lang w:val="en-US"/>
+        </w:rPr>
+        <w:t>CBAM)</w:t>
+      </w:r>
+      <w:r>
+        <w:rPr>
+          <w:color w:val="000000" w:themeColor="text1"/>
+          <w:lang w:val="en-US"/>
+        </w:rPr>
+        <w:t>, with reweighting and resample</w:t>
+      </w:r>
+    </w:p>
+    <w:p>
+      <w:pPr>
+        <w:pStyle w:val="ListParagraph"/>
+        <w:ind w:left="1920"/>
+        <w:rPr>
+          <w:color w:val="BF4E14" w:themeColor="accent2" w:themeShade="BF"/>
+          <w:lang w:val="en-US"/>
+        </w:rPr>
+      </w:pPr>
+      <w:r>
+        <w:rPr>
+          <w:color w:val="BF4E14" w:themeColor="accent2" w:themeShade="BF"/>
+          <w:lang w:val="en-US"/>
+        </w:rPr>
+        <w:t>Result</w:t>
+      </w:r>
+      <w:r>
+        <w:rPr>
+          <w:color w:val="BF4E14" w:themeColor="accent2" w:themeShade="BF"/>
+          <w:lang w:val="en-US"/>
+        </w:rPr>
+        <w:t>:</w:t>
+      </w:r>
+    </w:p>
+    <w:p>
+      <w:pPr>
+        <w:rPr>
+          <w:color w:val="000000" w:themeColor="text1"/>
+          <w:lang w:val="en-US"/>
+        </w:rPr>
+      </w:pPr>
+    </w:p>
+    <w:p>
+      <w:pPr>
+        <w:rPr>
+          <w:color w:val="000000" w:themeColor="text1"/>
+          <w:lang w:val="en-US"/>
+        </w:rPr>
+      </w:pPr>
     </w:p>
     <w:sectPr>
       <w:pgSz w:w="12240" w:h="15840"/>
@@ -806,9 +4135,437 @@
 <file path=word/numbering.xml><?xml version="1.0" encoding="utf-8"?>
 <w:numbering xmlns:wpc="http://schemas.microsoft.com/office/word/2010/wordprocessingCanvas" xmlns:cx="http://schemas.microsoft.com/office/drawing/2014/chartex" xmlns:cx1="http://schemas.microsoft.com/office/drawing/2015/9/8/chartex" xmlns:cx2="http://schemas.microsoft.com/office/drawing/2015/10/21/chartex" xmlns:cx3="http://schemas.microsoft.com/office/drawing/2016/5/9/chartex" xmlns:cx4="http://schemas.microsoft.com/office/drawing/2016/5/10/chartex" xmlns:cx5="http://schemas.microsoft.com/office/drawing/2016/5/11/chartex" xmlns:cx6="http://schemas.microsoft.com/office/drawing/2016/5/12/chartex" xmlns:cx7="http://schemas.microsoft.com/office/drawing/2016/5/13/chartex" xmlns:cx8="http://schemas.microsoft.com/office/drawing/2016/5/14/chartex" xmlns:mc="http://schemas.openxmlformats.org/markup-compatibility/2006" xmlns:aink="http://schemas.microsoft.com/office/drawing/2016/ink" xmlns:am3d="http://schemas.microsoft.com/office/drawing/2017/model3d" xmlns:o="urn:schemas-microsoft-com:office:office" xmlns:oel="http://schemas.microsoft.com/office/2019/extlst" xmlns:r="http://schemas.openxmlformats.org/officeDocument/2006/relationships" xmlns:m="http://schemas.openxmlformats.org/officeDocument/2006/math" xmlns:v="urn:schemas-microsoft-com:vml" xmlns:wp14="http://schemas.microsoft.com/office/word/2010/wordprocessingDrawing" xmlns:wp="http://schemas.openxmlformats.org/drawingml/2006/wordprocessingDrawing" xmlns:w10="urn:schemas-microsoft-com:office:word" xmlns:w="http://schemas.openxmlformats.org/wordprocessingml/2006/main" xmlns:w14="http://schemas.microsoft.com/office/word/2010/wordml" xmlns:w15="http://schemas.microsoft.com/office/word/2012/wordml" xmlns:w16cex="http://schemas.microsoft.com/office/word/2018/wordml/cex" xmlns:w16cid="http://schemas.microsoft.com/office/word/2016/wordml/cid" xmlns:w16="http://schemas.microsoft.com/office/word/2018/wordml" xmlns:w16du="http://schemas.microsoft.com/office/word/2023/wordml/word16du" xmlns:w16sdtdh="http://schemas.microsoft.com/office/word/2020/wordml/sdtdatahash" xmlns:w16sdtfl="http://schemas.microsoft.com/office/word/2024/wordml/sdtformatlock" xmlns:w16se="http://schemas.microsoft.com/office/word/2015/wordml/symex" xmlns:wpg="http://schemas.microsoft.com/office/word/2010/wordprocessingGroup" xmlns:wpi="http://schemas.microsoft.com/office/word/2010/wordprocessingInk" xmlns:wne="http://schemas.microsoft.com/office/word/2006/wordml" xmlns:wps="http://schemas.microsoft.com/office/word/2010/wordprocessingShape" mc:Ignorable="w14 w15 w16se w16cid w16 w16cex w16sdtdh w16sdtfl w16du wp14">
   <w:abstractNum w:abstractNumId="0" w15:restartNumberingAfterBreak="0">
+    <w:nsid w:val="031D2BEC"/>
+    <w:multiLevelType w:val="hybridMultilevel"/>
+    <w:tmpl w:val="5A48092C"/>
+    <w:lvl w:ilvl="0" w:tplc="CBCAC106">
+      <w:start w:val="1"/>
+      <w:numFmt w:val="bullet"/>
+      <w:lvlText w:val="-"/>
+      <w:lvlJc w:val="left"/>
+      <w:pPr>
+        <w:ind w:left="1200" w:hanging="480"/>
+      </w:pPr>
+      <w:rPr>
+        <w:rFonts w:ascii="Aptos" w:eastAsiaTheme="minorEastAsia" w:hAnsi="Aptos" w:cstheme="minorBidi" w:hint="default"/>
+      </w:rPr>
+    </w:lvl>
+    <w:lvl w:ilvl="1" w:tplc="04090003" w:tentative="1">
+      <w:start w:val="1"/>
+      <w:numFmt w:val="bullet"/>
+      <w:lvlText w:val=""/>
+      <w:lvlJc w:val="left"/>
+      <w:pPr>
+        <w:ind w:left="1680" w:hanging="480"/>
+      </w:pPr>
+      <w:rPr>
+        <w:rFonts w:ascii="Wingdings" w:hAnsi="Wingdings" w:hint="default"/>
+      </w:rPr>
+    </w:lvl>
+    <w:lvl w:ilvl="2" w:tplc="04090005" w:tentative="1">
+      <w:start w:val="1"/>
+      <w:numFmt w:val="bullet"/>
+      <w:lvlText w:val=""/>
+      <w:lvlJc w:val="left"/>
+      <w:pPr>
+        <w:ind w:left="2160" w:hanging="480"/>
+      </w:pPr>
+      <w:rPr>
+        <w:rFonts w:ascii="Wingdings" w:hAnsi="Wingdings" w:hint="default"/>
+      </w:rPr>
+    </w:lvl>
+    <w:lvl w:ilvl="3" w:tplc="04090001" w:tentative="1">
+      <w:start w:val="1"/>
+      <w:numFmt w:val="bullet"/>
+      <w:lvlText w:val=""/>
+      <w:lvlJc w:val="left"/>
+      <w:pPr>
+        <w:ind w:left="2640" w:hanging="480"/>
+      </w:pPr>
+      <w:rPr>
+        <w:rFonts w:ascii="Wingdings" w:hAnsi="Wingdings" w:hint="default"/>
+      </w:rPr>
+    </w:lvl>
+    <w:lvl w:ilvl="4" w:tplc="04090003" w:tentative="1">
+      <w:start w:val="1"/>
+      <w:numFmt w:val="bullet"/>
+      <w:lvlText w:val=""/>
+      <w:lvlJc w:val="left"/>
+      <w:pPr>
+        <w:ind w:left="3120" w:hanging="480"/>
+      </w:pPr>
+      <w:rPr>
+        <w:rFonts w:ascii="Wingdings" w:hAnsi="Wingdings" w:hint="default"/>
+      </w:rPr>
+    </w:lvl>
+    <w:lvl w:ilvl="5" w:tplc="04090005" w:tentative="1">
+      <w:start w:val="1"/>
+      <w:numFmt w:val="bullet"/>
+      <w:lvlText w:val=""/>
+      <w:lvlJc w:val="left"/>
+      <w:pPr>
+        <w:ind w:left="3600" w:hanging="480"/>
+      </w:pPr>
+      <w:rPr>
+        <w:rFonts w:ascii="Wingdings" w:hAnsi="Wingdings" w:hint="default"/>
+      </w:rPr>
+    </w:lvl>
+    <w:lvl w:ilvl="6" w:tplc="04090001" w:tentative="1">
+      <w:start w:val="1"/>
+      <w:numFmt w:val="bullet"/>
+      <w:lvlText w:val=""/>
+      <w:lvlJc w:val="left"/>
+      <w:pPr>
+        <w:ind w:left="4080" w:hanging="480"/>
+      </w:pPr>
+      <w:rPr>
+        <w:rFonts w:ascii="Wingdings" w:hAnsi="Wingdings" w:hint="default"/>
+      </w:rPr>
+    </w:lvl>
+    <w:lvl w:ilvl="7" w:tplc="04090003" w:tentative="1">
+      <w:start w:val="1"/>
+      <w:numFmt w:val="bullet"/>
+      <w:lvlText w:val=""/>
+      <w:lvlJc w:val="left"/>
+      <w:pPr>
+        <w:ind w:left="4560" w:hanging="480"/>
+      </w:pPr>
+      <w:rPr>
+        <w:rFonts w:ascii="Wingdings" w:hAnsi="Wingdings" w:hint="default"/>
+      </w:rPr>
+    </w:lvl>
+    <w:lvl w:ilvl="8" w:tplc="04090005" w:tentative="1">
+      <w:start w:val="1"/>
+      <w:numFmt w:val="bullet"/>
+      <w:lvlText w:val=""/>
+      <w:lvlJc w:val="left"/>
+      <w:pPr>
+        <w:ind w:left="5040" w:hanging="480"/>
+      </w:pPr>
+      <w:rPr>
+        <w:rFonts w:ascii="Wingdings" w:hAnsi="Wingdings" w:hint="default"/>
+      </w:rPr>
+    </w:lvl>
+  </w:abstractNum>
+  <w:abstractNum w:abstractNumId="1" w15:restartNumberingAfterBreak="0">
+    <w:nsid w:val="0CBA75EA"/>
+    <w:multiLevelType w:val="hybridMultilevel"/>
+    <w:tmpl w:val="E55EF2C2"/>
+    <w:lvl w:ilvl="0" w:tplc="CBCAC106">
+      <w:start w:val="1"/>
+      <w:numFmt w:val="bullet"/>
+      <w:lvlText w:val="-"/>
+      <w:lvlJc w:val="left"/>
+      <w:pPr>
+        <w:ind w:left="480" w:hanging="480"/>
+      </w:pPr>
+      <w:rPr>
+        <w:rFonts w:ascii="Aptos" w:eastAsiaTheme="minorEastAsia" w:hAnsi="Aptos" w:cstheme="minorBidi" w:hint="default"/>
+      </w:rPr>
+    </w:lvl>
+    <w:lvl w:ilvl="1" w:tplc="04090003" w:tentative="1">
+      <w:start w:val="1"/>
+      <w:numFmt w:val="bullet"/>
+      <w:lvlText w:val=""/>
+      <w:lvlJc w:val="left"/>
+      <w:pPr>
+        <w:ind w:left="960" w:hanging="480"/>
+      </w:pPr>
+      <w:rPr>
+        <w:rFonts w:ascii="Wingdings" w:hAnsi="Wingdings" w:hint="default"/>
+      </w:rPr>
+    </w:lvl>
+    <w:lvl w:ilvl="2" w:tplc="04090005">
+      <w:start w:val="1"/>
+      <w:numFmt w:val="bullet"/>
+      <w:lvlText w:val=""/>
+      <w:lvlJc w:val="left"/>
+      <w:pPr>
+        <w:ind w:left="1440" w:hanging="480"/>
+      </w:pPr>
+      <w:rPr>
+        <w:rFonts w:ascii="Wingdings" w:hAnsi="Wingdings" w:hint="default"/>
+      </w:rPr>
+    </w:lvl>
+    <w:lvl w:ilvl="3" w:tplc="04090001" w:tentative="1">
+      <w:start w:val="1"/>
+      <w:numFmt w:val="bullet"/>
+      <w:lvlText w:val=""/>
+      <w:lvlJc w:val="left"/>
+      <w:pPr>
+        <w:ind w:left="1920" w:hanging="480"/>
+      </w:pPr>
+      <w:rPr>
+        <w:rFonts w:ascii="Wingdings" w:hAnsi="Wingdings" w:hint="default"/>
+      </w:rPr>
+    </w:lvl>
+    <w:lvl w:ilvl="4" w:tplc="04090003" w:tentative="1">
+      <w:start w:val="1"/>
+      <w:numFmt w:val="bullet"/>
+      <w:lvlText w:val=""/>
+      <w:lvlJc w:val="left"/>
+      <w:pPr>
+        <w:ind w:left="2400" w:hanging="480"/>
+      </w:pPr>
+      <w:rPr>
+        <w:rFonts w:ascii="Wingdings" w:hAnsi="Wingdings" w:hint="default"/>
+      </w:rPr>
+    </w:lvl>
+    <w:lvl w:ilvl="5" w:tplc="04090005" w:tentative="1">
+      <w:start w:val="1"/>
+      <w:numFmt w:val="bullet"/>
+      <w:lvlText w:val=""/>
+      <w:lvlJc w:val="left"/>
+      <w:pPr>
+        <w:ind w:left="2880" w:hanging="480"/>
+      </w:pPr>
+      <w:rPr>
+        <w:rFonts w:ascii="Wingdings" w:hAnsi="Wingdings" w:hint="default"/>
+      </w:rPr>
+    </w:lvl>
+    <w:lvl w:ilvl="6" w:tplc="04090001" w:tentative="1">
+      <w:start w:val="1"/>
+      <w:numFmt w:val="bullet"/>
+      <w:lvlText w:val=""/>
+      <w:lvlJc w:val="left"/>
+      <w:pPr>
+        <w:ind w:left="3360" w:hanging="480"/>
+      </w:pPr>
+      <w:rPr>
+        <w:rFonts w:ascii="Wingdings" w:hAnsi="Wingdings" w:hint="default"/>
+      </w:rPr>
+    </w:lvl>
+    <w:lvl w:ilvl="7" w:tplc="04090003" w:tentative="1">
+      <w:start w:val="1"/>
+      <w:numFmt w:val="bullet"/>
+      <w:lvlText w:val=""/>
+      <w:lvlJc w:val="left"/>
+      <w:pPr>
+        <w:ind w:left="3840" w:hanging="480"/>
+      </w:pPr>
+      <w:rPr>
+        <w:rFonts w:ascii="Wingdings" w:hAnsi="Wingdings" w:hint="default"/>
+      </w:rPr>
+    </w:lvl>
+    <w:lvl w:ilvl="8" w:tplc="04090005" w:tentative="1">
+      <w:start w:val="1"/>
+      <w:numFmt w:val="bullet"/>
+      <w:lvlText w:val=""/>
+      <w:lvlJc w:val="left"/>
+      <w:pPr>
+        <w:ind w:left="4320" w:hanging="480"/>
+      </w:pPr>
+      <w:rPr>
+        <w:rFonts w:ascii="Wingdings" w:hAnsi="Wingdings" w:hint="default"/>
+      </w:rPr>
+    </w:lvl>
+  </w:abstractNum>
+  <w:abstractNum w:abstractNumId="2" w15:restartNumberingAfterBreak="0">
+    <w:nsid w:val="0E0329A6"/>
+    <w:multiLevelType w:val="hybridMultilevel"/>
+    <w:tmpl w:val="21146834"/>
+    <w:lvl w:ilvl="0" w:tplc="CBCAC106">
+      <w:start w:val="1"/>
+      <w:numFmt w:val="bullet"/>
+      <w:lvlText w:val="-"/>
+      <w:lvlJc w:val="left"/>
+      <w:pPr>
+        <w:ind w:left="960" w:hanging="480"/>
+      </w:pPr>
+      <w:rPr>
+        <w:rFonts w:ascii="Aptos" w:eastAsiaTheme="minorEastAsia" w:hAnsi="Aptos" w:cstheme="minorBidi" w:hint="default"/>
+      </w:rPr>
+    </w:lvl>
+    <w:lvl w:ilvl="1" w:tplc="FFFFFFFF" w:tentative="1">
+      <w:start w:val="1"/>
+      <w:numFmt w:val="ideographTraditional"/>
+      <w:lvlText w:val="%2、"/>
+      <w:lvlJc w:val="left"/>
+      <w:pPr>
+        <w:ind w:left="1920" w:hanging="480"/>
+      </w:pPr>
+    </w:lvl>
+    <w:lvl w:ilvl="2" w:tplc="FFFFFFFF" w:tentative="1">
+      <w:start w:val="1"/>
+      <w:numFmt w:val="lowerRoman"/>
+      <w:lvlText w:val="%3."/>
+      <w:lvlJc w:val="right"/>
+      <w:pPr>
+        <w:ind w:left="2400" w:hanging="480"/>
+      </w:pPr>
+    </w:lvl>
+    <w:lvl w:ilvl="3" w:tplc="FFFFFFFF" w:tentative="1">
+      <w:start w:val="1"/>
+      <w:numFmt w:val="decimal"/>
+      <w:lvlText w:val="%4."/>
+      <w:lvlJc w:val="left"/>
+      <w:pPr>
+        <w:ind w:left="2880" w:hanging="480"/>
+      </w:pPr>
+    </w:lvl>
+    <w:lvl w:ilvl="4" w:tplc="FFFFFFFF" w:tentative="1">
+      <w:start w:val="1"/>
+      <w:numFmt w:val="ideographTraditional"/>
+      <w:lvlText w:val="%5、"/>
+      <w:lvlJc w:val="left"/>
+      <w:pPr>
+        <w:ind w:left="3360" w:hanging="480"/>
+      </w:pPr>
+    </w:lvl>
+    <w:lvl w:ilvl="5" w:tplc="FFFFFFFF" w:tentative="1">
+      <w:start w:val="1"/>
+      <w:numFmt w:val="lowerRoman"/>
+      <w:lvlText w:val="%6."/>
+      <w:lvlJc w:val="right"/>
+      <w:pPr>
+        <w:ind w:left="3840" w:hanging="480"/>
+      </w:pPr>
+    </w:lvl>
+    <w:lvl w:ilvl="6" w:tplc="FFFFFFFF" w:tentative="1">
+      <w:start w:val="1"/>
+      <w:numFmt w:val="decimal"/>
+      <w:lvlText w:val="%7."/>
+      <w:lvlJc w:val="left"/>
+      <w:pPr>
+        <w:ind w:left="4320" w:hanging="480"/>
+      </w:pPr>
+    </w:lvl>
+    <w:lvl w:ilvl="7" w:tplc="FFFFFFFF" w:tentative="1">
+      <w:start w:val="1"/>
+      <w:numFmt w:val="ideographTraditional"/>
+      <w:lvlText w:val="%8、"/>
+      <w:lvlJc w:val="left"/>
+      <w:pPr>
+        <w:ind w:left="4800" w:hanging="480"/>
+      </w:pPr>
+    </w:lvl>
+    <w:lvl w:ilvl="8" w:tplc="FFFFFFFF" w:tentative="1">
+      <w:start w:val="1"/>
+      <w:numFmt w:val="lowerRoman"/>
+      <w:lvlText w:val="%9."/>
+      <w:lvlJc w:val="right"/>
+      <w:pPr>
+        <w:ind w:left="5280" w:hanging="480"/>
+      </w:pPr>
+    </w:lvl>
+  </w:abstractNum>
+  <w:abstractNum w:abstractNumId="3" w15:restartNumberingAfterBreak="0">
+    <w:nsid w:val="0E306FD7"/>
+    <w:multiLevelType w:val="hybridMultilevel"/>
+    <w:tmpl w:val="C60EB3E0"/>
+    <w:lvl w:ilvl="0" w:tplc="CBCAC106">
+      <w:start w:val="1"/>
+      <w:numFmt w:val="bullet"/>
+      <w:lvlText w:val="-"/>
+      <w:lvlJc w:val="left"/>
+      <w:pPr>
+        <w:ind w:left="480" w:hanging="480"/>
+      </w:pPr>
+      <w:rPr>
+        <w:rFonts w:ascii="Aptos" w:eastAsiaTheme="minorEastAsia" w:hAnsi="Aptos" w:cstheme="minorBidi" w:hint="default"/>
+      </w:rPr>
+    </w:lvl>
+    <w:lvl w:ilvl="1" w:tplc="04090003" w:tentative="1">
+      <w:start w:val="1"/>
+      <w:numFmt w:val="bullet"/>
+      <w:lvlText w:val=""/>
+      <w:lvlJc w:val="left"/>
+      <w:pPr>
+        <w:ind w:left="960" w:hanging="480"/>
+      </w:pPr>
+      <w:rPr>
+        <w:rFonts w:ascii="Wingdings" w:hAnsi="Wingdings" w:hint="default"/>
+      </w:rPr>
+    </w:lvl>
+    <w:lvl w:ilvl="2" w:tplc="04090005" w:tentative="1">
+      <w:start w:val="1"/>
+      <w:numFmt w:val="bullet"/>
+      <w:lvlText w:val=""/>
+      <w:lvlJc w:val="left"/>
+      <w:pPr>
+        <w:ind w:left="1440" w:hanging="480"/>
+      </w:pPr>
+      <w:rPr>
+        <w:rFonts w:ascii="Wingdings" w:hAnsi="Wingdings" w:hint="default"/>
+      </w:rPr>
+    </w:lvl>
+    <w:lvl w:ilvl="3" w:tplc="04090001" w:tentative="1">
+      <w:start w:val="1"/>
+      <w:numFmt w:val="bullet"/>
+      <w:lvlText w:val=""/>
+      <w:lvlJc w:val="left"/>
+      <w:pPr>
+        <w:ind w:left="1920" w:hanging="480"/>
+      </w:pPr>
+      <w:rPr>
+        <w:rFonts w:ascii="Wingdings" w:hAnsi="Wingdings" w:hint="default"/>
+      </w:rPr>
+    </w:lvl>
+    <w:lvl w:ilvl="4" w:tplc="04090003" w:tentative="1">
+      <w:start w:val="1"/>
+      <w:numFmt w:val="bullet"/>
+      <w:lvlText w:val=""/>
+      <w:lvlJc w:val="left"/>
+      <w:pPr>
+        <w:ind w:left="2400" w:hanging="480"/>
+      </w:pPr>
+      <w:rPr>
+        <w:rFonts w:ascii="Wingdings" w:hAnsi="Wingdings" w:hint="default"/>
+      </w:rPr>
+    </w:lvl>
+    <w:lvl w:ilvl="5" w:tplc="04090005" w:tentative="1">
+      <w:start w:val="1"/>
+      <w:numFmt w:val="bullet"/>
+      <w:lvlText w:val=""/>
+      <w:lvlJc w:val="left"/>
+      <w:pPr>
+        <w:ind w:left="2880" w:hanging="480"/>
+      </w:pPr>
+      <w:rPr>
+        <w:rFonts w:ascii="Wingdings" w:hAnsi="Wingdings" w:hint="default"/>
+      </w:rPr>
+    </w:lvl>
+    <w:lvl w:ilvl="6" w:tplc="04090001" w:tentative="1">
+      <w:start w:val="1"/>
+      <w:numFmt w:val="bullet"/>
+      <w:lvlText w:val=""/>
+      <w:lvlJc w:val="left"/>
+      <w:pPr>
+        <w:ind w:left="3360" w:hanging="480"/>
+      </w:pPr>
+      <w:rPr>
+        <w:rFonts w:ascii="Wingdings" w:hAnsi="Wingdings" w:hint="default"/>
+      </w:rPr>
+    </w:lvl>
+    <w:lvl w:ilvl="7" w:tplc="04090003" w:tentative="1">
+      <w:start w:val="1"/>
+      <w:numFmt w:val="bullet"/>
+      <w:lvlText w:val=""/>
+      <w:lvlJc w:val="left"/>
+      <w:pPr>
+        <w:ind w:left="3840" w:hanging="480"/>
+      </w:pPr>
+      <w:rPr>
+        <w:rFonts w:ascii="Wingdings" w:hAnsi="Wingdings" w:hint="default"/>
+      </w:rPr>
+    </w:lvl>
+    <w:lvl w:ilvl="8" w:tplc="04090005" w:tentative="1">
+      <w:start w:val="1"/>
+      <w:numFmt w:val="bullet"/>
+      <w:lvlText w:val=""/>
+      <w:lvlJc w:val="left"/>
+      <w:pPr>
+        <w:ind w:left="4320" w:hanging="480"/>
+      </w:pPr>
+      <w:rPr>
+        <w:rFonts w:ascii="Wingdings" w:hAnsi="Wingdings" w:hint="default"/>
+      </w:rPr>
+    </w:lvl>
+  </w:abstractNum>
+  <w:abstractNum w:abstractNumId="4" w15:restartNumberingAfterBreak="0">
     <w:nsid w:val="0E9237AB"/>
     <w:multiLevelType w:val="hybridMultilevel"/>
-    <w:tmpl w:val="C0669726"/>
+    <w:tmpl w:val="616E21BC"/>
     <w:lvl w:ilvl="0" w:tplc="04090001">
       <w:start w:val="1"/>
       <w:numFmt w:val="bullet"/>
@@ -918,7 +4675,1024 @@
       </w:rPr>
     </w:lvl>
   </w:abstractNum>
-  <w:abstractNum w:abstractNumId="1" w15:restartNumberingAfterBreak="0">
+  <w:abstractNum w:abstractNumId="5" w15:restartNumberingAfterBreak="0">
+    <w:nsid w:val="103A253B"/>
+    <w:multiLevelType w:val="hybridMultilevel"/>
+    <w:tmpl w:val="2D7692AE"/>
+    <w:lvl w:ilvl="0" w:tplc="FFFFFFFF">
+      <w:start w:val="1"/>
+      <w:numFmt w:val="bullet"/>
+      <w:lvlText w:val="-"/>
+      <w:lvlJc w:val="left"/>
+      <w:pPr>
+        <w:ind w:left="480" w:hanging="480"/>
+      </w:pPr>
+      <w:rPr>
+        <w:rFonts w:ascii="Aptos" w:eastAsiaTheme="minorEastAsia" w:hAnsi="Aptos" w:cstheme="minorBidi" w:hint="default"/>
+      </w:rPr>
+    </w:lvl>
+    <w:lvl w:ilvl="1" w:tplc="FFFFFFFF">
+      <w:start w:val="1"/>
+      <w:numFmt w:val="bullet"/>
+      <w:lvlText w:val="-"/>
+      <w:lvlJc w:val="left"/>
+      <w:pPr>
+        <w:ind w:left="480" w:hanging="480"/>
+      </w:pPr>
+      <w:rPr>
+        <w:rFonts w:ascii="Aptos" w:eastAsiaTheme="minorEastAsia" w:hAnsi="Aptos" w:cstheme="minorBidi" w:hint="default"/>
+      </w:rPr>
+    </w:lvl>
+    <w:lvl w:ilvl="2" w:tplc="FFFFFFFF">
+      <w:start w:val="1"/>
+      <w:numFmt w:val="bullet"/>
+      <w:lvlText w:val="-"/>
+      <w:lvlJc w:val="left"/>
+      <w:pPr>
+        <w:ind w:left="480" w:hanging="480"/>
+      </w:pPr>
+      <w:rPr>
+        <w:rFonts w:ascii="Aptos" w:eastAsiaTheme="minorEastAsia" w:hAnsi="Aptos" w:cstheme="minorBidi" w:hint="default"/>
+      </w:rPr>
+    </w:lvl>
+    <w:lvl w:ilvl="3" w:tplc="CBCAC106">
+      <w:start w:val="1"/>
+      <w:numFmt w:val="bullet"/>
+      <w:lvlText w:val="-"/>
+      <w:lvlJc w:val="left"/>
+      <w:pPr>
+        <w:ind w:left="480" w:hanging="480"/>
+      </w:pPr>
+      <w:rPr>
+        <w:rFonts w:ascii="Aptos" w:eastAsiaTheme="minorEastAsia" w:hAnsi="Aptos" w:cstheme="minorBidi" w:hint="default"/>
+      </w:rPr>
+    </w:lvl>
+    <w:lvl w:ilvl="4" w:tplc="FFFFFFFF">
+      <w:start w:val="1"/>
+      <w:numFmt w:val="bullet"/>
+      <w:lvlText w:val=""/>
+      <w:lvlJc w:val="left"/>
+      <w:pPr>
+        <w:ind w:left="2400" w:hanging="480"/>
+      </w:pPr>
+      <w:rPr>
+        <w:rFonts w:ascii="Wingdings" w:hAnsi="Wingdings" w:hint="default"/>
+      </w:rPr>
+    </w:lvl>
+    <w:lvl w:ilvl="5" w:tplc="FFFFFFFF">
+      <w:start w:val="1"/>
+      <w:numFmt w:val="bullet"/>
+      <w:lvlText w:val=""/>
+      <w:lvlJc w:val="left"/>
+      <w:pPr>
+        <w:ind w:left="2880" w:hanging="480"/>
+      </w:pPr>
+      <w:rPr>
+        <w:rFonts w:ascii="Wingdings" w:hAnsi="Wingdings" w:hint="default"/>
+      </w:rPr>
+    </w:lvl>
+    <w:lvl w:ilvl="6" w:tplc="FFFFFFFF" w:tentative="1">
+      <w:start w:val="1"/>
+      <w:numFmt w:val="bullet"/>
+      <w:lvlText w:val=""/>
+      <w:lvlJc w:val="left"/>
+      <w:pPr>
+        <w:ind w:left="3360" w:hanging="480"/>
+      </w:pPr>
+      <w:rPr>
+        <w:rFonts w:ascii="Wingdings" w:hAnsi="Wingdings" w:hint="default"/>
+      </w:rPr>
+    </w:lvl>
+    <w:lvl w:ilvl="7" w:tplc="FFFFFFFF" w:tentative="1">
+      <w:start w:val="1"/>
+      <w:numFmt w:val="bullet"/>
+      <w:lvlText w:val=""/>
+      <w:lvlJc w:val="left"/>
+      <w:pPr>
+        <w:ind w:left="3840" w:hanging="480"/>
+      </w:pPr>
+      <w:rPr>
+        <w:rFonts w:ascii="Wingdings" w:hAnsi="Wingdings" w:hint="default"/>
+      </w:rPr>
+    </w:lvl>
+    <w:lvl w:ilvl="8" w:tplc="FFFFFFFF" w:tentative="1">
+      <w:start w:val="1"/>
+      <w:numFmt w:val="bullet"/>
+      <w:lvlText w:val=""/>
+      <w:lvlJc w:val="left"/>
+      <w:pPr>
+        <w:ind w:left="4320" w:hanging="480"/>
+      </w:pPr>
+      <w:rPr>
+        <w:rFonts w:ascii="Wingdings" w:hAnsi="Wingdings" w:hint="default"/>
+      </w:rPr>
+    </w:lvl>
+  </w:abstractNum>
+  <w:abstractNum w:abstractNumId="6" w15:restartNumberingAfterBreak="0">
+    <w:nsid w:val="158C579F"/>
+    <w:multiLevelType w:val="hybridMultilevel"/>
+    <w:tmpl w:val="654207D0"/>
+    <w:lvl w:ilvl="0" w:tplc="CBCAC106">
+      <w:start w:val="1"/>
+      <w:numFmt w:val="bullet"/>
+      <w:lvlText w:val="-"/>
+      <w:lvlJc w:val="left"/>
+      <w:pPr>
+        <w:ind w:left="480" w:hanging="480"/>
+      </w:pPr>
+      <w:rPr>
+        <w:rFonts w:ascii="Aptos" w:eastAsiaTheme="minorEastAsia" w:hAnsi="Aptos" w:cstheme="minorBidi" w:hint="default"/>
+      </w:rPr>
+    </w:lvl>
+    <w:lvl w:ilvl="1" w:tplc="04090003" w:tentative="1">
+      <w:start w:val="1"/>
+      <w:numFmt w:val="bullet"/>
+      <w:lvlText w:val=""/>
+      <w:lvlJc w:val="left"/>
+      <w:pPr>
+        <w:ind w:left="960" w:hanging="480"/>
+      </w:pPr>
+      <w:rPr>
+        <w:rFonts w:ascii="Wingdings" w:hAnsi="Wingdings" w:hint="default"/>
+      </w:rPr>
+    </w:lvl>
+    <w:lvl w:ilvl="2" w:tplc="04090005" w:tentative="1">
+      <w:start w:val="1"/>
+      <w:numFmt w:val="bullet"/>
+      <w:lvlText w:val=""/>
+      <w:lvlJc w:val="left"/>
+      <w:pPr>
+        <w:ind w:left="1440" w:hanging="480"/>
+      </w:pPr>
+      <w:rPr>
+        <w:rFonts w:ascii="Wingdings" w:hAnsi="Wingdings" w:hint="default"/>
+      </w:rPr>
+    </w:lvl>
+    <w:lvl w:ilvl="3" w:tplc="04090001" w:tentative="1">
+      <w:start w:val="1"/>
+      <w:numFmt w:val="bullet"/>
+      <w:lvlText w:val=""/>
+      <w:lvlJc w:val="left"/>
+      <w:pPr>
+        <w:ind w:left="1920" w:hanging="480"/>
+      </w:pPr>
+      <w:rPr>
+        <w:rFonts w:ascii="Wingdings" w:hAnsi="Wingdings" w:hint="default"/>
+      </w:rPr>
+    </w:lvl>
+    <w:lvl w:ilvl="4" w:tplc="04090003" w:tentative="1">
+      <w:start w:val="1"/>
+      <w:numFmt w:val="bullet"/>
+      <w:lvlText w:val=""/>
+      <w:lvlJc w:val="left"/>
+      <w:pPr>
+        <w:ind w:left="2400" w:hanging="480"/>
+      </w:pPr>
+      <w:rPr>
+        <w:rFonts w:ascii="Wingdings" w:hAnsi="Wingdings" w:hint="default"/>
+      </w:rPr>
+    </w:lvl>
+    <w:lvl w:ilvl="5" w:tplc="04090005" w:tentative="1">
+      <w:start w:val="1"/>
+      <w:numFmt w:val="bullet"/>
+      <w:lvlText w:val=""/>
+      <w:lvlJc w:val="left"/>
+      <w:pPr>
+        <w:ind w:left="2880" w:hanging="480"/>
+      </w:pPr>
+      <w:rPr>
+        <w:rFonts w:ascii="Wingdings" w:hAnsi="Wingdings" w:hint="default"/>
+      </w:rPr>
+    </w:lvl>
+    <w:lvl w:ilvl="6" w:tplc="04090001" w:tentative="1">
+      <w:start w:val="1"/>
+      <w:numFmt w:val="bullet"/>
+      <w:lvlText w:val=""/>
+      <w:lvlJc w:val="left"/>
+      <w:pPr>
+        <w:ind w:left="3360" w:hanging="480"/>
+      </w:pPr>
+      <w:rPr>
+        <w:rFonts w:ascii="Wingdings" w:hAnsi="Wingdings" w:hint="default"/>
+      </w:rPr>
+    </w:lvl>
+    <w:lvl w:ilvl="7" w:tplc="04090003" w:tentative="1">
+      <w:start w:val="1"/>
+      <w:numFmt w:val="bullet"/>
+      <w:lvlText w:val=""/>
+      <w:lvlJc w:val="left"/>
+      <w:pPr>
+        <w:ind w:left="3840" w:hanging="480"/>
+      </w:pPr>
+      <w:rPr>
+        <w:rFonts w:ascii="Wingdings" w:hAnsi="Wingdings" w:hint="default"/>
+      </w:rPr>
+    </w:lvl>
+    <w:lvl w:ilvl="8" w:tplc="04090005" w:tentative="1">
+      <w:start w:val="1"/>
+      <w:numFmt w:val="bullet"/>
+      <w:lvlText w:val=""/>
+      <w:lvlJc w:val="left"/>
+      <w:pPr>
+        <w:ind w:left="4320" w:hanging="480"/>
+      </w:pPr>
+      <w:rPr>
+        <w:rFonts w:ascii="Wingdings" w:hAnsi="Wingdings" w:hint="default"/>
+      </w:rPr>
+    </w:lvl>
+  </w:abstractNum>
+  <w:abstractNum w:abstractNumId="7" w15:restartNumberingAfterBreak="0">
+    <w:nsid w:val="1C2563EB"/>
+    <w:multiLevelType w:val="hybridMultilevel"/>
+    <w:tmpl w:val="EFEE11D2"/>
+    <w:lvl w:ilvl="0" w:tplc="CBCAC106">
+      <w:start w:val="1"/>
+      <w:numFmt w:val="bullet"/>
+      <w:lvlText w:val="-"/>
+      <w:lvlJc w:val="left"/>
+      <w:pPr>
+        <w:ind w:left="1200" w:hanging="480"/>
+      </w:pPr>
+      <w:rPr>
+        <w:rFonts w:ascii="Aptos" w:eastAsiaTheme="minorEastAsia" w:hAnsi="Aptos" w:cstheme="minorBidi" w:hint="default"/>
+      </w:rPr>
+    </w:lvl>
+    <w:lvl w:ilvl="1" w:tplc="04090003" w:tentative="1">
+      <w:start w:val="1"/>
+      <w:numFmt w:val="bullet"/>
+      <w:lvlText w:val=""/>
+      <w:lvlJc w:val="left"/>
+      <w:pPr>
+        <w:ind w:left="1680" w:hanging="480"/>
+      </w:pPr>
+      <w:rPr>
+        <w:rFonts w:ascii="Wingdings" w:hAnsi="Wingdings" w:hint="default"/>
+      </w:rPr>
+    </w:lvl>
+    <w:lvl w:ilvl="2" w:tplc="04090005" w:tentative="1">
+      <w:start w:val="1"/>
+      <w:numFmt w:val="bullet"/>
+      <w:lvlText w:val=""/>
+      <w:lvlJc w:val="left"/>
+      <w:pPr>
+        <w:ind w:left="2160" w:hanging="480"/>
+      </w:pPr>
+      <w:rPr>
+        <w:rFonts w:ascii="Wingdings" w:hAnsi="Wingdings" w:hint="default"/>
+      </w:rPr>
+    </w:lvl>
+    <w:lvl w:ilvl="3" w:tplc="04090001" w:tentative="1">
+      <w:start w:val="1"/>
+      <w:numFmt w:val="bullet"/>
+      <w:lvlText w:val=""/>
+      <w:lvlJc w:val="left"/>
+      <w:pPr>
+        <w:ind w:left="2640" w:hanging="480"/>
+      </w:pPr>
+      <w:rPr>
+        <w:rFonts w:ascii="Wingdings" w:hAnsi="Wingdings" w:hint="default"/>
+      </w:rPr>
+    </w:lvl>
+    <w:lvl w:ilvl="4" w:tplc="04090003" w:tentative="1">
+      <w:start w:val="1"/>
+      <w:numFmt w:val="bullet"/>
+      <w:lvlText w:val=""/>
+      <w:lvlJc w:val="left"/>
+      <w:pPr>
+        <w:ind w:left="3120" w:hanging="480"/>
+      </w:pPr>
+      <w:rPr>
+        <w:rFonts w:ascii="Wingdings" w:hAnsi="Wingdings" w:hint="default"/>
+      </w:rPr>
+    </w:lvl>
+    <w:lvl w:ilvl="5" w:tplc="04090005" w:tentative="1">
+      <w:start w:val="1"/>
+      <w:numFmt w:val="bullet"/>
+      <w:lvlText w:val=""/>
+      <w:lvlJc w:val="left"/>
+      <w:pPr>
+        <w:ind w:left="3600" w:hanging="480"/>
+      </w:pPr>
+      <w:rPr>
+        <w:rFonts w:ascii="Wingdings" w:hAnsi="Wingdings" w:hint="default"/>
+      </w:rPr>
+    </w:lvl>
+    <w:lvl w:ilvl="6" w:tplc="04090001" w:tentative="1">
+      <w:start w:val="1"/>
+      <w:numFmt w:val="bullet"/>
+      <w:lvlText w:val=""/>
+      <w:lvlJc w:val="left"/>
+      <w:pPr>
+        <w:ind w:left="4080" w:hanging="480"/>
+      </w:pPr>
+      <w:rPr>
+        <w:rFonts w:ascii="Wingdings" w:hAnsi="Wingdings" w:hint="default"/>
+      </w:rPr>
+    </w:lvl>
+    <w:lvl w:ilvl="7" w:tplc="04090003" w:tentative="1">
+      <w:start w:val="1"/>
+      <w:numFmt w:val="bullet"/>
+      <w:lvlText w:val=""/>
+      <w:lvlJc w:val="left"/>
+      <w:pPr>
+        <w:ind w:left="4560" w:hanging="480"/>
+      </w:pPr>
+      <w:rPr>
+        <w:rFonts w:ascii="Wingdings" w:hAnsi="Wingdings" w:hint="default"/>
+      </w:rPr>
+    </w:lvl>
+    <w:lvl w:ilvl="8" w:tplc="04090005" w:tentative="1">
+      <w:start w:val="1"/>
+      <w:numFmt w:val="bullet"/>
+      <w:lvlText w:val=""/>
+      <w:lvlJc w:val="left"/>
+      <w:pPr>
+        <w:ind w:left="5040" w:hanging="480"/>
+      </w:pPr>
+      <w:rPr>
+        <w:rFonts w:ascii="Wingdings" w:hAnsi="Wingdings" w:hint="default"/>
+      </w:rPr>
+    </w:lvl>
+  </w:abstractNum>
+  <w:abstractNum w:abstractNumId="8" w15:restartNumberingAfterBreak="0">
+    <w:nsid w:val="20DC601A"/>
+    <w:multiLevelType w:val="hybridMultilevel"/>
+    <w:tmpl w:val="FE2C8BF6"/>
+    <w:lvl w:ilvl="0" w:tplc="CBCAC106">
+      <w:start w:val="1"/>
+      <w:numFmt w:val="bullet"/>
+      <w:lvlText w:val="-"/>
+      <w:lvlJc w:val="left"/>
+      <w:pPr>
+        <w:ind w:left="480" w:hanging="480"/>
+      </w:pPr>
+      <w:rPr>
+        <w:rFonts w:ascii="Aptos" w:eastAsiaTheme="minorEastAsia" w:hAnsi="Aptos" w:cstheme="minorBidi" w:hint="default"/>
+      </w:rPr>
+    </w:lvl>
+    <w:lvl w:ilvl="1" w:tplc="04090003" w:tentative="1">
+      <w:start w:val="1"/>
+      <w:numFmt w:val="bullet"/>
+      <w:lvlText w:val=""/>
+      <w:lvlJc w:val="left"/>
+      <w:pPr>
+        <w:ind w:left="960" w:hanging="480"/>
+      </w:pPr>
+      <w:rPr>
+        <w:rFonts w:ascii="Wingdings" w:hAnsi="Wingdings" w:hint="default"/>
+      </w:rPr>
+    </w:lvl>
+    <w:lvl w:ilvl="2" w:tplc="04090005">
+      <w:start w:val="1"/>
+      <w:numFmt w:val="bullet"/>
+      <w:lvlText w:val=""/>
+      <w:lvlJc w:val="left"/>
+      <w:pPr>
+        <w:ind w:left="1440" w:hanging="480"/>
+      </w:pPr>
+      <w:rPr>
+        <w:rFonts w:ascii="Wingdings" w:hAnsi="Wingdings" w:hint="default"/>
+      </w:rPr>
+    </w:lvl>
+    <w:lvl w:ilvl="3" w:tplc="04090001" w:tentative="1">
+      <w:start w:val="1"/>
+      <w:numFmt w:val="bullet"/>
+      <w:lvlText w:val=""/>
+      <w:lvlJc w:val="left"/>
+      <w:pPr>
+        <w:ind w:left="1920" w:hanging="480"/>
+      </w:pPr>
+      <w:rPr>
+        <w:rFonts w:ascii="Wingdings" w:hAnsi="Wingdings" w:hint="default"/>
+      </w:rPr>
+    </w:lvl>
+    <w:lvl w:ilvl="4" w:tplc="04090003" w:tentative="1">
+      <w:start w:val="1"/>
+      <w:numFmt w:val="bullet"/>
+      <w:lvlText w:val=""/>
+      <w:lvlJc w:val="left"/>
+      <w:pPr>
+        <w:ind w:left="2400" w:hanging="480"/>
+      </w:pPr>
+      <w:rPr>
+        <w:rFonts w:ascii="Wingdings" w:hAnsi="Wingdings" w:hint="default"/>
+      </w:rPr>
+    </w:lvl>
+    <w:lvl w:ilvl="5" w:tplc="04090005" w:tentative="1">
+      <w:start w:val="1"/>
+      <w:numFmt w:val="bullet"/>
+      <w:lvlText w:val=""/>
+      <w:lvlJc w:val="left"/>
+      <w:pPr>
+        <w:ind w:left="2880" w:hanging="480"/>
+      </w:pPr>
+      <w:rPr>
+        <w:rFonts w:ascii="Wingdings" w:hAnsi="Wingdings" w:hint="default"/>
+      </w:rPr>
+    </w:lvl>
+    <w:lvl w:ilvl="6" w:tplc="04090001" w:tentative="1">
+      <w:start w:val="1"/>
+      <w:numFmt w:val="bullet"/>
+      <w:lvlText w:val=""/>
+      <w:lvlJc w:val="left"/>
+      <w:pPr>
+        <w:ind w:left="3360" w:hanging="480"/>
+      </w:pPr>
+      <w:rPr>
+        <w:rFonts w:ascii="Wingdings" w:hAnsi="Wingdings" w:hint="default"/>
+      </w:rPr>
+    </w:lvl>
+    <w:lvl w:ilvl="7" w:tplc="04090003" w:tentative="1">
+      <w:start w:val="1"/>
+      <w:numFmt w:val="bullet"/>
+      <w:lvlText w:val=""/>
+      <w:lvlJc w:val="left"/>
+      <w:pPr>
+        <w:ind w:left="3840" w:hanging="480"/>
+      </w:pPr>
+      <w:rPr>
+        <w:rFonts w:ascii="Wingdings" w:hAnsi="Wingdings" w:hint="default"/>
+      </w:rPr>
+    </w:lvl>
+    <w:lvl w:ilvl="8" w:tplc="04090005" w:tentative="1">
+      <w:start w:val="1"/>
+      <w:numFmt w:val="bullet"/>
+      <w:lvlText w:val=""/>
+      <w:lvlJc w:val="left"/>
+      <w:pPr>
+        <w:ind w:left="4320" w:hanging="480"/>
+      </w:pPr>
+      <w:rPr>
+        <w:rFonts w:ascii="Wingdings" w:hAnsi="Wingdings" w:hint="default"/>
+      </w:rPr>
+    </w:lvl>
+  </w:abstractNum>
+  <w:abstractNum w:abstractNumId="9" w15:restartNumberingAfterBreak="0">
+    <w:nsid w:val="219455E7"/>
+    <w:multiLevelType w:val="hybridMultilevel"/>
+    <w:tmpl w:val="0E1CB208"/>
+    <w:lvl w:ilvl="0" w:tplc="FFFFFFFF">
+      <w:start w:val="1"/>
+      <w:numFmt w:val="bullet"/>
+      <w:lvlText w:val="-"/>
+      <w:lvlJc w:val="left"/>
+      <w:pPr>
+        <w:ind w:left="480" w:hanging="480"/>
+      </w:pPr>
+      <w:rPr>
+        <w:rFonts w:ascii="Aptos" w:eastAsiaTheme="minorEastAsia" w:hAnsi="Aptos" w:cstheme="minorBidi" w:hint="default"/>
+      </w:rPr>
+    </w:lvl>
+    <w:lvl w:ilvl="1" w:tplc="FFFFFFFF" w:tentative="1">
+      <w:start w:val="1"/>
+      <w:numFmt w:val="bullet"/>
+      <w:lvlText w:val=""/>
+      <w:lvlJc w:val="left"/>
+      <w:pPr>
+        <w:ind w:left="960" w:hanging="480"/>
+      </w:pPr>
+      <w:rPr>
+        <w:rFonts w:ascii="Wingdings" w:hAnsi="Wingdings" w:hint="default"/>
+      </w:rPr>
+    </w:lvl>
+    <w:lvl w:ilvl="2" w:tplc="CBCAC106">
+      <w:start w:val="1"/>
+      <w:numFmt w:val="bullet"/>
+      <w:lvlText w:val="-"/>
+      <w:lvlJc w:val="left"/>
+      <w:pPr>
+        <w:ind w:left="1440" w:hanging="480"/>
+      </w:pPr>
+      <w:rPr>
+        <w:rFonts w:ascii="Aptos" w:eastAsiaTheme="minorEastAsia" w:hAnsi="Aptos" w:cstheme="minorBidi" w:hint="default"/>
+      </w:rPr>
+    </w:lvl>
+    <w:lvl w:ilvl="3" w:tplc="FFFFFFFF" w:tentative="1">
+      <w:start w:val="1"/>
+      <w:numFmt w:val="bullet"/>
+      <w:lvlText w:val=""/>
+      <w:lvlJc w:val="left"/>
+      <w:pPr>
+        <w:ind w:left="1920" w:hanging="480"/>
+      </w:pPr>
+      <w:rPr>
+        <w:rFonts w:ascii="Wingdings" w:hAnsi="Wingdings" w:hint="default"/>
+      </w:rPr>
+    </w:lvl>
+    <w:lvl w:ilvl="4" w:tplc="FFFFFFFF" w:tentative="1">
+      <w:start w:val="1"/>
+      <w:numFmt w:val="bullet"/>
+      <w:lvlText w:val=""/>
+      <w:lvlJc w:val="left"/>
+      <w:pPr>
+        <w:ind w:left="2400" w:hanging="480"/>
+      </w:pPr>
+      <w:rPr>
+        <w:rFonts w:ascii="Wingdings" w:hAnsi="Wingdings" w:hint="default"/>
+      </w:rPr>
+    </w:lvl>
+    <w:lvl w:ilvl="5" w:tplc="FFFFFFFF" w:tentative="1">
+      <w:start w:val="1"/>
+      <w:numFmt w:val="bullet"/>
+      <w:lvlText w:val=""/>
+      <w:lvlJc w:val="left"/>
+      <w:pPr>
+        <w:ind w:left="2880" w:hanging="480"/>
+      </w:pPr>
+      <w:rPr>
+        <w:rFonts w:ascii="Wingdings" w:hAnsi="Wingdings" w:hint="default"/>
+      </w:rPr>
+    </w:lvl>
+    <w:lvl w:ilvl="6" w:tplc="FFFFFFFF" w:tentative="1">
+      <w:start w:val="1"/>
+      <w:numFmt w:val="bullet"/>
+      <w:lvlText w:val=""/>
+      <w:lvlJc w:val="left"/>
+      <w:pPr>
+        <w:ind w:left="3360" w:hanging="480"/>
+      </w:pPr>
+      <w:rPr>
+        <w:rFonts w:ascii="Wingdings" w:hAnsi="Wingdings" w:hint="default"/>
+      </w:rPr>
+    </w:lvl>
+    <w:lvl w:ilvl="7" w:tplc="FFFFFFFF" w:tentative="1">
+      <w:start w:val="1"/>
+      <w:numFmt w:val="bullet"/>
+      <w:lvlText w:val=""/>
+      <w:lvlJc w:val="left"/>
+      <w:pPr>
+        <w:ind w:left="3840" w:hanging="480"/>
+      </w:pPr>
+      <w:rPr>
+        <w:rFonts w:ascii="Wingdings" w:hAnsi="Wingdings" w:hint="default"/>
+      </w:rPr>
+    </w:lvl>
+    <w:lvl w:ilvl="8" w:tplc="FFFFFFFF" w:tentative="1">
+      <w:start w:val="1"/>
+      <w:numFmt w:val="bullet"/>
+      <w:lvlText w:val=""/>
+      <w:lvlJc w:val="left"/>
+      <w:pPr>
+        <w:ind w:left="4320" w:hanging="480"/>
+      </w:pPr>
+      <w:rPr>
+        <w:rFonts w:ascii="Wingdings" w:hAnsi="Wingdings" w:hint="default"/>
+      </w:rPr>
+    </w:lvl>
+  </w:abstractNum>
+  <w:abstractNum w:abstractNumId="10" w15:restartNumberingAfterBreak="0">
+    <w:nsid w:val="26A3649E"/>
+    <w:multiLevelType w:val="hybridMultilevel"/>
+    <w:tmpl w:val="F772832A"/>
+    <w:lvl w:ilvl="0" w:tplc="04090001">
+      <w:start w:val="1"/>
+      <w:numFmt w:val="bullet"/>
+      <w:lvlText w:val=""/>
+      <w:lvlJc w:val="left"/>
+      <w:pPr>
+        <w:ind w:left="1920" w:hanging="480"/>
+      </w:pPr>
+      <w:rPr>
+        <w:rFonts w:ascii="Wingdings" w:hAnsi="Wingdings" w:hint="default"/>
+      </w:rPr>
+    </w:lvl>
+    <w:lvl w:ilvl="1" w:tplc="04090003" w:tentative="1">
+      <w:start w:val="1"/>
+      <w:numFmt w:val="bullet"/>
+      <w:lvlText w:val=""/>
+      <w:lvlJc w:val="left"/>
+      <w:pPr>
+        <w:ind w:left="2400" w:hanging="480"/>
+      </w:pPr>
+      <w:rPr>
+        <w:rFonts w:ascii="Wingdings" w:hAnsi="Wingdings" w:hint="default"/>
+      </w:rPr>
+    </w:lvl>
+    <w:lvl w:ilvl="2" w:tplc="04090005" w:tentative="1">
+      <w:start w:val="1"/>
+      <w:numFmt w:val="bullet"/>
+      <w:lvlText w:val=""/>
+      <w:lvlJc w:val="left"/>
+      <w:pPr>
+        <w:ind w:left="2880" w:hanging="480"/>
+      </w:pPr>
+      <w:rPr>
+        <w:rFonts w:ascii="Wingdings" w:hAnsi="Wingdings" w:hint="default"/>
+      </w:rPr>
+    </w:lvl>
+    <w:lvl w:ilvl="3" w:tplc="04090001" w:tentative="1">
+      <w:start w:val="1"/>
+      <w:numFmt w:val="bullet"/>
+      <w:lvlText w:val=""/>
+      <w:lvlJc w:val="left"/>
+      <w:pPr>
+        <w:ind w:left="3360" w:hanging="480"/>
+      </w:pPr>
+      <w:rPr>
+        <w:rFonts w:ascii="Wingdings" w:hAnsi="Wingdings" w:hint="default"/>
+      </w:rPr>
+    </w:lvl>
+    <w:lvl w:ilvl="4" w:tplc="04090003" w:tentative="1">
+      <w:start w:val="1"/>
+      <w:numFmt w:val="bullet"/>
+      <w:lvlText w:val=""/>
+      <w:lvlJc w:val="left"/>
+      <w:pPr>
+        <w:ind w:left="3840" w:hanging="480"/>
+      </w:pPr>
+      <w:rPr>
+        <w:rFonts w:ascii="Wingdings" w:hAnsi="Wingdings" w:hint="default"/>
+      </w:rPr>
+    </w:lvl>
+    <w:lvl w:ilvl="5" w:tplc="04090005" w:tentative="1">
+      <w:start w:val="1"/>
+      <w:numFmt w:val="bullet"/>
+      <w:lvlText w:val=""/>
+      <w:lvlJc w:val="left"/>
+      <w:pPr>
+        <w:ind w:left="4320" w:hanging="480"/>
+      </w:pPr>
+      <w:rPr>
+        <w:rFonts w:ascii="Wingdings" w:hAnsi="Wingdings" w:hint="default"/>
+      </w:rPr>
+    </w:lvl>
+    <w:lvl w:ilvl="6" w:tplc="04090001" w:tentative="1">
+      <w:start w:val="1"/>
+      <w:numFmt w:val="bullet"/>
+      <w:lvlText w:val=""/>
+      <w:lvlJc w:val="left"/>
+      <w:pPr>
+        <w:ind w:left="4800" w:hanging="480"/>
+      </w:pPr>
+      <w:rPr>
+        <w:rFonts w:ascii="Wingdings" w:hAnsi="Wingdings" w:hint="default"/>
+      </w:rPr>
+    </w:lvl>
+    <w:lvl w:ilvl="7" w:tplc="04090003" w:tentative="1">
+      <w:start w:val="1"/>
+      <w:numFmt w:val="bullet"/>
+      <w:lvlText w:val=""/>
+      <w:lvlJc w:val="left"/>
+      <w:pPr>
+        <w:ind w:left="5280" w:hanging="480"/>
+      </w:pPr>
+      <w:rPr>
+        <w:rFonts w:ascii="Wingdings" w:hAnsi="Wingdings" w:hint="default"/>
+      </w:rPr>
+    </w:lvl>
+    <w:lvl w:ilvl="8" w:tplc="04090005" w:tentative="1">
+      <w:start w:val="1"/>
+      <w:numFmt w:val="bullet"/>
+      <w:lvlText w:val=""/>
+      <w:lvlJc w:val="left"/>
+      <w:pPr>
+        <w:ind w:left="5760" w:hanging="480"/>
+      </w:pPr>
+      <w:rPr>
+        <w:rFonts w:ascii="Wingdings" w:hAnsi="Wingdings" w:hint="default"/>
+      </w:rPr>
+    </w:lvl>
+  </w:abstractNum>
+  <w:abstractNum w:abstractNumId="11" w15:restartNumberingAfterBreak="0">
+    <w:nsid w:val="2B035C7B"/>
+    <w:multiLevelType w:val="hybridMultilevel"/>
+    <w:tmpl w:val="01AA14C2"/>
+    <w:lvl w:ilvl="0" w:tplc="FFFFFFFF">
+      <w:start w:val="1"/>
+      <w:numFmt w:val="bullet"/>
+      <w:lvlText w:val="-"/>
+      <w:lvlJc w:val="left"/>
+      <w:pPr>
+        <w:ind w:left="480" w:hanging="480"/>
+      </w:pPr>
+      <w:rPr>
+        <w:rFonts w:ascii="Aptos" w:eastAsiaTheme="minorEastAsia" w:hAnsi="Aptos" w:cstheme="minorBidi" w:hint="default"/>
+      </w:rPr>
+    </w:lvl>
+    <w:lvl w:ilvl="1" w:tplc="CBCAC106">
+      <w:start w:val="1"/>
+      <w:numFmt w:val="bullet"/>
+      <w:lvlText w:val="-"/>
+      <w:lvlJc w:val="left"/>
+      <w:pPr>
+        <w:ind w:left="960" w:hanging="480"/>
+      </w:pPr>
+      <w:rPr>
+        <w:rFonts w:ascii="Aptos" w:eastAsiaTheme="minorEastAsia" w:hAnsi="Aptos" w:cstheme="minorBidi" w:hint="default"/>
+      </w:rPr>
+    </w:lvl>
+    <w:lvl w:ilvl="2" w:tplc="FFFFFFFF">
+      <w:start w:val="1"/>
+      <w:numFmt w:val="bullet"/>
+      <w:lvlText w:val=""/>
+      <w:lvlJc w:val="left"/>
+      <w:pPr>
+        <w:ind w:left="1440" w:hanging="480"/>
+      </w:pPr>
+      <w:rPr>
+        <w:rFonts w:ascii="Wingdings" w:hAnsi="Wingdings" w:hint="default"/>
+      </w:rPr>
+    </w:lvl>
+    <w:lvl w:ilvl="3" w:tplc="FFFFFFFF" w:tentative="1">
+      <w:start w:val="1"/>
+      <w:numFmt w:val="bullet"/>
+      <w:lvlText w:val=""/>
+      <w:lvlJc w:val="left"/>
+      <w:pPr>
+        <w:ind w:left="1920" w:hanging="480"/>
+      </w:pPr>
+      <w:rPr>
+        <w:rFonts w:ascii="Wingdings" w:hAnsi="Wingdings" w:hint="default"/>
+      </w:rPr>
+    </w:lvl>
+    <w:lvl w:ilvl="4" w:tplc="FFFFFFFF" w:tentative="1">
+      <w:start w:val="1"/>
+      <w:numFmt w:val="bullet"/>
+      <w:lvlText w:val=""/>
+      <w:lvlJc w:val="left"/>
+      <w:pPr>
+        <w:ind w:left="2400" w:hanging="480"/>
+      </w:pPr>
+      <w:rPr>
+        <w:rFonts w:ascii="Wingdings" w:hAnsi="Wingdings" w:hint="default"/>
+      </w:rPr>
+    </w:lvl>
+    <w:lvl w:ilvl="5" w:tplc="FFFFFFFF" w:tentative="1">
+      <w:start w:val="1"/>
+      <w:numFmt w:val="bullet"/>
+      <w:lvlText w:val=""/>
+      <w:lvlJc w:val="left"/>
+      <w:pPr>
+        <w:ind w:left="2880" w:hanging="480"/>
+      </w:pPr>
+      <w:rPr>
+        <w:rFonts w:ascii="Wingdings" w:hAnsi="Wingdings" w:hint="default"/>
+      </w:rPr>
+    </w:lvl>
+    <w:lvl w:ilvl="6" w:tplc="FFFFFFFF" w:tentative="1">
+      <w:start w:val="1"/>
+      <w:numFmt w:val="bullet"/>
+      <w:lvlText w:val=""/>
+      <w:lvlJc w:val="left"/>
+      <w:pPr>
+        <w:ind w:left="3360" w:hanging="480"/>
+      </w:pPr>
+      <w:rPr>
+        <w:rFonts w:ascii="Wingdings" w:hAnsi="Wingdings" w:hint="default"/>
+      </w:rPr>
+    </w:lvl>
+    <w:lvl w:ilvl="7" w:tplc="FFFFFFFF" w:tentative="1">
+      <w:start w:val="1"/>
+      <w:numFmt w:val="bullet"/>
+      <w:lvlText w:val=""/>
+      <w:lvlJc w:val="left"/>
+      <w:pPr>
+        <w:ind w:left="3840" w:hanging="480"/>
+      </w:pPr>
+      <w:rPr>
+        <w:rFonts w:ascii="Wingdings" w:hAnsi="Wingdings" w:hint="default"/>
+      </w:rPr>
+    </w:lvl>
+    <w:lvl w:ilvl="8" w:tplc="FFFFFFFF" w:tentative="1">
+      <w:start w:val="1"/>
+      <w:numFmt w:val="bullet"/>
+      <w:lvlText w:val=""/>
+      <w:lvlJc w:val="left"/>
+      <w:pPr>
+        <w:ind w:left="4320" w:hanging="480"/>
+      </w:pPr>
+      <w:rPr>
+        <w:rFonts w:ascii="Wingdings" w:hAnsi="Wingdings" w:hint="default"/>
+      </w:rPr>
+    </w:lvl>
+  </w:abstractNum>
+  <w:abstractNum w:abstractNumId="12" w15:restartNumberingAfterBreak="0">
+    <w:nsid w:val="2EE77E0D"/>
+    <w:multiLevelType w:val="hybridMultilevel"/>
+    <w:tmpl w:val="A6660482"/>
+    <w:lvl w:ilvl="0" w:tplc="FFFFFFFF">
+      <w:start w:val="1"/>
+      <w:numFmt w:val="bullet"/>
+      <w:lvlText w:val="-"/>
+      <w:lvlJc w:val="left"/>
+      <w:pPr>
+        <w:ind w:left="360" w:hanging="360"/>
+      </w:pPr>
+      <w:rPr>
+        <w:rFonts w:ascii="Aptos" w:eastAsiaTheme="minorEastAsia" w:hAnsi="Aptos" w:cstheme="minorBidi" w:hint="default"/>
+      </w:rPr>
+    </w:lvl>
+    <w:lvl w:ilvl="1" w:tplc="FFFFFFFF">
+      <w:start w:val="1"/>
+      <w:numFmt w:val="bullet"/>
+      <w:lvlText w:val=""/>
+      <w:lvlJc w:val="left"/>
+      <w:pPr>
+        <w:ind w:left="960" w:hanging="480"/>
+      </w:pPr>
+      <w:rPr>
+        <w:rFonts w:ascii="Wingdings" w:hAnsi="Wingdings" w:hint="default"/>
+      </w:rPr>
+    </w:lvl>
+    <w:lvl w:ilvl="2" w:tplc="CBCAC106">
+      <w:start w:val="1"/>
+      <w:numFmt w:val="bullet"/>
+      <w:lvlText w:val="-"/>
+      <w:lvlJc w:val="left"/>
+      <w:pPr>
+        <w:ind w:left="1440" w:hanging="480"/>
+      </w:pPr>
+      <w:rPr>
+        <w:rFonts w:ascii="Aptos" w:eastAsiaTheme="minorEastAsia" w:hAnsi="Aptos" w:cstheme="minorBidi" w:hint="default"/>
+      </w:rPr>
+    </w:lvl>
+    <w:lvl w:ilvl="3" w:tplc="FFFFFFFF" w:tentative="1">
+      <w:start w:val="1"/>
+      <w:numFmt w:val="bullet"/>
+      <w:lvlText w:val=""/>
+      <w:lvlJc w:val="left"/>
+      <w:pPr>
+        <w:ind w:left="1920" w:hanging="480"/>
+      </w:pPr>
+      <w:rPr>
+        <w:rFonts w:ascii="Wingdings" w:hAnsi="Wingdings" w:hint="default"/>
+      </w:rPr>
+    </w:lvl>
+    <w:lvl w:ilvl="4" w:tplc="FFFFFFFF" w:tentative="1">
+      <w:start w:val="1"/>
+      <w:numFmt w:val="bullet"/>
+      <w:lvlText w:val=""/>
+      <w:lvlJc w:val="left"/>
+      <w:pPr>
+        <w:ind w:left="2400" w:hanging="480"/>
+      </w:pPr>
+      <w:rPr>
+        <w:rFonts w:ascii="Wingdings" w:hAnsi="Wingdings" w:hint="default"/>
+      </w:rPr>
+    </w:lvl>
+    <w:lvl w:ilvl="5" w:tplc="FFFFFFFF" w:tentative="1">
+      <w:start w:val="1"/>
+      <w:numFmt w:val="bullet"/>
+      <w:lvlText w:val=""/>
+      <w:lvlJc w:val="left"/>
+      <w:pPr>
+        <w:ind w:left="2880" w:hanging="480"/>
+      </w:pPr>
+      <w:rPr>
+        <w:rFonts w:ascii="Wingdings" w:hAnsi="Wingdings" w:hint="default"/>
+      </w:rPr>
+    </w:lvl>
+    <w:lvl w:ilvl="6" w:tplc="FFFFFFFF" w:tentative="1">
+      <w:start w:val="1"/>
+      <w:numFmt w:val="bullet"/>
+      <w:lvlText w:val=""/>
+      <w:lvlJc w:val="left"/>
+      <w:pPr>
+        <w:ind w:left="3360" w:hanging="480"/>
+      </w:pPr>
+      <w:rPr>
+        <w:rFonts w:ascii="Wingdings" w:hAnsi="Wingdings" w:hint="default"/>
+      </w:rPr>
+    </w:lvl>
+    <w:lvl w:ilvl="7" w:tplc="FFFFFFFF" w:tentative="1">
+      <w:start w:val="1"/>
+      <w:numFmt w:val="bullet"/>
+      <w:lvlText w:val=""/>
+      <w:lvlJc w:val="left"/>
+      <w:pPr>
+        <w:ind w:left="3840" w:hanging="480"/>
+      </w:pPr>
+      <w:rPr>
+        <w:rFonts w:ascii="Wingdings" w:hAnsi="Wingdings" w:hint="default"/>
+      </w:rPr>
+    </w:lvl>
+    <w:lvl w:ilvl="8" w:tplc="FFFFFFFF" w:tentative="1">
+      <w:start w:val="1"/>
+      <w:numFmt w:val="bullet"/>
+      <w:lvlText w:val=""/>
+      <w:lvlJc w:val="left"/>
+      <w:pPr>
+        <w:ind w:left="4320" w:hanging="480"/>
+      </w:pPr>
+      <w:rPr>
+        <w:rFonts w:ascii="Wingdings" w:hAnsi="Wingdings" w:hint="default"/>
+      </w:rPr>
+    </w:lvl>
+  </w:abstractNum>
+  <w:abstractNum w:abstractNumId="13" w15:restartNumberingAfterBreak="0">
+    <w:nsid w:val="34655673"/>
+    <w:multiLevelType w:val="hybridMultilevel"/>
+    <w:tmpl w:val="27983628"/>
+    <w:lvl w:ilvl="0" w:tplc="FFFFFFFF">
+      <w:start w:val="1"/>
+      <w:numFmt w:val="bullet"/>
+      <w:lvlText w:val="-"/>
+      <w:lvlJc w:val="left"/>
+      <w:pPr>
+        <w:ind w:left="480" w:hanging="480"/>
+      </w:pPr>
+      <w:rPr>
+        <w:rFonts w:ascii="Aptos" w:eastAsiaTheme="minorEastAsia" w:hAnsi="Aptos" w:cstheme="minorBidi" w:hint="default"/>
+      </w:rPr>
+    </w:lvl>
+    <w:lvl w:ilvl="1" w:tplc="FFFFFFFF">
+      <w:start w:val="1"/>
+      <w:numFmt w:val="bullet"/>
+      <w:lvlText w:val="-"/>
+      <w:lvlJc w:val="left"/>
+      <w:pPr>
+        <w:ind w:left="480" w:hanging="480"/>
+      </w:pPr>
+      <w:rPr>
+        <w:rFonts w:ascii="Aptos" w:eastAsiaTheme="minorEastAsia" w:hAnsi="Aptos" w:cstheme="minorBidi" w:hint="default"/>
+      </w:rPr>
+    </w:lvl>
+    <w:lvl w:ilvl="2" w:tplc="CBCAC106">
+      <w:start w:val="1"/>
+      <w:numFmt w:val="bullet"/>
+      <w:lvlText w:val="-"/>
+      <w:lvlJc w:val="left"/>
+      <w:pPr>
+        <w:ind w:left="480" w:hanging="480"/>
+      </w:pPr>
+      <w:rPr>
+        <w:rFonts w:ascii="Aptos" w:eastAsiaTheme="minorEastAsia" w:hAnsi="Aptos" w:cstheme="minorBidi" w:hint="default"/>
+      </w:rPr>
+    </w:lvl>
+    <w:lvl w:ilvl="3" w:tplc="FFFFFFFF">
+      <w:start w:val="1"/>
+      <w:numFmt w:val="bullet"/>
+      <w:lvlText w:val=""/>
+      <w:lvlJc w:val="left"/>
+      <w:pPr>
+        <w:ind w:left="1920" w:hanging="480"/>
+      </w:pPr>
+      <w:rPr>
+        <w:rFonts w:ascii="Wingdings" w:hAnsi="Wingdings" w:hint="default"/>
+      </w:rPr>
+    </w:lvl>
+    <w:lvl w:ilvl="4" w:tplc="FFFFFFFF" w:tentative="1">
+      <w:start w:val="1"/>
+      <w:numFmt w:val="bullet"/>
+      <w:lvlText w:val=""/>
+      <w:lvlJc w:val="left"/>
+      <w:pPr>
+        <w:ind w:left="2400" w:hanging="480"/>
+      </w:pPr>
+      <w:rPr>
+        <w:rFonts w:ascii="Wingdings" w:hAnsi="Wingdings" w:hint="default"/>
+      </w:rPr>
+    </w:lvl>
+    <w:lvl w:ilvl="5" w:tplc="FFFFFFFF" w:tentative="1">
+      <w:start w:val="1"/>
+      <w:numFmt w:val="bullet"/>
+      <w:lvlText w:val=""/>
+      <w:lvlJc w:val="left"/>
+      <w:pPr>
+        <w:ind w:left="2880" w:hanging="480"/>
+      </w:pPr>
+      <w:rPr>
+        <w:rFonts w:ascii="Wingdings" w:hAnsi="Wingdings" w:hint="default"/>
+      </w:rPr>
+    </w:lvl>
+    <w:lvl w:ilvl="6" w:tplc="FFFFFFFF" w:tentative="1">
+      <w:start w:val="1"/>
+      <w:numFmt w:val="bullet"/>
+      <w:lvlText w:val=""/>
+      <w:lvlJc w:val="left"/>
+      <w:pPr>
+        <w:ind w:left="3360" w:hanging="480"/>
+      </w:pPr>
+      <w:rPr>
+        <w:rFonts w:ascii="Wingdings" w:hAnsi="Wingdings" w:hint="default"/>
+      </w:rPr>
+    </w:lvl>
+    <w:lvl w:ilvl="7" w:tplc="FFFFFFFF" w:tentative="1">
+      <w:start w:val="1"/>
+      <w:numFmt w:val="bullet"/>
+      <w:lvlText w:val=""/>
+      <w:lvlJc w:val="left"/>
+      <w:pPr>
+        <w:ind w:left="3840" w:hanging="480"/>
+      </w:pPr>
+      <w:rPr>
+        <w:rFonts w:ascii="Wingdings" w:hAnsi="Wingdings" w:hint="default"/>
+      </w:rPr>
+    </w:lvl>
+    <w:lvl w:ilvl="8" w:tplc="FFFFFFFF" w:tentative="1">
+      <w:start w:val="1"/>
+      <w:numFmt w:val="bullet"/>
+      <w:lvlText w:val=""/>
+      <w:lvlJc w:val="left"/>
+      <w:pPr>
+        <w:ind w:left="4320" w:hanging="480"/>
+      </w:pPr>
+      <w:rPr>
+        <w:rFonts w:ascii="Wingdings" w:hAnsi="Wingdings" w:hint="default"/>
+      </w:rPr>
+    </w:lvl>
+  </w:abstractNum>
+  <w:abstractNum w:abstractNumId="14" w15:restartNumberingAfterBreak="0">
     <w:nsid w:val="34E72CFC"/>
     <w:multiLevelType w:val="hybridMultilevel"/>
     <w:tmpl w:val="08D4F842"/>
@@ -1031,7 +5805,1535 @@
       </w:rPr>
     </w:lvl>
   </w:abstractNum>
-  <w:abstractNum w:abstractNumId="2" w15:restartNumberingAfterBreak="0">
+  <w:abstractNum w:abstractNumId="15" w15:restartNumberingAfterBreak="0">
+    <w:nsid w:val="3529344B"/>
+    <w:multiLevelType w:val="hybridMultilevel"/>
+    <w:tmpl w:val="6408DCE2"/>
+    <w:lvl w:ilvl="0" w:tplc="FFFFFFFF">
+      <w:start w:val="1"/>
+      <w:numFmt w:val="bullet"/>
+      <w:lvlText w:val="-"/>
+      <w:lvlJc w:val="left"/>
+      <w:pPr>
+        <w:ind w:left="480" w:hanging="480"/>
+      </w:pPr>
+      <w:rPr>
+        <w:rFonts w:ascii="Aptos" w:eastAsiaTheme="minorEastAsia" w:hAnsi="Aptos" w:cstheme="minorBidi" w:hint="default"/>
+      </w:rPr>
+    </w:lvl>
+    <w:lvl w:ilvl="1" w:tplc="CBCAC106">
+      <w:start w:val="1"/>
+      <w:numFmt w:val="bullet"/>
+      <w:lvlText w:val="-"/>
+      <w:lvlJc w:val="left"/>
+      <w:pPr>
+        <w:ind w:left="480" w:hanging="480"/>
+      </w:pPr>
+      <w:rPr>
+        <w:rFonts w:ascii="Aptos" w:eastAsiaTheme="minorEastAsia" w:hAnsi="Aptos" w:cstheme="minorBidi" w:hint="default"/>
+      </w:rPr>
+    </w:lvl>
+    <w:lvl w:ilvl="2" w:tplc="FFFFFFFF">
+      <w:start w:val="1"/>
+      <w:numFmt w:val="bullet"/>
+      <w:lvlText w:val=""/>
+      <w:lvlJc w:val="left"/>
+      <w:pPr>
+        <w:ind w:left="1440" w:hanging="480"/>
+      </w:pPr>
+      <w:rPr>
+        <w:rFonts w:ascii="Wingdings" w:hAnsi="Wingdings" w:hint="default"/>
+      </w:rPr>
+    </w:lvl>
+    <w:lvl w:ilvl="3" w:tplc="FFFFFFFF" w:tentative="1">
+      <w:start w:val="1"/>
+      <w:numFmt w:val="bullet"/>
+      <w:lvlText w:val=""/>
+      <w:lvlJc w:val="left"/>
+      <w:pPr>
+        <w:ind w:left="1920" w:hanging="480"/>
+      </w:pPr>
+      <w:rPr>
+        <w:rFonts w:ascii="Wingdings" w:hAnsi="Wingdings" w:hint="default"/>
+      </w:rPr>
+    </w:lvl>
+    <w:lvl w:ilvl="4" w:tplc="FFFFFFFF" w:tentative="1">
+      <w:start w:val="1"/>
+      <w:numFmt w:val="bullet"/>
+      <w:lvlText w:val=""/>
+      <w:lvlJc w:val="left"/>
+      <w:pPr>
+        <w:ind w:left="2400" w:hanging="480"/>
+      </w:pPr>
+      <w:rPr>
+        <w:rFonts w:ascii="Wingdings" w:hAnsi="Wingdings" w:hint="default"/>
+      </w:rPr>
+    </w:lvl>
+    <w:lvl w:ilvl="5" w:tplc="FFFFFFFF" w:tentative="1">
+      <w:start w:val="1"/>
+      <w:numFmt w:val="bullet"/>
+      <w:lvlText w:val=""/>
+      <w:lvlJc w:val="left"/>
+      <w:pPr>
+        <w:ind w:left="2880" w:hanging="480"/>
+      </w:pPr>
+      <w:rPr>
+        <w:rFonts w:ascii="Wingdings" w:hAnsi="Wingdings" w:hint="default"/>
+      </w:rPr>
+    </w:lvl>
+    <w:lvl w:ilvl="6" w:tplc="FFFFFFFF" w:tentative="1">
+      <w:start w:val="1"/>
+      <w:numFmt w:val="bullet"/>
+      <w:lvlText w:val=""/>
+      <w:lvlJc w:val="left"/>
+      <w:pPr>
+        <w:ind w:left="3360" w:hanging="480"/>
+      </w:pPr>
+      <w:rPr>
+        <w:rFonts w:ascii="Wingdings" w:hAnsi="Wingdings" w:hint="default"/>
+      </w:rPr>
+    </w:lvl>
+    <w:lvl w:ilvl="7" w:tplc="FFFFFFFF" w:tentative="1">
+      <w:start w:val="1"/>
+      <w:numFmt w:val="bullet"/>
+      <w:lvlText w:val=""/>
+      <w:lvlJc w:val="left"/>
+      <w:pPr>
+        <w:ind w:left="3840" w:hanging="480"/>
+      </w:pPr>
+      <w:rPr>
+        <w:rFonts w:ascii="Wingdings" w:hAnsi="Wingdings" w:hint="default"/>
+      </w:rPr>
+    </w:lvl>
+    <w:lvl w:ilvl="8" w:tplc="FFFFFFFF" w:tentative="1">
+      <w:start w:val="1"/>
+      <w:numFmt w:val="bullet"/>
+      <w:lvlText w:val=""/>
+      <w:lvlJc w:val="left"/>
+      <w:pPr>
+        <w:ind w:left="4320" w:hanging="480"/>
+      </w:pPr>
+      <w:rPr>
+        <w:rFonts w:ascii="Wingdings" w:hAnsi="Wingdings" w:hint="default"/>
+      </w:rPr>
+    </w:lvl>
+  </w:abstractNum>
+  <w:abstractNum w:abstractNumId="16" w15:restartNumberingAfterBreak="0">
+    <w:nsid w:val="38636040"/>
+    <w:multiLevelType w:val="hybridMultilevel"/>
+    <w:tmpl w:val="7F7EA24A"/>
+    <w:lvl w:ilvl="0" w:tplc="0409000F">
+      <w:start w:val="1"/>
+      <w:numFmt w:val="decimal"/>
+      <w:lvlText w:val="%1."/>
+      <w:lvlJc w:val="left"/>
+      <w:pPr>
+        <w:ind w:left="480" w:hanging="480"/>
+      </w:pPr>
+    </w:lvl>
+    <w:lvl w:ilvl="1" w:tplc="04090019">
+      <w:start w:val="1"/>
+      <w:numFmt w:val="ideographTraditional"/>
+      <w:lvlText w:val="%2、"/>
+      <w:lvlJc w:val="left"/>
+      <w:pPr>
+        <w:ind w:left="960" w:hanging="480"/>
+      </w:pPr>
+    </w:lvl>
+    <w:lvl w:ilvl="2" w:tplc="0409001B">
+      <w:start w:val="1"/>
+      <w:numFmt w:val="lowerRoman"/>
+      <w:lvlText w:val="%3."/>
+      <w:lvlJc w:val="right"/>
+      <w:pPr>
+        <w:ind w:left="1440" w:hanging="480"/>
+      </w:pPr>
+    </w:lvl>
+    <w:lvl w:ilvl="3" w:tplc="0409000F">
+      <w:start w:val="1"/>
+      <w:numFmt w:val="decimal"/>
+      <w:lvlText w:val="%4."/>
+      <w:lvlJc w:val="left"/>
+      <w:pPr>
+        <w:ind w:left="1920" w:hanging="480"/>
+      </w:pPr>
+    </w:lvl>
+    <w:lvl w:ilvl="4" w:tplc="04090019">
+      <w:start w:val="1"/>
+      <w:numFmt w:val="ideographTraditional"/>
+      <w:lvlText w:val="%5、"/>
+      <w:lvlJc w:val="left"/>
+      <w:pPr>
+        <w:ind w:left="2400" w:hanging="480"/>
+      </w:pPr>
+    </w:lvl>
+    <w:lvl w:ilvl="5" w:tplc="0409001B" w:tentative="1">
+      <w:start w:val="1"/>
+      <w:numFmt w:val="lowerRoman"/>
+      <w:lvlText w:val="%6."/>
+      <w:lvlJc w:val="right"/>
+      <w:pPr>
+        <w:ind w:left="2880" w:hanging="480"/>
+      </w:pPr>
+    </w:lvl>
+    <w:lvl w:ilvl="6" w:tplc="0409000F" w:tentative="1">
+      <w:start w:val="1"/>
+      <w:numFmt w:val="decimal"/>
+      <w:lvlText w:val="%7."/>
+      <w:lvlJc w:val="left"/>
+      <w:pPr>
+        <w:ind w:left="3360" w:hanging="480"/>
+      </w:pPr>
+    </w:lvl>
+    <w:lvl w:ilvl="7" w:tplc="04090019" w:tentative="1">
+      <w:start w:val="1"/>
+      <w:numFmt w:val="ideographTraditional"/>
+      <w:lvlText w:val="%8、"/>
+      <w:lvlJc w:val="left"/>
+      <w:pPr>
+        <w:ind w:left="3840" w:hanging="480"/>
+      </w:pPr>
+    </w:lvl>
+    <w:lvl w:ilvl="8" w:tplc="0409001B" w:tentative="1">
+      <w:start w:val="1"/>
+      <w:numFmt w:val="lowerRoman"/>
+      <w:lvlText w:val="%9."/>
+      <w:lvlJc w:val="right"/>
+      <w:pPr>
+        <w:ind w:left="4320" w:hanging="480"/>
+      </w:pPr>
+    </w:lvl>
+  </w:abstractNum>
+  <w:abstractNum w:abstractNumId="17" w15:restartNumberingAfterBreak="0">
+    <w:nsid w:val="4F147AD3"/>
+    <w:multiLevelType w:val="hybridMultilevel"/>
+    <w:tmpl w:val="F02686BC"/>
+    <w:lvl w:ilvl="0" w:tplc="FFFFFFFF">
+      <w:start w:val="1"/>
+      <w:numFmt w:val="bullet"/>
+      <w:lvlText w:val="-"/>
+      <w:lvlJc w:val="left"/>
+      <w:pPr>
+        <w:ind w:left="480" w:hanging="480"/>
+      </w:pPr>
+      <w:rPr>
+        <w:rFonts w:ascii="Aptos" w:eastAsiaTheme="minorEastAsia" w:hAnsi="Aptos" w:cstheme="minorBidi" w:hint="default"/>
+      </w:rPr>
+    </w:lvl>
+    <w:lvl w:ilvl="1" w:tplc="FFFFFFFF">
+      <w:start w:val="1"/>
+      <w:numFmt w:val="bullet"/>
+      <w:lvlText w:val=""/>
+      <w:lvlJc w:val="left"/>
+      <w:pPr>
+        <w:ind w:left="960" w:hanging="480"/>
+      </w:pPr>
+      <w:rPr>
+        <w:rFonts w:ascii="Wingdings" w:hAnsi="Wingdings" w:hint="default"/>
+      </w:rPr>
+    </w:lvl>
+    <w:lvl w:ilvl="2" w:tplc="CBCAC106">
+      <w:start w:val="1"/>
+      <w:numFmt w:val="bullet"/>
+      <w:lvlText w:val="-"/>
+      <w:lvlJc w:val="left"/>
+      <w:pPr>
+        <w:ind w:left="1440" w:hanging="480"/>
+      </w:pPr>
+      <w:rPr>
+        <w:rFonts w:ascii="Aptos" w:eastAsiaTheme="minorEastAsia" w:hAnsi="Aptos" w:cstheme="minorBidi" w:hint="default"/>
+      </w:rPr>
+    </w:lvl>
+    <w:lvl w:ilvl="3" w:tplc="FFFFFFFF" w:tentative="1">
+      <w:start w:val="1"/>
+      <w:numFmt w:val="bullet"/>
+      <w:lvlText w:val=""/>
+      <w:lvlJc w:val="left"/>
+      <w:pPr>
+        <w:ind w:left="1920" w:hanging="480"/>
+      </w:pPr>
+      <w:rPr>
+        <w:rFonts w:ascii="Wingdings" w:hAnsi="Wingdings" w:hint="default"/>
+      </w:rPr>
+    </w:lvl>
+    <w:lvl w:ilvl="4" w:tplc="FFFFFFFF" w:tentative="1">
+      <w:start w:val="1"/>
+      <w:numFmt w:val="bullet"/>
+      <w:lvlText w:val=""/>
+      <w:lvlJc w:val="left"/>
+      <w:pPr>
+        <w:ind w:left="2400" w:hanging="480"/>
+      </w:pPr>
+      <w:rPr>
+        <w:rFonts w:ascii="Wingdings" w:hAnsi="Wingdings" w:hint="default"/>
+      </w:rPr>
+    </w:lvl>
+    <w:lvl w:ilvl="5" w:tplc="FFFFFFFF" w:tentative="1">
+      <w:start w:val="1"/>
+      <w:numFmt w:val="bullet"/>
+      <w:lvlText w:val=""/>
+      <w:lvlJc w:val="left"/>
+      <w:pPr>
+        <w:ind w:left="2880" w:hanging="480"/>
+      </w:pPr>
+      <w:rPr>
+        <w:rFonts w:ascii="Wingdings" w:hAnsi="Wingdings" w:hint="default"/>
+      </w:rPr>
+    </w:lvl>
+    <w:lvl w:ilvl="6" w:tplc="FFFFFFFF" w:tentative="1">
+      <w:start w:val="1"/>
+      <w:numFmt w:val="bullet"/>
+      <w:lvlText w:val=""/>
+      <w:lvlJc w:val="left"/>
+      <w:pPr>
+        <w:ind w:left="3360" w:hanging="480"/>
+      </w:pPr>
+      <w:rPr>
+        <w:rFonts w:ascii="Wingdings" w:hAnsi="Wingdings" w:hint="default"/>
+      </w:rPr>
+    </w:lvl>
+    <w:lvl w:ilvl="7" w:tplc="FFFFFFFF" w:tentative="1">
+      <w:start w:val="1"/>
+      <w:numFmt w:val="bullet"/>
+      <w:lvlText w:val=""/>
+      <w:lvlJc w:val="left"/>
+      <w:pPr>
+        <w:ind w:left="3840" w:hanging="480"/>
+      </w:pPr>
+      <w:rPr>
+        <w:rFonts w:ascii="Wingdings" w:hAnsi="Wingdings" w:hint="default"/>
+      </w:rPr>
+    </w:lvl>
+    <w:lvl w:ilvl="8" w:tplc="FFFFFFFF" w:tentative="1">
+      <w:start w:val="1"/>
+      <w:numFmt w:val="bullet"/>
+      <w:lvlText w:val=""/>
+      <w:lvlJc w:val="left"/>
+      <w:pPr>
+        <w:ind w:left="4320" w:hanging="480"/>
+      </w:pPr>
+      <w:rPr>
+        <w:rFonts w:ascii="Wingdings" w:hAnsi="Wingdings" w:hint="default"/>
+      </w:rPr>
+    </w:lvl>
+  </w:abstractNum>
+  <w:abstractNum w:abstractNumId="18" w15:restartNumberingAfterBreak="0">
+    <w:nsid w:val="50F161F3"/>
+    <w:multiLevelType w:val="hybridMultilevel"/>
+    <w:tmpl w:val="CBA29E56"/>
+    <w:lvl w:ilvl="0" w:tplc="CBCAC106">
+      <w:start w:val="1"/>
+      <w:numFmt w:val="bullet"/>
+      <w:lvlText w:val="-"/>
+      <w:lvlJc w:val="left"/>
+      <w:pPr>
+        <w:ind w:left="480" w:hanging="480"/>
+      </w:pPr>
+      <w:rPr>
+        <w:rFonts w:ascii="Aptos" w:eastAsiaTheme="minorEastAsia" w:hAnsi="Aptos" w:cstheme="minorBidi" w:hint="default"/>
+      </w:rPr>
+    </w:lvl>
+    <w:lvl w:ilvl="1" w:tplc="04090003" w:tentative="1">
+      <w:start w:val="1"/>
+      <w:numFmt w:val="bullet"/>
+      <w:lvlText w:val=""/>
+      <w:lvlJc w:val="left"/>
+      <w:pPr>
+        <w:ind w:left="960" w:hanging="480"/>
+      </w:pPr>
+      <w:rPr>
+        <w:rFonts w:ascii="Wingdings" w:hAnsi="Wingdings" w:hint="default"/>
+      </w:rPr>
+    </w:lvl>
+    <w:lvl w:ilvl="2" w:tplc="04090005" w:tentative="1">
+      <w:start w:val="1"/>
+      <w:numFmt w:val="bullet"/>
+      <w:lvlText w:val=""/>
+      <w:lvlJc w:val="left"/>
+      <w:pPr>
+        <w:ind w:left="1440" w:hanging="480"/>
+      </w:pPr>
+      <w:rPr>
+        <w:rFonts w:ascii="Wingdings" w:hAnsi="Wingdings" w:hint="default"/>
+      </w:rPr>
+    </w:lvl>
+    <w:lvl w:ilvl="3" w:tplc="04090001" w:tentative="1">
+      <w:start w:val="1"/>
+      <w:numFmt w:val="bullet"/>
+      <w:lvlText w:val=""/>
+      <w:lvlJc w:val="left"/>
+      <w:pPr>
+        <w:ind w:left="1920" w:hanging="480"/>
+      </w:pPr>
+      <w:rPr>
+        <w:rFonts w:ascii="Wingdings" w:hAnsi="Wingdings" w:hint="default"/>
+      </w:rPr>
+    </w:lvl>
+    <w:lvl w:ilvl="4" w:tplc="04090003" w:tentative="1">
+      <w:start w:val="1"/>
+      <w:numFmt w:val="bullet"/>
+      <w:lvlText w:val=""/>
+      <w:lvlJc w:val="left"/>
+      <w:pPr>
+        <w:ind w:left="2400" w:hanging="480"/>
+      </w:pPr>
+      <w:rPr>
+        <w:rFonts w:ascii="Wingdings" w:hAnsi="Wingdings" w:hint="default"/>
+      </w:rPr>
+    </w:lvl>
+    <w:lvl w:ilvl="5" w:tplc="04090005" w:tentative="1">
+      <w:start w:val="1"/>
+      <w:numFmt w:val="bullet"/>
+      <w:lvlText w:val=""/>
+      <w:lvlJc w:val="left"/>
+      <w:pPr>
+        <w:ind w:left="2880" w:hanging="480"/>
+      </w:pPr>
+      <w:rPr>
+        <w:rFonts w:ascii="Wingdings" w:hAnsi="Wingdings" w:hint="default"/>
+      </w:rPr>
+    </w:lvl>
+    <w:lvl w:ilvl="6" w:tplc="04090001" w:tentative="1">
+      <w:start w:val="1"/>
+      <w:numFmt w:val="bullet"/>
+      <w:lvlText w:val=""/>
+      <w:lvlJc w:val="left"/>
+      <w:pPr>
+        <w:ind w:left="3360" w:hanging="480"/>
+      </w:pPr>
+      <w:rPr>
+        <w:rFonts w:ascii="Wingdings" w:hAnsi="Wingdings" w:hint="default"/>
+      </w:rPr>
+    </w:lvl>
+    <w:lvl w:ilvl="7" w:tplc="04090003" w:tentative="1">
+      <w:start w:val="1"/>
+      <w:numFmt w:val="bullet"/>
+      <w:lvlText w:val=""/>
+      <w:lvlJc w:val="left"/>
+      <w:pPr>
+        <w:ind w:left="3840" w:hanging="480"/>
+      </w:pPr>
+      <w:rPr>
+        <w:rFonts w:ascii="Wingdings" w:hAnsi="Wingdings" w:hint="default"/>
+      </w:rPr>
+    </w:lvl>
+    <w:lvl w:ilvl="8" w:tplc="04090005" w:tentative="1">
+      <w:start w:val="1"/>
+      <w:numFmt w:val="bullet"/>
+      <w:lvlText w:val=""/>
+      <w:lvlJc w:val="left"/>
+      <w:pPr>
+        <w:ind w:left="4320" w:hanging="480"/>
+      </w:pPr>
+      <w:rPr>
+        <w:rFonts w:ascii="Wingdings" w:hAnsi="Wingdings" w:hint="default"/>
+      </w:rPr>
+    </w:lvl>
+  </w:abstractNum>
+  <w:abstractNum w:abstractNumId="19" w15:restartNumberingAfterBreak="0">
+    <w:nsid w:val="577732E1"/>
+    <w:multiLevelType w:val="hybridMultilevel"/>
+    <w:tmpl w:val="FB56CD76"/>
+    <w:lvl w:ilvl="0" w:tplc="CBCAC106">
+      <w:start w:val="1"/>
+      <w:numFmt w:val="bullet"/>
+      <w:lvlText w:val="-"/>
+      <w:lvlJc w:val="left"/>
+      <w:pPr>
+        <w:ind w:left="360" w:hanging="360"/>
+      </w:pPr>
+      <w:rPr>
+        <w:rFonts w:ascii="Aptos" w:eastAsiaTheme="minorEastAsia" w:hAnsi="Aptos" w:cstheme="minorBidi" w:hint="default"/>
+      </w:rPr>
+    </w:lvl>
+    <w:lvl w:ilvl="1" w:tplc="04090003">
+      <w:start w:val="1"/>
+      <w:numFmt w:val="bullet"/>
+      <w:lvlText w:val=""/>
+      <w:lvlJc w:val="left"/>
+      <w:pPr>
+        <w:ind w:left="960" w:hanging="480"/>
+      </w:pPr>
+      <w:rPr>
+        <w:rFonts w:ascii="Wingdings" w:hAnsi="Wingdings" w:hint="default"/>
+      </w:rPr>
+    </w:lvl>
+    <w:lvl w:ilvl="2" w:tplc="04090005">
+      <w:start w:val="1"/>
+      <w:numFmt w:val="bullet"/>
+      <w:lvlText w:val=""/>
+      <w:lvlJc w:val="left"/>
+      <w:pPr>
+        <w:ind w:left="1440" w:hanging="480"/>
+      </w:pPr>
+      <w:rPr>
+        <w:rFonts w:ascii="Wingdings" w:hAnsi="Wingdings" w:hint="default"/>
+      </w:rPr>
+    </w:lvl>
+    <w:lvl w:ilvl="3" w:tplc="04090001" w:tentative="1">
+      <w:start w:val="1"/>
+      <w:numFmt w:val="bullet"/>
+      <w:lvlText w:val=""/>
+      <w:lvlJc w:val="left"/>
+      <w:pPr>
+        <w:ind w:left="1920" w:hanging="480"/>
+      </w:pPr>
+      <w:rPr>
+        <w:rFonts w:ascii="Wingdings" w:hAnsi="Wingdings" w:hint="default"/>
+      </w:rPr>
+    </w:lvl>
+    <w:lvl w:ilvl="4" w:tplc="04090003" w:tentative="1">
+      <w:start w:val="1"/>
+      <w:numFmt w:val="bullet"/>
+      <w:lvlText w:val=""/>
+      <w:lvlJc w:val="left"/>
+      <w:pPr>
+        <w:ind w:left="2400" w:hanging="480"/>
+      </w:pPr>
+      <w:rPr>
+        <w:rFonts w:ascii="Wingdings" w:hAnsi="Wingdings" w:hint="default"/>
+      </w:rPr>
+    </w:lvl>
+    <w:lvl w:ilvl="5" w:tplc="04090005" w:tentative="1">
+      <w:start w:val="1"/>
+      <w:numFmt w:val="bullet"/>
+      <w:lvlText w:val=""/>
+      <w:lvlJc w:val="left"/>
+      <w:pPr>
+        <w:ind w:left="2880" w:hanging="480"/>
+      </w:pPr>
+      <w:rPr>
+        <w:rFonts w:ascii="Wingdings" w:hAnsi="Wingdings" w:hint="default"/>
+      </w:rPr>
+    </w:lvl>
+    <w:lvl w:ilvl="6" w:tplc="04090001" w:tentative="1">
+      <w:start w:val="1"/>
+      <w:numFmt w:val="bullet"/>
+      <w:lvlText w:val=""/>
+      <w:lvlJc w:val="left"/>
+      <w:pPr>
+        <w:ind w:left="3360" w:hanging="480"/>
+      </w:pPr>
+      <w:rPr>
+        <w:rFonts w:ascii="Wingdings" w:hAnsi="Wingdings" w:hint="default"/>
+      </w:rPr>
+    </w:lvl>
+    <w:lvl w:ilvl="7" w:tplc="04090003" w:tentative="1">
+      <w:start w:val="1"/>
+      <w:numFmt w:val="bullet"/>
+      <w:lvlText w:val=""/>
+      <w:lvlJc w:val="left"/>
+      <w:pPr>
+        <w:ind w:left="3840" w:hanging="480"/>
+      </w:pPr>
+      <w:rPr>
+        <w:rFonts w:ascii="Wingdings" w:hAnsi="Wingdings" w:hint="default"/>
+      </w:rPr>
+    </w:lvl>
+    <w:lvl w:ilvl="8" w:tplc="04090005" w:tentative="1">
+      <w:start w:val="1"/>
+      <w:numFmt w:val="bullet"/>
+      <w:lvlText w:val=""/>
+      <w:lvlJc w:val="left"/>
+      <w:pPr>
+        <w:ind w:left="4320" w:hanging="480"/>
+      </w:pPr>
+      <w:rPr>
+        <w:rFonts w:ascii="Wingdings" w:hAnsi="Wingdings" w:hint="default"/>
+      </w:rPr>
+    </w:lvl>
+  </w:abstractNum>
+  <w:abstractNum w:abstractNumId="20" w15:restartNumberingAfterBreak="0">
+    <w:nsid w:val="5D136397"/>
+    <w:multiLevelType w:val="hybridMultilevel"/>
+    <w:tmpl w:val="17AED578"/>
+    <w:lvl w:ilvl="0" w:tplc="FFFFFFFF">
+      <w:start w:val="1"/>
+      <w:numFmt w:val="bullet"/>
+      <w:lvlText w:val="-"/>
+      <w:lvlJc w:val="left"/>
+      <w:pPr>
+        <w:ind w:left="480" w:hanging="480"/>
+      </w:pPr>
+      <w:rPr>
+        <w:rFonts w:ascii="Aptos" w:eastAsiaTheme="minorEastAsia" w:hAnsi="Aptos" w:cstheme="minorBidi" w:hint="default"/>
+      </w:rPr>
+    </w:lvl>
+    <w:lvl w:ilvl="1" w:tplc="CBCAC106">
+      <w:start w:val="1"/>
+      <w:numFmt w:val="bullet"/>
+      <w:lvlText w:val="-"/>
+      <w:lvlJc w:val="left"/>
+      <w:pPr>
+        <w:ind w:left="480" w:hanging="480"/>
+      </w:pPr>
+      <w:rPr>
+        <w:rFonts w:ascii="Aptos" w:eastAsiaTheme="minorEastAsia" w:hAnsi="Aptos" w:cstheme="minorBidi" w:hint="default"/>
+      </w:rPr>
+    </w:lvl>
+    <w:lvl w:ilvl="2" w:tplc="FFFFFFFF">
+      <w:start w:val="1"/>
+      <w:numFmt w:val="bullet"/>
+      <w:lvlText w:val="-"/>
+      <w:lvlJc w:val="left"/>
+      <w:pPr>
+        <w:ind w:left="1440" w:hanging="480"/>
+      </w:pPr>
+      <w:rPr>
+        <w:rFonts w:ascii="Aptos" w:eastAsiaTheme="minorEastAsia" w:hAnsi="Aptos" w:cstheme="minorBidi" w:hint="default"/>
+      </w:rPr>
+    </w:lvl>
+    <w:lvl w:ilvl="3" w:tplc="FFFFFFFF" w:tentative="1">
+      <w:start w:val="1"/>
+      <w:numFmt w:val="bullet"/>
+      <w:lvlText w:val=""/>
+      <w:lvlJc w:val="left"/>
+      <w:pPr>
+        <w:ind w:left="1920" w:hanging="480"/>
+      </w:pPr>
+      <w:rPr>
+        <w:rFonts w:ascii="Wingdings" w:hAnsi="Wingdings" w:hint="default"/>
+      </w:rPr>
+    </w:lvl>
+    <w:lvl w:ilvl="4" w:tplc="FFFFFFFF" w:tentative="1">
+      <w:start w:val="1"/>
+      <w:numFmt w:val="bullet"/>
+      <w:lvlText w:val=""/>
+      <w:lvlJc w:val="left"/>
+      <w:pPr>
+        <w:ind w:left="2400" w:hanging="480"/>
+      </w:pPr>
+      <w:rPr>
+        <w:rFonts w:ascii="Wingdings" w:hAnsi="Wingdings" w:hint="default"/>
+      </w:rPr>
+    </w:lvl>
+    <w:lvl w:ilvl="5" w:tplc="FFFFFFFF" w:tentative="1">
+      <w:start w:val="1"/>
+      <w:numFmt w:val="bullet"/>
+      <w:lvlText w:val=""/>
+      <w:lvlJc w:val="left"/>
+      <w:pPr>
+        <w:ind w:left="2880" w:hanging="480"/>
+      </w:pPr>
+      <w:rPr>
+        <w:rFonts w:ascii="Wingdings" w:hAnsi="Wingdings" w:hint="default"/>
+      </w:rPr>
+    </w:lvl>
+    <w:lvl w:ilvl="6" w:tplc="FFFFFFFF" w:tentative="1">
+      <w:start w:val="1"/>
+      <w:numFmt w:val="bullet"/>
+      <w:lvlText w:val=""/>
+      <w:lvlJc w:val="left"/>
+      <w:pPr>
+        <w:ind w:left="3360" w:hanging="480"/>
+      </w:pPr>
+      <w:rPr>
+        <w:rFonts w:ascii="Wingdings" w:hAnsi="Wingdings" w:hint="default"/>
+      </w:rPr>
+    </w:lvl>
+    <w:lvl w:ilvl="7" w:tplc="FFFFFFFF" w:tentative="1">
+      <w:start w:val="1"/>
+      <w:numFmt w:val="bullet"/>
+      <w:lvlText w:val=""/>
+      <w:lvlJc w:val="left"/>
+      <w:pPr>
+        <w:ind w:left="3840" w:hanging="480"/>
+      </w:pPr>
+      <w:rPr>
+        <w:rFonts w:ascii="Wingdings" w:hAnsi="Wingdings" w:hint="default"/>
+      </w:rPr>
+    </w:lvl>
+    <w:lvl w:ilvl="8" w:tplc="FFFFFFFF" w:tentative="1">
+      <w:start w:val="1"/>
+      <w:numFmt w:val="bullet"/>
+      <w:lvlText w:val=""/>
+      <w:lvlJc w:val="left"/>
+      <w:pPr>
+        <w:ind w:left="4320" w:hanging="480"/>
+      </w:pPr>
+      <w:rPr>
+        <w:rFonts w:ascii="Wingdings" w:hAnsi="Wingdings" w:hint="default"/>
+      </w:rPr>
+    </w:lvl>
+  </w:abstractNum>
+  <w:abstractNum w:abstractNumId="21" w15:restartNumberingAfterBreak="0">
+    <w:nsid w:val="628E3175"/>
+    <w:multiLevelType w:val="hybridMultilevel"/>
+    <w:tmpl w:val="40B2739C"/>
+    <w:lvl w:ilvl="0" w:tplc="CBCAC106">
+      <w:start w:val="1"/>
+      <w:numFmt w:val="bullet"/>
+      <w:lvlText w:val="-"/>
+      <w:lvlJc w:val="left"/>
+      <w:pPr>
+        <w:ind w:left="1200" w:hanging="480"/>
+      </w:pPr>
+      <w:rPr>
+        <w:rFonts w:ascii="Aptos" w:eastAsiaTheme="minorEastAsia" w:hAnsi="Aptos" w:cstheme="minorBidi" w:hint="default"/>
+      </w:rPr>
+    </w:lvl>
+    <w:lvl w:ilvl="1" w:tplc="04090003" w:tentative="1">
+      <w:start w:val="1"/>
+      <w:numFmt w:val="bullet"/>
+      <w:lvlText w:val=""/>
+      <w:lvlJc w:val="left"/>
+      <w:pPr>
+        <w:ind w:left="1680" w:hanging="480"/>
+      </w:pPr>
+      <w:rPr>
+        <w:rFonts w:ascii="Wingdings" w:hAnsi="Wingdings" w:hint="default"/>
+      </w:rPr>
+    </w:lvl>
+    <w:lvl w:ilvl="2" w:tplc="04090005" w:tentative="1">
+      <w:start w:val="1"/>
+      <w:numFmt w:val="bullet"/>
+      <w:lvlText w:val=""/>
+      <w:lvlJc w:val="left"/>
+      <w:pPr>
+        <w:ind w:left="2160" w:hanging="480"/>
+      </w:pPr>
+      <w:rPr>
+        <w:rFonts w:ascii="Wingdings" w:hAnsi="Wingdings" w:hint="default"/>
+      </w:rPr>
+    </w:lvl>
+    <w:lvl w:ilvl="3" w:tplc="04090001" w:tentative="1">
+      <w:start w:val="1"/>
+      <w:numFmt w:val="bullet"/>
+      <w:lvlText w:val=""/>
+      <w:lvlJc w:val="left"/>
+      <w:pPr>
+        <w:ind w:left="2640" w:hanging="480"/>
+      </w:pPr>
+      <w:rPr>
+        <w:rFonts w:ascii="Wingdings" w:hAnsi="Wingdings" w:hint="default"/>
+      </w:rPr>
+    </w:lvl>
+    <w:lvl w:ilvl="4" w:tplc="04090003" w:tentative="1">
+      <w:start w:val="1"/>
+      <w:numFmt w:val="bullet"/>
+      <w:lvlText w:val=""/>
+      <w:lvlJc w:val="left"/>
+      <w:pPr>
+        <w:ind w:left="3120" w:hanging="480"/>
+      </w:pPr>
+      <w:rPr>
+        <w:rFonts w:ascii="Wingdings" w:hAnsi="Wingdings" w:hint="default"/>
+      </w:rPr>
+    </w:lvl>
+    <w:lvl w:ilvl="5" w:tplc="04090005" w:tentative="1">
+      <w:start w:val="1"/>
+      <w:numFmt w:val="bullet"/>
+      <w:lvlText w:val=""/>
+      <w:lvlJc w:val="left"/>
+      <w:pPr>
+        <w:ind w:left="3600" w:hanging="480"/>
+      </w:pPr>
+      <w:rPr>
+        <w:rFonts w:ascii="Wingdings" w:hAnsi="Wingdings" w:hint="default"/>
+      </w:rPr>
+    </w:lvl>
+    <w:lvl w:ilvl="6" w:tplc="04090001" w:tentative="1">
+      <w:start w:val="1"/>
+      <w:numFmt w:val="bullet"/>
+      <w:lvlText w:val=""/>
+      <w:lvlJc w:val="left"/>
+      <w:pPr>
+        <w:ind w:left="4080" w:hanging="480"/>
+      </w:pPr>
+      <w:rPr>
+        <w:rFonts w:ascii="Wingdings" w:hAnsi="Wingdings" w:hint="default"/>
+      </w:rPr>
+    </w:lvl>
+    <w:lvl w:ilvl="7" w:tplc="04090003" w:tentative="1">
+      <w:start w:val="1"/>
+      <w:numFmt w:val="bullet"/>
+      <w:lvlText w:val=""/>
+      <w:lvlJc w:val="left"/>
+      <w:pPr>
+        <w:ind w:left="4560" w:hanging="480"/>
+      </w:pPr>
+      <w:rPr>
+        <w:rFonts w:ascii="Wingdings" w:hAnsi="Wingdings" w:hint="default"/>
+      </w:rPr>
+    </w:lvl>
+    <w:lvl w:ilvl="8" w:tplc="04090005" w:tentative="1">
+      <w:start w:val="1"/>
+      <w:numFmt w:val="bullet"/>
+      <w:lvlText w:val=""/>
+      <w:lvlJc w:val="left"/>
+      <w:pPr>
+        <w:ind w:left="5040" w:hanging="480"/>
+      </w:pPr>
+      <w:rPr>
+        <w:rFonts w:ascii="Wingdings" w:hAnsi="Wingdings" w:hint="default"/>
+      </w:rPr>
+    </w:lvl>
+  </w:abstractNum>
+  <w:abstractNum w:abstractNumId="22" w15:restartNumberingAfterBreak="0">
+    <w:nsid w:val="633815F3"/>
+    <w:multiLevelType w:val="hybridMultilevel"/>
+    <w:tmpl w:val="A3CE9D6C"/>
+    <w:lvl w:ilvl="0" w:tplc="CBCAC106">
+      <w:start w:val="1"/>
+      <w:numFmt w:val="bullet"/>
+      <w:lvlText w:val="-"/>
+      <w:lvlJc w:val="left"/>
+      <w:pPr>
+        <w:ind w:left="480" w:hanging="480"/>
+      </w:pPr>
+      <w:rPr>
+        <w:rFonts w:ascii="Aptos" w:eastAsiaTheme="minorEastAsia" w:hAnsi="Aptos" w:cstheme="minorBidi" w:hint="default"/>
+      </w:rPr>
+    </w:lvl>
+    <w:lvl w:ilvl="1" w:tplc="04090003" w:tentative="1">
+      <w:start w:val="1"/>
+      <w:numFmt w:val="bullet"/>
+      <w:lvlText w:val=""/>
+      <w:lvlJc w:val="left"/>
+      <w:pPr>
+        <w:ind w:left="960" w:hanging="480"/>
+      </w:pPr>
+      <w:rPr>
+        <w:rFonts w:ascii="Wingdings" w:hAnsi="Wingdings" w:hint="default"/>
+      </w:rPr>
+    </w:lvl>
+    <w:lvl w:ilvl="2" w:tplc="04090005">
+      <w:start w:val="1"/>
+      <w:numFmt w:val="bullet"/>
+      <w:lvlText w:val=""/>
+      <w:lvlJc w:val="left"/>
+      <w:pPr>
+        <w:ind w:left="1440" w:hanging="480"/>
+      </w:pPr>
+      <w:rPr>
+        <w:rFonts w:ascii="Wingdings" w:hAnsi="Wingdings" w:hint="default"/>
+      </w:rPr>
+    </w:lvl>
+    <w:lvl w:ilvl="3" w:tplc="04090001" w:tentative="1">
+      <w:start w:val="1"/>
+      <w:numFmt w:val="bullet"/>
+      <w:lvlText w:val=""/>
+      <w:lvlJc w:val="left"/>
+      <w:pPr>
+        <w:ind w:left="1920" w:hanging="480"/>
+      </w:pPr>
+      <w:rPr>
+        <w:rFonts w:ascii="Wingdings" w:hAnsi="Wingdings" w:hint="default"/>
+      </w:rPr>
+    </w:lvl>
+    <w:lvl w:ilvl="4" w:tplc="04090003" w:tentative="1">
+      <w:start w:val="1"/>
+      <w:numFmt w:val="bullet"/>
+      <w:lvlText w:val=""/>
+      <w:lvlJc w:val="left"/>
+      <w:pPr>
+        <w:ind w:left="2400" w:hanging="480"/>
+      </w:pPr>
+      <w:rPr>
+        <w:rFonts w:ascii="Wingdings" w:hAnsi="Wingdings" w:hint="default"/>
+      </w:rPr>
+    </w:lvl>
+    <w:lvl w:ilvl="5" w:tplc="04090005" w:tentative="1">
+      <w:start w:val="1"/>
+      <w:numFmt w:val="bullet"/>
+      <w:lvlText w:val=""/>
+      <w:lvlJc w:val="left"/>
+      <w:pPr>
+        <w:ind w:left="2880" w:hanging="480"/>
+      </w:pPr>
+      <w:rPr>
+        <w:rFonts w:ascii="Wingdings" w:hAnsi="Wingdings" w:hint="default"/>
+      </w:rPr>
+    </w:lvl>
+    <w:lvl w:ilvl="6" w:tplc="04090001" w:tentative="1">
+      <w:start w:val="1"/>
+      <w:numFmt w:val="bullet"/>
+      <w:lvlText w:val=""/>
+      <w:lvlJc w:val="left"/>
+      <w:pPr>
+        <w:ind w:left="3360" w:hanging="480"/>
+      </w:pPr>
+      <w:rPr>
+        <w:rFonts w:ascii="Wingdings" w:hAnsi="Wingdings" w:hint="default"/>
+      </w:rPr>
+    </w:lvl>
+    <w:lvl w:ilvl="7" w:tplc="04090003" w:tentative="1">
+      <w:start w:val="1"/>
+      <w:numFmt w:val="bullet"/>
+      <w:lvlText w:val=""/>
+      <w:lvlJc w:val="left"/>
+      <w:pPr>
+        <w:ind w:left="3840" w:hanging="480"/>
+      </w:pPr>
+      <w:rPr>
+        <w:rFonts w:ascii="Wingdings" w:hAnsi="Wingdings" w:hint="default"/>
+      </w:rPr>
+    </w:lvl>
+    <w:lvl w:ilvl="8" w:tplc="04090005" w:tentative="1">
+      <w:start w:val="1"/>
+      <w:numFmt w:val="bullet"/>
+      <w:lvlText w:val=""/>
+      <w:lvlJc w:val="left"/>
+      <w:pPr>
+        <w:ind w:left="4320" w:hanging="480"/>
+      </w:pPr>
+      <w:rPr>
+        <w:rFonts w:ascii="Wingdings" w:hAnsi="Wingdings" w:hint="default"/>
+      </w:rPr>
+    </w:lvl>
+  </w:abstractNum>
+  <w:abstractNum w:abstractNumId="23" w15:restartNumberingAfterBreak="0">
+    <w:nsid w:val="66C73E77"/>
+    <w:multiLevelType w:val="hybridMultilevel"/>
+    <w:tmpl w:val="27B4B12A"/>
+    <w:lvl w:ilvl="0" w:tplc="CBCAC106">
+      <w:start w:val="1"/>
+      <w:numFmt w:val="bullet"/>
+      <w:lvlText w:val="-"/>
+      <w:lvlJc w:val="left"/>
+      <w:pPr>
+        <w:ind w:left="480" w:hanging="480"/>
+      </w:pPr>
+      <w:rPr>
+        <w:rFonts w:ascii="Aptos" w:eastAsiaTheme="minorEastAsia" w:hAnsi="Aptos" w:cstheme="minorBidi" w:hint="default"/>
+      </w:rPr>
+    </w:lvl>
+    <w:lvl w:ilvl="1" w:tplc="04090003" w:tentative="1">
+      <w:start w:val="1"/>
+      <w:numFmt w:val="bullet"/>
+      <w:lvlText w:val=""/>
+      <w:lvlJc w:val="left"/>
+      <w:pPr>
+        <w:ind w:left="960" w:hanging="480"/>
+      </w:pPr>
+      <w:rPr>
+        <w:rFonts w:ascii="Wingdings" w:hAnsi="Wingdings" w:hint="default"/>
+      </w:rPr>
+    </w:lvl>
+    <w:lvl w:ilvl="2" w:tplc="04090005" w:tentative="1">
+      <w:start w:val="1"/>
+      <w:numFmt w:val="bullet"/>
+      <w:lvlText w:val=""/>
+      <w:lvlJc w:val="left"/>
+      <w:pPr>
+        <w:ind w:left="1440" w:hanging="480"/>
+      </w:pPr>
+      <w:rPr>
+        <w:rFonts w:ascii="Wingdings" w:hAnsi="Wingdings" w:hint="default"/>
+      </w:rPr>
+    </w:lvl>
+    <w:lvl w:ilvl="3" w:tplc="04090001" w:tentative="1">
+      <w:start w:val="1"/>
+      <w:numFmt w:val="bullet"/>
+      <w:lvlText w:val=""/>
+      <w:lvlJc w:val="left"/>
+      <w:pPr>
+        <w:ind w:left="1920" w:hanging="480"/>
+      </w:pPr>
+      <w:rPr>
+        <w:rFonts w:ascii="Wingdings" w:hAnsi="Wingdings" w:hint="default"/>
+      </w:rPr>
+    </w:lvl>
+    <w:lvl w:ilvl="4" w:tplc="04090003" w:tentative="1">
+      <w:start w:val="1"/>
+      <w:numFmt w:val="bullet"/>
+      <w:lvlText w:val=""/>
+      <w:lvlJc w:val="left"/>
+      <w:pPr>
+        <w:ind w:left="2400" w:hanging="480"/>
+      </w:pPr>
+      <w:rPr>
+        <w:rFonts w:ascii="Wingdings" w:hAnsi="Wingdings" w:hint="default"/>
+      </w:rPr>
+    </w:lvl>
+    <w:lvl w:ilvl="5" w:tplc="04090005" w:tentative="1">
+      <w:start w:val="1"/>
+      <w:numFmt w:val="bullet"/>
+      <w:lvlText w:val=""/>
+      <w:lvlJc w:val="left"/>
+      <w:pPr>
+        <w:ind w:left="2880" w:hanging="480"/>
+      </w:pPr>
+      <w:rPr>
+        <w:rFonts w:ascii="Wingdings" w:hAnsi="Wingdings" w:hint="default"/>
+      </w:rPr>
+    </w:lvl>
+    <w:lvl w:ilvl="6" w:tplc="04090001" w:tentative="1">
+      <w:start w:val="1"/>
+      <w:numFmt w:val="bullet"/>
+      <w:lvlText w:val=""/>
+      <w:lvlJc w:val="left"/>
+      <w:pPr>
+        <w:ind w:left="3360" w:hanging="480"/>
+      </w:pPr>
+      <w:rPr>
+        <w:rFonts w:ascii="Wingdings" w:hAnsi="Wingdings" w:hint="default"/>
+      </w:rPr>
+    </w:lvl>
+    <w:lvl w:ilvl="7" w:tplc="04090003" w:tentative="1">
+      <w:start w:val="1"/>
+      <w:numFmt w:val="bullet"/>
+      <w:lvlText w:val=""/>
+      <w:lvlJc w:val="left"/>
+      <w:pPr>
+        <w:ind w:left="3840" w:hanging="480"/>
+      </w:pPr>
+      <w:rPr>
+        <w:rFonts w:ascii="Wingdings" w:hAnsi="Wingdings" w:hint="default"/>
+      </w:rPr>
+    </w:lvl>
+    <w:lvl w:ilvl="8" w:tplc="04090005" w:tentative="1">
+      <w:start w:val="1"/>
+      <w:numFmt w:val="bullet"/>
+      <w:lvlText w:val=""/>
+      <w:lvlJc w:val="left"/>
+      <w:pPr>
+        <w:ind w:left="4320" w:hanging="480"/>
+      </w:pPr>
+      <w:rPr>
+        <w:rFonts w:ascii="Wingdings" w:hAnsi="Wingdings" w:hint="default"/>
+      </w:rPr>
+    </w:lvl>
+  </w:abstractNum>
+  <w:abstractNum w:abstractNumId="24" w15:restartNumberingAfterBreak="0">
+    <w:nsid w:val="699537C4"/>
+    <w:multiLevelType w:val="hybridMultilevel"/>
+    <w:tmpl w:val="2258DFDC"/>
+    <w:lvl w:ilvl="0" w:tplc="CBCAC106">
+      <w:start w:val="1"/>
+      <w:numFmt w:val="bullet"/>
+      <w:lvlText w:val="-"/>
+      <w:lvlJc w:val="left"/>
+      <w:pPr>
+        <w:ind w:left="480" w:hanging="480"/>
+      </w:pPr>
+      <w:rPr>
+        <w:rFonts w:ascii="Aptos" w:eastAsiaTheme="minorEastAsia" w:hAnsi="Aptos" w:cstheme="minorBidi" w:hint="default"/>
+      </w:rPr>
+    </w:lvl>
+    <w:lvl w:ilvl="1" w:tplc="04090003">
+      <w:start w:val="1"/>
+      <w:numFmt w:val="bullet"/>
+      <w:lvlText w:val=""/>
+      <w:lvlJc w:val="left"/>
+      <w:pPr>
+        <w:ind w:left="960" w:hanging="480"/>
+      </w:pPr>
+      <w:rPr>
+        <w:rFonts w:ascii="Wingdings" w:hAnsi="Wingdings" w:hint="default"/>
+      </w:rPr>
+    </w:lvl>
+    <w:lvl w:ilvl="2" w:tplc="04090005">
+      <w:start w:val="1"/>
+      <w:numFmt w:val="bullet"/>
+      <w:lvlText w:val=""/>
+      <w:lvlJc w:val="left"/>
+      <w:pPr>
+        <w:ind w:left="1440" w:hanging="480"/>
+      </w:pPr>
+      <w:rPr>
+        <w:rFonts w:ascii="Wingdings" w:hAnsi="Wingdings" w:hint="default"/>
+      </w:rPr>
+    </w:lvl>
+    <w:lvl w:ilvl="3" w:tplc="04090001" w:tentative="1">
+      <w:start w:val="1"/>
+      <w:numFmt w:val="bullet"/>
+      <w:lvlText w:val=""/>
+      <w:lvlJc w:val="left"/>
+      <w:pPr>
+        <w:ind w:left="1920" w:hanging="480"/>
+      </w:pPr>
+      <w:rPr>
+        <w:rFonts w:ascii="Wingdings" w:hAnsi="Wingdings" w:hint="default"/>
+      </w:rPr>
+    </w:lvl>
+    <w:lvl w:ilvl="4" w:tplc="04090003" w:tentative="1">
+      <w:start w:val="1"/>
+      <w:numFmt w:val="bullet"/>
+      <w:lvlText w:val=""/>
+      <w:lvlJc w:val="left"/>
+      <w:pPr>
+        <w:ind w:left="2400" w:hanging="480"/>
+      </w:pPr>
+      <w:rPr>
+        <w:rFonts w:ascii="Wingdings" w:hAnsi="Wingdings" w:hint="default"/>
+      </w:rPr>
+    </w:lvl>
+    <w:lvl w:ilvl="5" w:tplc="04090005" w:tentative="1">
+      <w:start w:val="1"/>
+      <w:numFmt w:val="bullet"/>
+      <w:lvlText w:val=""/>
+      <w:lvlJc w:val="left"/>
+      <w:pPr>
+        <w:ind w:left="2880" w:hanging="480"/>
+      </w:pPr>
+      <w:rPr>
+        <w:rFonts w:ascii="Wingdings" w:hAnsi="Wingdings" w:hint="default"/>
+      </w:rPr>
+    </w:lvl>
+    <w:lvl w:ilvl="6" w:tplc="04090001" w:tentative="1">
+      <w:start w:val="1"/>
+      <w:numFmt w:val="bullet"/>
+      <w:lvlText w:val=""/>
+      <w:lvlJc w:val="left"/>
+      <w:pPr>
+        <w:ind w:left="3360" w:hanging="480"/>
+      </w:pPr>
+      <w:rPr>
+        <w:rFonts w:ascii="Wingdings" w:hAnsi="Wingdings" w:hint="default"/>
+      </w:rPr>
+    </w:lvl>
+    <w:lvl w:ilvl="7" w:tplc="04090003" w:tentative="1">
+      <w:start w:val="1"/>
+      <w:numFmt w:val="bullet"/>
+      <w:lvlText w:val=""/>
+      <w:lvlJc w:val="left"/>
+      <w:pPr>
+        <w:ind w:left="3840" w:hanging="480"/>
+      </w:pPr>
+      <w:rPr>
+        <w:rFonts w:ascii="Wingdings" w:hAnsi="Wingdings" w:hint="default"/>
+      </w:rPr>
+    </w:lvl>
+    <w:lvl w:ilvl="8" w:tplc="04090005" w:tentative="1">
+      <w:start w:val="1"/>
+      <w:numFmt w:val="bullet"/>
+      <w:lvlText w:val=""/>
+      <w:lvlJc w:val="left"/>
+      <w:pPr>
+        <w:ind w:left="4320" w:hanging="480"/>
+      </w:pPr>
+      <w:rPr>
+        <w:rFonts w:ascii="Wingdings" w:hAnsi="Wingdings" w:hint="default"/>
+      </w:rPr>
+    </w:lvl>
+  </w:abstractNum>
+  <w:abstractNum w:abstractNumId="25" w15:restartNumberingAfterBreak="0">
+    <w:nsid w:val="73705963"/>
+    <w:multiLevelType w:val="hybridMultilevel"/>
+    <w:tmpl w:val="EE862EF4"/>
+    <w:lvl w:ilvl="0" w:tplc="CBCAC106">
+      <w:start w:val="1"/>
+      <w:numFmt w:val="bullet"/>
+      <w:lvlText w:val="-"/>
+      <w:lvlJc w:val="left"/>
+      <w:pPr>
+        <w:ind w:left="480" w:hanging="480"/>
+      </w:pPr>
+      <w:rPr>
+        <w:rFonts w:ascii="Aptos" w:eastAsiaTheme="minorEastAsia" w:hAnsi="Aptos" w:cstheme="minorBidi" w:hint="default"/>
+      </w:rPr>
+    </w:lvl>
+    <w:lvl w:ilvl="1" w:tplc="04090003" w:tentative="1">
+      <w:start w:val="1"/>
+      <w:numFmt w:val="bullet"/>
+      <w:lvlText w:val=""/>
+      <w:lvlJc w:val="left"/>
+      <w:pPr>
+        <w:ind w:left="960" w:hanging="480"/>
+      </w:pPr>
+      <w:rPr>
+        <w:rFonts w:ascii="Wingdings" w:hAnsi="Wingdings" w:hint="default"/>
+      </w:rPr>
+    </w:lvl>
+    <w:lvl w:ilvl="2" w:tplc="04090005">
+      <w:start w:val="1"/>
+      <w:numFmt w:val="bullet"/>
+      <w:lvlText w:val=""/>
+      <w:lvlJc w:val="left"/>
+      <w:pPr>
+        <w:ind w:left="1440" w:hanging="480"/>
+      </w:pPr>
+      <w:rPr>
+        <w:rFonts w:ascii="Wingdings" w:hAnsi="Wingdings" w:hint="default"/>
+      </w:rPr>
+    </w:lvl>
+    <w:lvl w:ilvl="3" w:tplc="04090001" w:tentative="1">
+      <w:start w:val="1"/>
+      <w:numFmt w:val="bullet"/>
+      <w:lvlText w:val=""/>
+      <w:lvlJc w:val="left"/>
+      <w:pPr>
+        <w:ind w:left="1920" w:hanging="480"/>
+      </w:pPr>
+      <w:rPr>
+        <w:rFonts w:ascii="Wingdings" w:hAnsi="Wingdings" w:hint="default"/>
+      </w:rPr>
+    </w:lvl>
+    <w:lvl w:ilvl="4" w:tplc="04090003" w:tentative="1">
+      <w:start w:val="1"/>
+      <w:numFmt w:val="bullet"/>
+      <w:lvlText w:val=""/>
+      <w:lvlJc w:val="left"/>
+      <w:pPr>
+        <w:ind w:left="2400" w:hanging="480"/>
+      </w:pPr>
+      <w:rPr>
+        <w:rFonts w:ascii="Wingdings" w:hAnsi="Wingdings" w:hint="default"/>
+      </w:rPr>
+    </w:lvl>
+    <w:lvl w:ilvl="5" w:tplc="04090005" w:tentative="1">
+      <w:start w:val="1"/>
+      <w:numFmt w:val="bullet"/>
+      <w:lvlText w:val=""/>
+      <w:lvlJc w:val="left"/>
+      <w:pPr>
+        <w:ind w:left="2880" w:hanging="480"/>
+      </w:pPr>
+      <w:rPr>
+        <w:rFonts w:ascii="Wingdings" w:hAnsi="Wingdings" w:hint="default"/>
+      </w:rPr>
+    </w:lvl>
+    <w:lvl w:ilvl="6" w:tplc="04090001" w:tentative="1">
+      <w:start w:val="1"/>
+      <w:numFmt w:val="bullet"/>
+      <w:lvlText w:val=""/>
+      <w:lvlJc w:val="left"/>
+      <w:pPr>
+        <w:ind w:left="3360" w:hanging="480"/>
+      </w:pPr>
+      <w:rPr>
+        <w:rFonts w:ascii="Wingdings" w:hAnsi="Wingdings" w:hint="default"/>
+      </w:rPr>
+    </w:lvl>
+    <w:lvl w:ilvl="7" w:tplc="04090003" w:tentative="1">
+      <w:start w:val="1"/>
+      <w:numFmt w:val="bullet"/>
+      <w:lvlText w:val=""/>
+      <w:lvlJc w:val="left"/>
+      <w:pPr>
+        <w:ind w:left="3840" w:hanging="480"/>
+      </w:pPr>
+      <w:rPr>
+        <w:rFonts w:ascii="Wingdings" w:hAnsi="Wingdings" w:hint="default"/>
+      </w:rPr>
+    </w:lvl>
+    <w:lvl w:ilvl="8" w:tplc="04090005" w:tentative="1">
+      <w:start w:val="1"/>
+      <w:numFmt w:val="bullet"/>
+      <w:lvlText w:val=""/>
+      <w:lvlJc w:val="left"/>
+      <w:pPr>
+        <w:ind w:left="4320" w:hanging="480"/>
+      </w:pPr>
+      <w:rPr>
+        <w:rFonts w:ascii="Wingdings" w:hAnsi="Wingdings" w:hint="default"/>
+      </w:rPr>
+    </w:lvl>
+  </w:abstractNum>
+  <w:abstractNum w:abstractNumId="26" w15:restartNumberingAfterBreak="0">
+    <w:nsid w:val="783F5FF4"/>
+    <w:multiLevelType w:val="hybridMultilevel"/>
+    <w:tmpl w:val="C0C4B9CE"/>
+    <w:lvl w:ilvl="0" w:tplc="0409000F">
+      <w:start w:val="1"/>
+      <w:numFmt w:val="decimal"/>
+      <w:lvlText w:val="%1."/>
+      <w:lvlJc w:val="left"/>
+      <w:pPr>
+        <w:ind w:left="960" w:hanging="480"/>
+      </w:pPr>
+    </w:lvl>
+    <w:lvl w:ilvl="1" w:tplc="04090019" w:tentative="1">
+      <w:start w:val="1"/>
+      <w:numFmt w:val="ideographTraditional"/>
+      <w:lvlText w:val="%2、"/>
+      <w:lvlJc w:val="left"/>
+      <w:pPr>
+        <w:ind w:left="1440" w:hanging="480"/>
+      </w:pPr>
+    </w:lvl>
+    <w:lvl w:ilvl="2" w:tplc="0409001B" w:tentative="1">
+      <w:start w:val="1"/>
+      <w:numFmt w:val="lowerRoman"/>
+      <w:lvlText w:val="%3."/>
+      <w:lvlJc w:val="right"/>
+      <w:pPr>
+        <w:ind w:left="1920" w:hanging="480"/>
+      </w:pPr>
+    </w:lvl>
+    <w:lvl w:ilvl="3" w:tplc="0409000F" w:tentative="1">
+      <w:start w:val="1"/>
+      <w:numFmt w:val="decimal"/>
+      <w:lvlText w:val="%4."/>
+      <w:lvlJc w:val="left"/>
+      <w:pPr>
+        <w:ind w:left="2400" w:hanging="480"/>
+      </w:pPr>
+    </w:lvl>
+    <w:lvl w:ilvl="4" w:tplc="04090019" w:tentative="1">
+      <w:start w:val="1"/>
+      <w:numFmt w:val="ideographTraditional"/>
+      <w:lvlText w:val="%5、"/>
+      <w:lvlJc w:val="left"/>
+      <w:pPr>
+        <w:ind w:left="2880" w:hanging="480"/>
+      </w:pPr>
+    </w:lvl>
+    <w:lvl w:ilvl="5" w:tplc="0409001B" w:tentative="1">
+      <w:start w:val="1"/>
+      <w:numFmt w:val="lowerRoman"/>
+      <w:lvlText w:val="%6."/>
+      <w:lvlJc w:val="right"/>
+      <w:pPr>
+        <w:ind w:left="3360" w:hanging="480"/>
+      </w:pPr>
+    </w:lvl>
+    <w:lvl w:ilvl="6" w:tplc="0409000F" w:tentative="1">
+      <w:start w:val="1"/>
+      <w:numFmt w:val="decimal"/>
+      <w:lvlText w:val="%7."/>
+      <w:lvlJc w:val="left"/>
+      <w:pPr>
+        <w:ind w:left="3840" w:hanging="480"/>
+      </w:pPr>
+    </w:lvl>
+    <w:lvl w:ilvl="7" w:tplc="04090019" w:tentative="1">
+      <w:start w:val="1"/>
+      <w:numFmt w:val="ideographTraditional"/>
+      <w:lvlText w:val="%8、"/>
+      <w:lvlJc w:val="left"/>
+      <w:pPr>
+        <w:ind w:left="4320" w:hanging="480"/>
+      </w:pPr>
+    </w:lvl>
+    <w:lvl w:ilvl="8" w:tplc="0409001B" w:tentative="1">
+      <w:start w:val="1"/>
+      <w:numFmt w:val="lowerRoman"/>
+      <w:lvlText w:val="%9."/>
+      <w:lvlJc w:val="right"/>
+      <w:pPr>
+        <w:ind w:left="4800" w:hanging="480"/>
+      </w:pPr>
+    </w:lvl>
+  </w:abstractNum>
+  <w:abstractNum w:abstractNumId="27" w15:restartNumberingAfterBreak="0">
+    <w:nsid w:val="797427A3"/>
+    <w:multiLevelType w:val="hybridMultilevel"/>
+    <w:tmpl w:val="CA166500"/>
+    <w:lvl w:ilvl="0" w:tplc="CBCAC106">
+      <w:start w:val="1"/>
+      <w:numFmt w:val="bullet"/>
+      <w:lvlText w:val="-"/>
+      <w:lvlJc w:val="left"/>
+      <w:pPr>
+        <w:ind w:left="480" w:hanging="480"/>
+      </w:pPr>
+      <w:rPr>
+        <w:rFonts w:ascii="Aptos" w:eastAsiaTheme="minorEastAsia" w:hAnsi="Aptos" w:cstheme="minorBidi" w:hint="default"/>
+      </w:rPr>
+    </w:lvl>
+    <w:lvl w:ilvl="1" w:tplc="04090003" w:tentative="1">
+      <w:start w:val="1"/>
+      <w:numFmt w:val="bullet"/>
+      <w:lvlText w:val=""/>
+      <w:lvlJc w:val="left"/>
+      <w:pPr>
+        <w:ind w:left="960" w:hanging="480"/>
+      </w:pPr>
+      <w:rPr>
+        <w:rFonts w:ascii="Wingdings" w:hAnsi="Wingdings" w:hint="default"/>
+      </w:rPr>
+    </w:lvl>
+    <w:lvl w:ilvl="2" w:tplc="04090005" w:tentative="1">
+      <w:start w:val="1"/>
+      <w:numFmt w:val="bullet"/>
+      <w:lvlText w:val=""/>
+      <w:lvlJc w:val="left"/>
+      <w:pPr>
+        <w:ind w:left="1440" w:hanging="480"/>
+      </w:pPr>
+      <w:rPr>
+        <w:rFonts w:ascii="Wingdings" w:hAnsi="Wingdings" w:hint="default"/>
+      </w:rPr>
+    </w:lvl>
+    <w:lvl w:ilvl="3" w:tplc="04090001" w:tentative="1">
+      <w:start w:val="1"/>
+      <w:numFmt w:val="bullet"/>
+      <w:lvlText w:val=""/>
+      <w:lvlJc w:val="left"/>
+      <w:pPr>
+        <w:ind w:left="1920" w:hanging="480"/>
+      </w:pPr>
+      <w:rPr>
+        <w:rFonts w:ascii="Wingdings" w:hAnsi="Wingdings" w:hint="default"/>
+      </w:rPr>
+    </w:lvl>
+    <w:lvl w:ilvl="4" w:tplc="04090003" w:tentative="1">
+      <w:start w:val="1"/>
+      <w:numFmt w:val="bullet"/>
+      <w:lvlText w:val=""/>
+      <w:lvlJc w:val="left"/>
+      <w:pPr>
+        <w:ind w:left="2400" w:hanging="480"/>
+      </w:pPr>
+      <w:rPr>
+        <w:rFonts w:ascii="Wingdings" w:hAnsi="Wingdings" w:hint="default"/>
+      </w:rPr>
+    </w:lvl>
+    <w:lvl w:ilvl="5" w:tplc="04090005" w:tentative="1">
+      <w:start w:val="1"/>
+      <w:numFmt w:val="bullet"/>
+      <w:lvlText w:val=""/>
+      <w:lvlJc w:val="left"/>
+      <w:pPr>
+        <w:ind w:left="2880" w:hanging="480"/>
+      </w:pPr>
+      <w:rPr>
+        <w:rFonts w:ascii="Wingdings" w:hAnsi="Wingdings" w:hint="default"/>
+      </w:rPr>
+    </w:lvl>
+    <w:lvl w:ilvl="6" w:tplc="04090001" w:tentative="1">
+      <w:start w:val="1"/>
+      <w:numFmt w:val="bullet"/>
+      <w:lvlText w:val=""/>
+      <w:lvlJc w:val="left"/>
+      <w:pPr>
+        <w:ind w:left="3360" w:hanging="480"/>
+      </w:pPr>
+      <w:rPr>
+        <w:rFonts w:ascii="Wingdings" w:hAnsi="Wingdings" w:hint="default"/>
+      </w:rPr>
+    </w:lvl>
+    <w:lvl w:ilvl="7" w:tplc="04090003" w:tentative="1">
+      <w:start w:val="1"/>
+      <w:numFmt w:val="bullet"/>
+      <w:lvlText w:val=""/>
+      <w:lvlJc w:val="left"/>
+      <w:pPr>
+        <w:ind w:left="3840" w:hanging="480"/>
+      </w:pPr>
+      <w:rPr>
+        <w:rFonts w:ascii="Wingdings" w:hAnsi="Wingdings" w:hint="default"/>
+      </w:rPr>
+    </w:lvl>
+    <w:lvl w:ilvl="8" w:tplc="04090005" w:tentative="1">
+      <w:start w:val="1"/>
+      <w:numFmt w:val="bullet"/>
+      <w:lvlText w:val=""/>
+      <w:lvlJc w:val="left"/>
+      <w:pPr>
+        <w:ind w:left="4320" w:hanging="480"/>
+      </w:pPr>
+      <w:rPr>
+        <w:rFonts w:ascii="Wingdings" w:hAnsi="Wingdings" w:hint="default"/>
+      </w:rPr>
+    </w:lvl>
+  </w:abstractNum>
+  <w:abstractNum w:abstractNumId="28" w15:restartNumberingAfterBreak="0">
+    <w:nsid w:val="7E432996"/>
+    <w:multiLevelType w:val="hybridMultilevel"/>
+    <w:tmpl w:val="91A4ECBA"/>
+    <w:lvl w:ilvl="0" w:tplc="CBCAC106">
+      <w:start w:val="1"/>
+      <w:numFmt w:val="bullet"/>
+      <w:lvlText w:val="-"/>
+      <w:lvlJc w:val="left"/>
+      <w:pPr>
+        <w:ind w:left="480" w:hanging="480"/>
+      </w:pPr>
+      <w:rPr>
+        <w:rFonts w:ascii="Aptos" w:eastAsiaTheme="minorEastAsia" w:hAnsi="Aptos" w:cstheme="minorBidi" w:hint="default"/>
+      </w:rPr>
+    </w:lvl>
+    <w:lvl w:ilvl="1" w:tplc="04090003">
+      <w:start w:val="1"/>
+      <w:numFmt w:val="bullet"/>
+      <w:lvlText w:val=""/>
+      <w:lvlJc w:val="left"/>
+      <w:pPr>
+        <w:ind w:left="960" w:hanging="480"/>
+      </w:pPr>
+      <w:rPr>
+        <w:rFonts w:ascii="Wingdings" w:hAnsi="Wingdings" w:hint="default"/>
+      </w:rPr>
+    </w:lvl>
+    <w:lvl w:ilvl="2" w:tplc="04090005">
+      <w:start w:val="1"/>
+      <w:numFmt w:val="bullet"/>
+      <w:lvlText w:val=""/>
+      <w:lvlJc w:val="left"/>
+      <w:pPr>
+        <w:ind w:left="1440" w:hanging="480"/>
+      </w:pPr>
+      <w:rPr>
+        <w:rFonts w:ascii="Wingdings" w:hAnsi="Wingdings" w:hint="default"/>
+      </w:rPr>
+    </w:lvl>
+    <w:lvl w:ilvl="3" w:tplc="04090001" w:tentative="1">
+      <w:start w:val="1"/>
+      <w:numFmt w:val="bullet"/>
+      <w:lvlText w:val=""/>
+      <w:lvlJc w:val="left"/>
+      <w:pPr>
+        <w:ind w:left="1920" w:hanging="480"/>
+      </w:pPr>
+      <w:rPr>
+        <w:rFonts w:ascii="Wingdings" w:hAnsi="Wingdings" w:hint="default"/>
+      </w:rPr>
+    </w:lvl>
+    <w:lvl w:ilvl="4" w:tplc="04090003" w:tentative="1">
+      <w:start w:val="1"/>
+      <w:numFmt w:val="bullet"/>
+      <w:lvlText w:val=""/>
+      <w:lvlJc w:val="left"/>
+      <w:pPr>
+        <w:ind w:left="2400" w:hanging="480"/>
+      </w:pPr>
+      <w:rPr>
+        <w:rFonts w:ascii="Wingdings" w:hAnsi="Wingdings" w:hint="default"/>
+      </w:rPr>
+    </w:lvl>
+    <w:lvl w:ilvl="5" w:tplc="04090005" w:tentative="1">
+      <w:start w:val="1"/>
+      <w:numFmt w:val="bullet"/>
+      <w:lvlText w:val=""/>
+      <w:lvlJc w:val="left"/>
+      <w:pPr>
+        <w:ind w:left="2880" w:hanging="480"/>
+      </w:pPr>
+      <w:rPr>
+        <w:rFonts w:ascii="Wingdings" w:hAnsi="Wingdings" w:hint="default"/>
+      </w:rPr>
+    </w:lvl>
+    <w:lvl w:ilvl="6" w:tplc="04090001" w:tentative="1">
+      <w:start w:val="1"/>
+      <w:numFmt w:val="bullet"/>
+      <w:lvlText w:val=""/>
+      <w:lvlJc w:val="left"/>
+      <w:pPr>
+        <w:ind w:left="3360" w:hanging="480"/>
+      </w:pPr>
+      <w:rPr>
+        <w:rFonts w:ascii="Wingdings" w:hAnsi="Wingdings" w:hint="default"/>
+      </w:rPr>
+    </w:lvl>
+    <w:lvl w:ilvl="7" w:tplc="04090003" w:tentative="1">
+      <w:start w:val="1"/>
+      <w:numFmt w:val="bullet"/>
+      <w:lvlText w:val=""/>
+      <w:lvlJc w:val="left"/>
+      <w:pPr>
+        <w:ind w:left="3840" w:hanging="480"/>
+      </w:pPr>
+      <w:rPr>
+        <w:rFonts w:ascii="Wingdings" w:hAnsi="Wingdings" w:hint="default"/>
+      </w:rPr>
+    </w:lvl>
+    <w:lvl w:ilvl="8" w:tplc="04090005" w:tentative="1">
+      <w:start w:val="1"/>
+      <w:numFmt w:val="bullet"/>
+      <w:lvlText w:val=""/>
+      <w:lvlJc w:val="left"/>
+      <w:pPr>
+        <w:ind w:left="4320" w:hanging="480"/>
+      </w:pPr>
+      <w:rPr>
+        <w:rFonts w:ascii="Wingdings" w:hAnsi="Wingdings" w:hint="default"/>
+      </w:rPr>
+    </w:lvl>
+  </w:abstractNum>
+  <w:abstractNum w:abstractNumId="29" w15:restartNumberingAfterBreak="0">
     <w:nsid w:val="7F07158D"/>
     <w:multiLevelType w:val="hybridMultilevel"/>
     <w:tmpl w:val="FDB23D2E"/>
@@ -1118,13 +7420,94 @@
     </w:lvl>
   </w:abstractNum>
   <w:num w:numId="1" w16cid:durableId="1453476449">
+    <w:abstractNumId w:val="14"/>
+  </w:num>
+  <w:num w:numId="2" w16cid:durableId="1230771601">
+    <w:abstractNumId w:val="29"/>
+  </w:num>
+  <w:num w:numId="3" w16cid:durableId="522521366">
+    <w:abstractNumId w:val="4"/>
+  </w:num>
+  <w:num w:numId="4" w16cid:durableId="292711511">
+    <w:abstractNumId w:val="10"/>
+  </w:num>
+  <w:num w:numId="5" w16cid:durableId="38483927">
+    <w:abstractNumId w:val="19"/>
+  </w:num>
+  <w:num w:numId="6" w16cid:durableId="1033387787">
+    <w:abstractNumId w:val="16"/>
+  </w:num>
+  <w:num w:numId="7" w16cid:durableId="213810626">
+    <w:abstractNumId w:val="12"/>
+  </w:num>
+  <w:num w:numId="8" w16cid:durableId="1829129887">
+    <w:abstractNumId w:val="25"/>
+  </w:num>
+  <w:num w:numId="9" w16cid:durableId="1459759079">
+    <w:abstractNumId w:val="9"/>
+  </w:num>
+  <w:num w:numId="10" w16cid:durableId="1342512976">
+    <w:abstractNumId w:val="23"/>
+  </w:num>
+  <w:num w:numId="11" w16cid:durableId="1040783231">
+    <w:abstractNumId w:val="6"/>
+  </w:num>
+  <w:num w:numId="12" w16cid:durableId="1942252154">
+    <w:abstractNumId w:val="3"/>
+  </w:num>
+  <w:num w:numId="13" w16cid:durableId="2112898595">
+    <w:abstractNumId w:val="27"/>
+  </w:num>
+  <w:num w:numId="14" w16cid:durableId="1223325557">
     <w:abstractNumId w:val="1"/>
   </w:num>
-  <w:num w:numId="2" w16cid:durableId="1230771601">
+  <w:num w:numId="15" w16cid:durableId="116680499">
+    <w:abstractNumId w:val="22"/>
+  </w:num>
+  <w:num w:numId="16" w16cid:durableId="1847667783">
+    <w:abstractNumId w:val="24"/>
+  </w:num>
+  <w:num w:numId="17" w16cid:durableId="1554851489">
+    <w:abstractNumId w:val="15"/>
+  </w:num>
+  <w:num w:numId="18" w16cid:durableId="973751060">
+    <w:abstractNumId w:val="13"/>
+  </w:num>
+  <w:num w:numId="19" w16cid:durableId="198513307">
+    <w:abstractNumId w:val="28"/>
+  </w:num>
+  <w:num w:numId="20" w16cid:durableId="2076584622">
+    <w:abstractNumId w:val="5"/>
+  </w:num>
+  <w:num w:numId="21" w16cid:durableId="41253766">
+    <w:abstractNumId w:val="8"/>
+  </w:num>
+  <w:num w:numId="22" w16cid:durableId="1413578329">
+    <w:abstractNumId w:val="17"/>
+  </w:num>
+  <w:num w:numId="23" w16cid:durableId="1413238392">
+    <w:abstractNumId w:val="20"/>
+  </w:num>
+  <w:num w:numId="24" w16cid:durableId="430395396">
+    <w:abstractNumId w:val="11"/>
+  </w:num>
+  <w:num w:numId="25" w16cid:durableId="1093353137">
+    <w:abstractNumId w:val="18"/>
+  </w:num>
+  <w:num w:numId="26" w16cid:durableId="832185992">
+    <w:abstractNumId w:val="26"/>
+  </w:num>
+  <w:num w:numId="27" w16cid:durableId="1853686790">
     <w:abstractNumId w:val="2"/>
   </w:num>
-  <w:num w:numId="3" w16cid:durableId="522521366">
+  <w:num w:numId="28" w16cid:durableId="2143227243">
     <w:abstractNumId w:val="0"/>
+  </w:num>
+  <w:num w:numId="29" w16cid:durableId="58066419">
+    <w:abstractNumId w:val="21"/>
+  </w:num>
+  <w:num w:numId="30" w16cid:durableId="1912814509">
+    <w:abstractNumId w:val="7"/>
   </w:num>
 </w:numbering>
 </file>
@@ -1525,6 +7908,7 @@
   <w:style w:type="paragraph" w:default="1" w:styleId="Normal">
     <w:name w:val="Normal"/>
     <w:qFormat/>
+    <w:rsid w:val="00D36C1B"/>
   </w:style>
   <w:style w:type="paragraph" w:styleId="Heading1">
     <w:name w:val="heading 1"/>
@@ -2040,6 +8424,19 @@
       <w:spacing w:val="5"/>
     </w:rPr>
   </w:style>
+  <w:style w:type="paragraph" w:customStyle="1" w:styleId="p1">
+    <w:name w:val="p1"/>
+    <w:basedOn w:val="Normal"/>
+    <w:rsid w:val="003530D6"/>
+    <w:pPr>
+      <w:spacing w:before="100" w:beforeAutospacing="1" w:after="100" w:afterAutospacing="1"/>
+    </w:pPr>
+    <w:rPr>
+      <w:rFonts w:ascii="Times New Roman" w:eastAsia="Times New Roman" w:hAnsi="Times New Roman" w:cs="Times New Roman"/>
+      <w:kern w:val="0"/>
+      <w14:ligatures w14:val="none"/>
+    </w:rPr>
+  </w:style>
 </w:styles>
 </file>
 
